--- a/Docs/Documentação-Pedro-Cavani.docx
+++ b/Docs/Documentação-Pedro-Cavani.docx
@@ -874,7 +874,21 @@
           <w:rFonts w:ascii="Arial" w:hAnsi="Arial"/>
           <w:sz w:val="24"/>
         </w:rPr>
-        <w:t>1 – Tabela de funcionamento</w:t>
+        <w:t xml:space="preserve">1 </w:t>
+      </w:r>
+      <w:r>
+        <w:rPr>
+          <w:rFonts w:ascii="Arial" w:hAnsi="Arial"/>
+          <w:sz w:val="24"/>
+        </w:rPr>
+        <w:t xml:space="preserve">- </w:t>
+      </w:r>
+      <w:r>
+        <w:rPr>
+          <w:rFonts w:ascii="Arial" w:hAnsi="Arial"/>
+          <w:sz w:val="24"/>
+        </w:rPr>
+        <w:t>Tabela de funcionamento</w:t>
       </w:r>
     </w:p>
     <w:p>
@@ -890,7 +904,21 @@
           <w:rFonts w:ascii="Arial" w:hAnsi="Arial"/>
           <w:sz w:val="24"/>
         </w:rPr>
-        <w:t>2 – Tabela de requisitos funcionais</w:t>
+        <w:t xml:space="preserve">2 </w:t>
+      </w:r>
+      <w:r>
+        <w:rPr>
+          <w:rFonts w:ascii="Arial" w:hAnsi="Arial"/>
+          <w:sz w:val="24"/>
+        </w:rPr>
+        <w:t xml:space="preserve">- </w:t>
+      </w:r>
+      <w:r>
+        <w:rPr>
+          <w:rFonts w:ascii="Arial" w:hAnsi="Arial"/>
+          <w:sz w:val="24"/>
+        </w:rPr>
+        <w:t>Tabela de requisitos funcionais</w:t>
       </w:r>
     </w:p>
     <w:p>
@@ -907,7 +935,21 @@
           <w:sz w:val="24"/>
         </w:rPr>
         <w:lastRenderedPageBreak/>
-        <w:t>3 – Tabela de requisitos não funcionais</w:t>
+        <w:t xml:space="preserve">3 </w:t>
+      </w:r>
+      <w:r>
+        <w:rPr>
+          <w:rFonts w:ascii="Arial" w:hAnsi="Arial"/>
+          <w:sz w:val="24"/>
+        </w:rPr>
+        <w:t>-</w:t>
+      </w:r>
+      <w:r>
+        <w:rPr>
+          <w:rFonts w:ascii="Arial" w:hAnsi="Arial"/>
+          <w:sz w:val="24"/>
+        </w:rPr>
+        <w:t xml:space="preserve"> Tabela de requisitos não funcionais</w:t>
       </w:r>
     </w:p>
     <w:p>
@@ -923,7 +965,21 @@
           <w:rFonts w:ascii="Arial" w:hAnsi="Arial"/>
           <w:sz w:val="24"/>
         </w:rPr>
-        <w:t>4 – Tabela de listas de materiais e equipamentos</w:t>
+        <w:t xml:space="preserve">4 </w:t>
+      </w:r>
+      <w:r>
+        <w:rPr>
+          <w:rFonts w:ascii="Arial" w:hAnsi="Arial"/>
+          <w:sz w:val="24"/>
+        </w:rPr>
+        <w:t xml:space="preserve">- </w:t>
+      </w:r>
+      <w:r>
+        <w:rPr>
+          <w:rFonts w:ascii="Arial" w:hAnsi="Arial"/>
+          <w:sz w:val="24"/>
+        </w:rPr>
+        <w:t>Tabela de listas de materiais e equipamentos</w:t>
       </w:r>
     </w:p>
     <w:p>
@@ -939,7 +995,44 @@
           <w:rFonts w:ascii="Arial" w:hAnsi="Arial"/>
           <w:sz w:val="24"/>
         </w:rPr>
-        <w:t>5 – Tabela de cronograma do projeto</w:t>
+        <w:t xml:space="preserve">5 </w:t>
+      </w:r>
+      <w:r>
+        <w:rPr>
+          <w:rFonts w:ascii="Arial" w:hAnsi="Arial"/>
+          <w:sz w:val="24"/>
+        </w:rPr>
+        <w:t>-</w:t>
+      </w:r>
+      <w:r>
+        <w:rPr>
+          <w:rFonts w:ascii="Arial" w:hAnsi="Arial"/>
+          <w:sz w:val="24"/>
+        </w:rPr>
+        <w:t xml:space="preserve"> Tabela de cronograma do projeto</w:t>
+      </w:r>
+    </w:p>
+    <w:p>
+      <w:pPr>
+        <w:ind w:firstLine="0"/>
+        <w:rPr>
+          <w:rFonts w:ascii="Arial" w:hAnsi="Arial"/>
+          <w:sz w:val="24"/>
+        </w:rPr>
+      </w:pPr>
+      <w:r>
+        <w:rPr>
+          <w:rFonts w:ascii="Arial" w:hAnsi="Arial"/>
+          <w:sz w:val="24"/>
+        </w:rPr>
+        <w:t xml:space="preserve">6 - </w:t>
+      </w:r>
+      <w:r>
+        <w:rPr>
+          <w:rFonts w:ascii="Arial" w:hAnsi="Arial"/>
+          <w:sz w:val="24"/>
+        </w:rPr>
+        <w:t>Responsabilidades</w:t>
       </w:r>
       <w:r>
         <w:rPr>
@@ -947,6 +1040,96 @@
           <w:sz w:val="24"/>
         </w:rPr>
         <w:br/>
+      </w:r>
+      <w:r>
+        <w:rPr>
+          <w:rFonts w:ascii="Arial" w:hAnsi="Arial"/>
+          <w:sz w:val="24"/>
+        </w:rPr>
+        <w:t xml:space="preserve">7 </w:t>
+      </w:r>
+      <w:r>
+        <w:rPr>
+          <w:rFonts w:ascii="Arial" w:hAnsi="Arial"/>
+          <w:sz w:val="24"/>
+        </w:rPr>
+        <w:t>-</w:t>
+      </w:r>
+      <w:r>
+        <w:rPr>
+          <w:rFonts w:ascii="Arial" w:hAnsi="Arial"/>
+          <w:sz w:val="24"/>
+        </w:rPr>
+        <w:t xml:space="preserve"> Vulnerabilidades</w:t>
+      </w:r>
+      <w:r>
+        <w:rPr>
+          <w:rFonts w:ascii="Arial" w:hAnsi="Arial"/>
+          <w:sz w:val="24"/>
+        </w:rPr>
+        <w:t xml:space="preserve"> detectadas</w:t>
+      </w:r>
+    </w:p>
+    <w:p>
+      <w:pPr>
+        <w:ind w:firstLine="0"/>
+        <w:rPr>
+          <w:rFonts w:ascii="Arial" w:hAnsi="Arial"/>
+          <w:sz w:val="24"/>
+        </w:rPr>
+      </w:pPr>
+      <w:r>
+        <w:rPr>
+          <w:rFonts w:ascii="Arial" w:hAnsi="Arial"/>
+          <w:sz w:val="24"/>
+        </w:rPr>
+        <w:t>8 - Componentes do sistema</w:t>
+      </w:r>
+    </w:p>
+    <w:p>
+      <w:pPr>
+        <w:ind w:firstLine="0"/>
+        <w:rPr>
+          <w:rFonts w:ascii="Arial" w:hAnsi="Arial"/>
+          <w:sz w:val="24"/>
+        </w:rPr>
+      </w:pPr>
+      <w:r>
+        <w:rPr>
+          <w:rFonts w:ascii="Arial" w:hAnsi="Arial"/>
+          <w:sz w:val="24"/>
+        </w:rPr>
+        <w:t>9</w:t>
+      </w:r>
+      <w:r>
+        <w:rPr>
+          <w:rFonts w:ascii="Arial" w:hAnsi="Arial"/>
+          <w:sz w:val="24"/>
+        </w:rPr>
+        <w:t xml:space="preserve"> - Diagrama funcional</w:t>
+      </w:r>
+    </w:p>
+    <w:p>
+      <w:pPr>
+        <w:ind w:firstLine="0"/>
+        <w:rPr>
+          <w:rFonts w:ascii="Arial" w:hAnsi="Arial"/>
+          <w:sz w:val="24"/>
+        </w:rPr>
+      </w:pPr>
+      <w:r>
+        <w:rPr>
+          <w:rFonts w:ascii="Arial" w:hAnsi="Arial"/>
+          <w:sz w:val="24"/>
+        </w:rPr>
+        <w:t>10 - Semáforo</w:t>
+      </w:r>
+      <w:r>
+        <w:rPr>
+          <w:rFonts w:ascii="Arial" w:hAnsi="Arial"/>
+          <w:sz w:val="24"/>
+        </w:rPr>
+        <w:t xml:space="preserve"> da via principal</w:t>
       </w:r>
     </w:p>
     <w:p>
@@ -959,83 +1142,20 @@
           <w:sz w:val="24"/>
         </w:rPr>
       </w:pPr>
-    </w:p>
-    <w:p>
-      <w:pPr>
-        <w:ind w:firstLine="0"/>
-        <w:rPr>
-          <w:rFonts w:ascii="Arial" w:hAnsi="Arial"/>
-          <w:b/>
-          <w:bCs/>
-          <w:sz w:val="24"/>
-        </w:rPr>
-      </w:pPr>
-    </w:p>
-    <w:p>
-      <w:pPr>
-        <w:ind w:firstLine="0"/>
-        <w:rPr>
-          <w:rFonts w:ascii="Arial" w:hAnsi="Arial"/>
-          <w:b/>
-          <w:bCs/>
-          <w:sz w:val="24"/>
-        </w:rPr>
-      </w:pPr>
-    </w:p>
-    <w:p>
-      <w:pPr>
-        <w:ind w:firstLine="0"/>
-        <w:rPr>
-          <w:rFonts w:ascii="Arial" w:hAnsi="Arial"/>
-          <w:b/>
-          <w:bCs/>
-          <w:sz w:val="24"/>
-        </w:rPr>
-      </w:pPr>
-    </w:p>
-    <w:p>
-      <w:pPr>
-        <w:ind w:firstLine="0"/>
-        <w:rPr>
-          <w:rFonts w:ascii="Arial" w:hAnsi="Arial"/>
-          <w:b/>
-          <w:bCs/>
-          <w:sz w:val="24"/>
-        </w:rPr>
-      </w:pPr>
-    </w:p>
-    <w:p>
-      <w:pPr>
-        <w:ind w:firstLine="0"/>
-        <w:rPr>
-          <w:rFonts w:ascii="Arial" w:hAnsi="Arial"/>
-          <w:b/>
-          <w:bCs/>
-          <w:sz w:val="24"/>
-        </w:rPr>
-      </w:pPr>
-    </w:p>
-    <w:p>
-      <w:pPr>
-        <w:ind w:firstLine="0"/>
-        <w:rPr>
-          <w:rFonts w:ascii="Arial" w:hAnsi="Arial"/>
-          <w:b/>
-          <w:bCs/>
-          <w:sz w:val="24"/>
-        </w:rPr>
-      </w:pPr>
-    </w:p>
-    <w:p>
-      <w:pPr>
-        <w:ind w:firstLine="0"/>
-        <w:rPr>
-          <w:rFonts w:ascii="Arial" w:hAnsi="Arial"/>
-          <w:b/>
-          <w:bCs/>
-          <w:sz w:val="24"/>
-        </w:rPr>
-      </w:pPr>
+      <w:r>
+        <w:rPr>
+          <w:rFonts w:ascii="Arial" w:hAnsi="Arial"/>
+          <w:sz w:val="24"/>
+        </w:rPr>
+        <w:t xml:space="preserve">11 - </w:t>
+      </w:r>
+      <w:r>
+        <w:rPr>
+          <w:rFonts w:ascii="Arial" w:hAnsi="Arial"/>
+          <w:sz w:val="24"/>
+        </w:rPr>
+        <w:t>Semáforo da via secundária</w:t>
+      </w:r>
     </w:p>
     <w:p>
       <w:pPr>
@@ -1226,7 +1346,6 @@
           <w:docPartUnique/>
         </w:docPartObj>
       </w:sdtPr>
-      <w:sdtEndPr/>
       <w:sdtContent>
         <w:p>
           <w:pPr>
@@ -1235,7 +1354,7 @@
               <w:tab w:val="right" w:leader="dot" w:pos="9061"/>
             </w:tabs>
             <w:rPr>
-              <w:rFonts w:ascii="Arial" w:hAnsi="Arial" w:cstheme="minorBidi"/>
+              <w:rFonts w:cstheme="minorBidi"/>
               <w:noProof/>
               <w:kern w:val="2"/>
               <w:sz w:val="24"/>
@@ -1264,75 +1383,60 @@
             </w:rPr>
             <w:fldChar w:fldCharType="separate"/>
           </w:r>
-          <w:hyperlink w:anchor="_Toc232082555" w:history="1">
+          <w:hyperlink w:anchor="_Toc232088832" w:history="1">
             <w:r>
               <w:rPr>
                 <w:rStyle w:val="Hyperlink"/>
                 <w:rFonts w:ascii="Arial" w:eastAsia="Arial" w:hAnsi="Arial"/>
                 <w:noProof/>
-                <w:sz w:val="24"/>
               </w:rPr>
               <w:t>SPRINT 1 - DOCUMENTAÇÃO TÉCNICA</w:t>
             </w:r>
             <w:r>
               <w:rPr>
-                <w:rFonts w:ascii="Arial" w:hAnsi="Arial"/>
-                <w:noProof/>
-                <w:webHidden/>
-                <w:sz w:val="24"/>
+                <w:noProof/>
+                <w:webHidden/>
               </w:rPr>
               <w:tab/>
             </w:r>
             <w:r>
               <w:rPr>
-                <w:rFonts w:ascii="Arial" w:hAnsi="Arial"/>
-                <w:noProof/>
-                <w:webHidden/>
-                <w:sz w:val="24"/>
+                <w:noProof/>
+                <w:webHidden/>
               </w:rPr>
               <w:fldChar w:fldCharType="begin"/>
             </w:r>
             <w:r>
               <w:rPr>
-                <w:rFonts w:ascii="Arial" w:hAnsi="Arial"/>
-                <w:noProof/>
-                <w:webHidden/>
-                <w:sz w:val="24"/>
-              </w:rPr>
-              <w:instrText xml:space="preserve"> PAGEREF _Toc232082555 \h </w:instrText>
-            </w:r>
-            <w:r>
-              <w:rPr>
-                <w:rFonts w:ascii="Arial" w:hAnsi="Arial"/>
-                <w:noProof/>
-                <w:webHidden/>
-                <w:sz w:val="24"/>
-              </w:rPr>
-            </w:r>
-            <w:r>
-              <w:rPr>
-                <w:rFonts w:ascii="Arial" w:hAnsi="Arial"/>
-                <w:noProof/>
-                <w:webHidden/>
-                <w:sz w:val="24"/>
+                <w:noProof/>
+                <w:webHidden/>
+              </w:rPr>
+              <w:instrText xml:space="preserve"> PAGEREF _Toc232088832 \h </w:instrText>
+            </w:r>
+            <w:r>
+              <w:rPr>
+                <w:noProof/>
+                <w:webHidden/>
+              </w:rPr>
+            </w:r>
+            <w:r>
+              <w:rPr>
+                <w:noProof/>
+                <w:webHidden/>
               </w:rPr>
               <w:fldChar w:fldCharType="separate"/>
             </w:r>
             <w:r>
               <w:rPr>
-                <w:rFonts w:ascii="Arial" w:hAnsi="Arial"/>
-                <w:noProof/>
-                <w:webHidden/>
-                <w:sz w:val="24"/>
+                <w:noProof/>
+                <w:webHidden/>
               </w:rPr>
               <w:t>6</w:t>
             </w:r>
             <w:r>
               <w:rPr>
-                <w:rFonts w:ascii="Arial" w:hAnsi="Arial"/>
-                <w:noProof/>
-                <w:webHidden/>
-                <w:sz w:val="24"/>
+                <w:noProof/>
+                <w:webHidden/>
               </w:rPr>
               <w:fldChar w:fldCharType="end"/>
             </w:r>
@@ -1345,7 +1449,7 @@
               <w:tab w:val="right" w:leader="dot" w:pos="9061"/>
             </w:tabs>
             <w:rPr>
-              <w:rFonts w:ascii="Arial" w:hAnsi="Arial" w:cstheme="minorBidi"/>
+              <w:rFonts w:cstheme="minorBidi"/>
               <w:noProof/>
               <w:kern w:val="2"/>
               <w:sz w:val="24"/>
@@ -1353,75 +1457,60 @@
               <w14:ligatures w14:val="standardContextual"/>
             </w:rPr>
           </w:pPr>
-          <w:hyperlink w:anchor="_Toc232082556" w:history="1">
+          <w:hyperlink w:anchor="_Toc232088833" w:history="1">
             <w:r>
               <w:rPr>
                 <w:rStyle w:val="Hyperlink"/>
                 <w:rFonts w:ascii="Arial" w:hAnsi="Arial" w:cs="Arial"/>
                 <w:noProof/>
-                <w:sz w:val="24"/>
               </w:rPr>
               <w:t>1.CONTEXTUALIZAÇÃO DO PROBLEMA</w:t>
             </w:r>
             <w:r>
               <w:rPr>
-                <w:rFonts w:ascii="Arial" w:hAnsi="Arial"/>
-                <w:noProof/>
-                <w:webHidden/>
-                <w:sz w:val="24"/>
+                <w:noProof/>
+                <w:webHidden/>
               </w:rPr>
               <w:tab/>
             </w:r>
             <w:r>
               <w:rPr>
-                <w:rFonts w:ascii="Arial" w:hAnsi="Arial"/>
-                <w:noProof/>
-                <w:webHidden/>
-                <w:sz w:val="24"/>
+                <w:noProof/>
+                <w:webHidden/>
               </w:rPr>
               <w:fldChar w:fldCharType="begin"/>
             </w:r>
             <w:r>
               <w:rPr>
-                <w:rFonts w:ascii="Arial" w:hAnsi="Arial"/>
-                <w:noProof/>
-                <w:webHidden/>
-                <w:sz w:val="24"/>
-              </w:rPr>
-              <w:instrText xml:space="preserve"> PAGEREF _Toc232082556 \h </w:instrText>
-            </w:r>
-            <w:r>
-              <w:rPr>
-                <w:rFonts w:ascii="Arial" w:hAnsi="Arial"/>
-                <w:noProof/>
-                <w:webHidden/>
-                <w:sz w:val="24"/>
-              </w:rPr>
-            </w:r>
-            <w:r>
-              <w:rPr>
-                <w:rFonts w:ascii="Arial" w:hAnsi="Arial"/>
-                <w:noProof/>
-                <w:webHidden/>
-                <w:sz w:val="24"/>
+                <w:noProof/>
+                <w:webHidden/>
+              </w:rPr>
+              <w:instrText xml:space="preserve"> PAGEREF _Toc232088833 \h </w:instrText>
+            </w:r>
+            <w:r>
+              <w:rPr>
+                <w:noProof/>
+                <w:webHidden/>
+              </w:rPr>
+            </w:r>
+            <w:r>
+              <w:rPr>
+                <w:noProof/>
+                <w:webHidden/>
               </w:rPr>
               <w:fldChar w:fldCharType="separate"/>
             </w:r>
             <w:r>
               <w:rPr>
-                <w:rFonts w:ascii="Arial" w:hAnsi="Arial"/>
-                <w:noProof/>
-                <w:webHidden/>
-                <w:sz w:val="24"/>
+                <w:noProof/>
+                <w:webHidden/>
               </w:rPr>
               <w:t>6</w:t>
             </w:r>
             <w:r>
               <w:rPr>
-                <w:rFonts w:ascii="Arial" w:hAnsi="Arial"/>
-                <w:noProof/>
-                <w:webHidden/>
-                <w:sz w:val="24"/>
+                <w:noProof/>
+                <w:webHidden/>
               </w:rPr>
               <w:fldChar w:fldCharType="end"/>
             </w:r>
@@ -1434,7 +1523,7 @@
               <w:tab w:val="right" w:leader="dot" w:pos="9061"/>
             </w:tabs>
             <w:rPr>
-              <w:rFonts w:ascii="Arial" w:hAnsi="Arial" w:cstheme="minorBidi"/>
+              <w:rFonts w:cstheme="minorBidi"/>
               <w:noProof/>
               <w:kern w:val="2"/>
               <w:sz w:val="24"/>
@@ -1442,75 +1531,60 @@
               <w14:ligatures w14:val="standardContextual"/>
             </w:rPr>
           </w:pPr>
-          <w:hyperlink w:anchor="_Toc232082557" w:history="1">
+          <w:hyperlink w:anchor="_Toc232088834" w:history="1">
             <w:r>
               <w:rPr>
                 <w:rStyle w:val="Hyperlink"/>
                 <w:rFonts w:ascii="Arial" w:hAnsi="Arial"/>
                 <w:noProof/>
-                <w:sz w:val="24"/>
               </w:rPr>
               <w:t>1.1 Objetivo do projeto</w:t>
             </w:r>
             <w:r>
               <w:rPr>
-                <w:rFonts w:ascii="Arial" w:hAnsi="Arial"/>
-                <w:noProof/>
-                <w:webHidden/>
-                <w:sz w:val="24"/>
+                <w:noProof/>
+                <w:webHidden/>
               </w:rPr>
               <w:tab/>
             </w:r>
             <w:r>
               <w:rPr>
-                <w:rFonts w:ascii="Arial" w:hAnsi="Arial"/>
-                <w:noProof/>
-                <w:webHidden/>
-                <w:sz w:val="24"/>
+                <w:noProof/>
+                <w:webHidden/>
               </w:rPr>
               <w:fldChar w:fldCharType="begin"/>
             </w:r>
             <w:r>
               <w:rPr>
-                <w:rFonts w:ascii="Arial" w:hAnsi="Arial"/>
-                <w:noProof/>
-                <w:webHidden/>
-                <w:sz w:val="24"/>
-              </w:rPr>
-              <w:instrText xml:space="preserve"> PAGEREF _Toc232082557 \h </w:instrText>
-            </w:r>
-            <w:r>
-              <w:rPr>
-                <w:rFonts w:ascii="Arial" w:hAnsi="Arial"/>
-                <w:noProof/>
-                <w:webHidden/>
-                <w:sz w:val="24"/>
-              </w:rPr>
-            </w:r>
-            <w:r>
-              <w:rPr>
-                <w:rFonts w:ascii="Arial" w:hAnsi="Arial"/>
-                <w:noProof/>
-                <w:webHidden/>
-                <w:sz w:val="24"/>
+                <w:noProof/>
+                <w:webHidden/>
+              </w:rPr>
+              <w:instrText xml:space="preserve"> PAGEREF _Toc232088834 \h </w:instrText>
+            </w:r>
+            <w:r>
+              <w:rPr>
+                <w:noProof/>
+                <w:webHidden/>
+              </w:rPr>
+            </w:r>
+            <w:r>
+              <w:rPr>
+                <w:noProof/>
+                <w:webHidden/>
               </w:rPr>
               <w:fldChar w:fldCharType="separate"/>
             </w:r>
             <w:r>
               <w:rPr>
-                <w:rFonts w:ascii="Arial" w:hAnsi="Arial"/>
-                <w:noProof/>
-                <w:webHidden/>
-                <w:sz w:val="24"/>
+                <w:noProof/>
+                <w:webHidden/>
               </w:rPr>
               <w:t>6</w:t>
             </w:r>
             <w:r>
               <w:rPr>
-                <w:rFonts w:ascii="Arial" w:hAnsi="Arial"/>
-                <w:noProof/>
-                <w:webHidden/>
-                <w:sz w:val="24"/>
+                <w:noProof/>
+                <w:webHidden/>
               </w:rPr>
               <w:fldChar w:fldCharType="end"/>
             </w:r>
@@ -1523,7 +1597,7 @@
               <w:tab w:val="right" w:leader="dot" w:pos="9061"/>
             </w:tabs>
             <w:rPr>
-              <w:rFonts w:ascii="Arial" w:hAnsi="Arial" w:cstheme="minorBidi"/>
+              <w:rFonts w:cstheme="minorBidi"/>
               <w:noProof/>
               <w:kern w:val="2"/>
               <w:sz w:val="24"/>
@@ -1531,75 +1605,60 @@
               <w14:ligatures w14:val="standardContextual"/>
             </w:rPr>
           </w:pPr>
-          <w:hyperlink w:anchor="_Toc232082558" w:history="1">
+          <w:hyperlink w:anchor="_Toc232088835" w:history="1">
             <w:r>
               <w:rPr>
                 <w:rStyle w:val="Hyperlink"/>
                 <w:rFonts w:ascii="Arial" w:hAnsi="Arial"/>
                 <w:noProof/>
-                <w:sz w:val="24"/>
               </w:rPr>
               <w:t>1.2 Solução proposta</w:t>
             </w:r>
             <w:r>
               <w:rPr>
-                <w:rFonts w:ascii="Arial" w:hAnsi="Arial"/>
-                <w:noProof/>
-                <w:webHidden/>
-                <w:sz w:val="24"/>
+                <w:noProof/>
+                <w:webHidden/>
               </w:rPr>
               <w:tab/>
             </w:r>
             <w:r>
               <w:rPr>
-                <w:rFonts w:ascii="Arial" w:hAnsi="Arial"/>
-                <w:noProof/>
-                <w:webHidden/>
-                <w:sz w:val="24"/>
+                <w:noProof/>
+                <w:webHidden/>
               </w:rPr>
               <w:fldChar w:fldCharType="begin"/>
             </w:r>
             <w:r>
               <w:rPr>
-                <w:rFonts w:ascii="Arial" w:hAnsi="Arial"/>
-                <w:noProof/>
-                <w:webHidden/>
-                <w:sz w:val="24"/>
-              </w:rPr>
-              <w:instrText xml:space="preserve"> PAGEREF _Toc232082558 \h </w:instrText>
-            </w:r>
-            <w:r>
-              <w:rPr>
-                <w:rFonts w:ascii="Arial" w:hAnsi="Arial"/>
-                <w:noProof/>
-                <w:webHidden/>
-                <w:sz w:val="24"/>
-              </w:rPr>
-            </w:r>
-            <w:r>
-              <w:rPr>
-                <w:rFonts w:ascii="Arial" w:hAnsi="Arial"/>
-                <w:noProof/>
-                <w:webHidden/>
-                <w:sz w:val="24"/>
+                <w:noProof/>
+                <w:webHidden/>
+              </w:rPr>
+              <w:instrText xml:space="preserve"> PAGEREF _Toc232088835 \h </w:instrText>
+            </w:r>
+            <w:r>
+              <w:rPr>
+                <w:noProof/>
+                <w:webHidden/>
+              </w:rPr>
+            </w:r>
+            <w:r>
+              <w:rPr>
+                <w:noProof/>
+                <w:webHidden/>
               </w:rPr>
               <w:fldChar w:fldCharType="separate"/>
             </w:r>
             <w:r>
               <w:rPr>
-                <w:rFonts w:ascii="Arial" w:hAnsi="Arial"/>
-                <w:noProof/>
-                <w:webHidden/>
-                <w:sz w:val="24"/>
-              </w:rPr>
-              <w:t>7</w:t>
-            </w:r>
-            <w:r>
-              <w:rPr>
-                <w:rFonts w:ascii="Arial" w:hAnsi="Arial"/>
-                <w:noProof/>
-                <w:webHidden/>
-                <w:sz w:val="24"/>
+                <w:noProof/>
+                <w:webHidden/>
+              </w:rPr>
+              <w:t>6</w:t>
+            </w:r>
+            <w:r>
+              <w:rPr>
+                <w:noProof/>
+                <w:webHidden/>
               </w:rPr>
               <w:fldChar w:fldCharType="end"/>
             </w:r>
@@ -1612,7 +1671,7 @@
               <w:tab w:val="right" w:leader="dot" w:pos="9061"/>
             </w:tabs>
             <w:rPr>
-              <w:rFonts w:ascii="Arial" w:hAnsi="Arial" w:cstheme="minorBidi"/>
+              <w:rFonts w:cstheme="minorBidi"/>
               <w:noProof/>
               <w:kern w:val="2"/>
               <w:sz w:val="24"/>
@@ -1620,75 +1679,60 @@
               <w14:ligatures w14:val="standardContextual"/>
             </w:rPr>
           </w:pPr>
-          <w:hyperlink w:anchor="_Toc232082559" w:history="1">
+          <w:hyperlink w:anchor="_Toc232088836" w:history="1">
             <w:r>
               <w:rPr>
                 <w:rStyle w:val="Hyperlink"/>
                 <w:rFonts w:ascii="Arial" w:hAnsi="Arial"/>
                 <w:noProof/>
-                <w:sz w:val="24"/>
               </w:rPr>
               <w:t>1.3 Funcionamento</w:t>
             </w:r>
             <w:r>
               <w:rPr>
-                <w:rFonts w:ascii="Arial" w:hAnsi="Arial"/>
-                <w:noProof/>
-                <w:webHidden/>
-                <w:sz w:val="24"/>
+                <w:noProof/>
+                <w:webHidden/>
               </w:rPr>
               <w:tab/>
             </w:r>
             <w:r>
               <w:rPr>
-                <w:rFonts w:ascii="Arial" w:hAnsi="Arial"/>
-                <w:noProof/>
-                <w:webHidden/>
-                <w:sz w:val="24"/>
+                <w:noProof/>
+                <w:webHidden/>
               </w:rPr>
               <w:fldChar w:fldCharType="begin"/>
             </w:r>
             <w:r>
               <w:rPr>
-                <w:rFonts w:ascii="Arial" w:hAnsi="Arial"/>
-                <w:noProof/>
-                <w:webHidden/>
-                <w:sz w:val="24"/>
-              </w:rPr>
-              <w:instrText xml:space="preserve"> PAGEREF _Toc232082559 \h </w:instrText>
-            </w:r>
-            <w:r>
-              <w:rPr>
-                <w:rFonts w:ascii="Arial" w:hAnsi="Arial"/>
-                <w:noProof/>
-                <w:webHidden/>
-                <w:sz w:val="24"/>
-              </w:rPr>
-            </w:r>
-            <w:r>
-              <w:rPr>
-                <w:rFonts w:ascii="Arial" w:hAnsi="Arial"/>
-                <w:noProof/>
-                <w:webHidden/>
-                <w:sz w:val="24"/>
+                <w:noProof/>
+                <w:webHidden/>
+              </w:rPr>
+              <w:instrText xml:space="preserve"> PAGEREF _Toc232088836 \h </w:instrText>
+            </w:r>
+            <w:r>
+              <w:rPr>
+                <w:noProof/>
+                <w:webHidden/>
+              </w:rPr>
+            </w:r>
+            <w:r>
+              <w:rPr>
+                <w:noProof/>
+                <w:webHidden/>
               </w:rPr>
               <w:fldChar w:fldCharType="separate"/>
             </w:r>
             <w:r>
               <w:rPr>
-                <w:rFonts w:ascii="Arial" w:hAnsi="Arial"/>
-                <w:noProof/>
-                <w:webHidden/>
-                <w:sz w:val="24"/>
+                <w:noProof/>
+                <w:webHidden/>
               </w:rPr>
               <w:t>7</w:t>
             </w:r>
             <w:r>
               <w:rPr>
-                <w:rFonts w:ascii="Arial" w:hAnsi="Arial"/>
-                <w:noProof/>
-                <w:webHidden/>
-                <w:sz w:val="24"/>
+                <w:noProof/>
+                <w:webHidden/>
               </w:rPr>
               <w:fldChar w:fldCharType="end"/>
             </w:r>
@@ -1701,7 +1745,7 @@
               <w:tab w:val="right" w:leader="dot" w:pos="9061"/>
             </w:tabs>
             <w:rPr>
-              <w:rFonts w:ascii="Arial" w:hAnsi="Arial" w:cstheme="minorBidi"/>
+              <w:rFonts w:cstheme="minorBidi"/>
               <w:noProof/>
               <w:kern w:val="2"/>
               <w:sz w:val="24"/>
@@ -1709,75 +1753,60 @@
               <w14:ligatures w14:val="standardContextual"/>
             </w:rPr>
           </w:pPr>
-          <w:hyperlink w:anchor="_Toc232082560" w:history="1">
+          <w:hyperlink w:anchor="_Toc232088837" w:history="1">
             <w:r>
               <w:rPr>
                 <w:rStyle w:val="Hyperlink"/>
                 <w:rFonts w:ascii="Arial" w:hAnsi="Arial" w:cs="Arial"/>
                 <w:noProof/>
-                <w:sz w:val="24"/>
               </w:rPr>
               <w:t>2.REQUISITOS DO SISTEMA</w:t>
             </w:r>
             <w:r>
               <w:rPr>
-                <w:rFonts w:ascii="Arial" w:hAnsi="Arial"/>
-                <w:noProof/>
-                <w:webHidden/>
-                <w:sz w:val="24"/>
+                <w:noProof/>
+                <w:webHidden/>
               </w:rPr>
               <w:tab/>
             </w:r>
             <w:r>
               <w:rPr>
-                <w:rFonts w:ascii="Arial" w:hAnsi="Arial"/>
-                <w:noProof/>
-                <w:webHidden/>
-                <w:sz w:val="24"/>
+                <w:noProof/>
+                <w:webHidden/>
               </w:rPr>
               <w:fldChar w:fldCharType="begin"/>
             </w:r>
             <w:r>
               <w:rPr>
-                <w:rFonts w:ascii="Arial" w:hAnsi="Arial"/>
-                <w:noProof/>
-                <w:webHidden/>
-                <w:sz w:val="24"/>
-              </w:rPr>
-              <w:instrText xml:space="preserve"> PAGEREF _Toc232082560 \h </w:instrText>
-            </w:r>
-            <w:r>
-              <w:rPr>
-                <w:rFonts w:ascii="Arial" w:hAnsi="Arial"/>
-                <w:noProof/>
-                <w:webHidden/>
-                <w:sz w:val="24"/>
-              </w:rPr>
-            </w:r>
-            <w:r>
-              <w:rPr>
-                <w:rFonts w:ascii="Arial" w:hAnsi="Arial"/>
-                <w:noProof/>
-                <w:webHidden/>
-                <w:sz w:val="24"/>
+                <w:noProof/>
+                <w:webHidden/>
+              </w:rPr>
+              <w:instrText xml:space="preserve"> PAGEREF _Toc232088837 \h </w:instrText>
+            </w:r>
+            <w:r>
+              <w:rPr>
+                <w:noProof/>
+                <w:webHidden/>
+              </w:rPr>
+            </w:r>
+            <w:r>
+              <w:rPr>
+                <w:noProof/>
+                <w:webHidden/>
               </w:rPr>
               <w:fldChar w:fldCharType="separate"/>
             </w:r>
             <w:r>
               <w:rPr>
-                <w:rFonts w:ascii="Arial" w:hAnsi="Arial"/>
-                <w:noProof/>
-                <w:webHidden/>
-                <w:sz w:val="24"/>
-              </w:rPr>
-              <w:t>8</w:t>
-            </w:r>
-            <w:r>
-              <w:rPr>
-                <w:rFonts w:ascii="Arial" w:hAnsi="Arial"/>
-                <w:noProof/>
-                <w:webHidden/>
-                <w:sz w:val="24"/>
+                <w:noProof/>
+                <w:webHidden/>
+              </w:rPr>
+              <w:t>7</w:t>
+            </w:r>
+            <w:r>
+              <w:rPr>
+                <w:noProof/>
+                <w:webHidden/>
               </w:rPr>
               <w:fldChar w:fldCharType="end"/>
             </w:r>
@@ -1790,7 +1819,7 @@
               <w:tab w:val="right" w:leader="dot" w:pos="9061"/>
             </w:tabs>
             <w:rPr>
-              <w:rFonts w:ascii="Arial" w:hAnsi="Arial" w:cstheme="minorBidi"/>
+              <w:rFonts w:cstheme="minorBidi"/>
               <w:noProof/>
               <w:kern w:val="2"/>
               <w:sz w:val="24"/>
@@ -1798,75 +1827,60 @@
               <w14:ligatures w14:val="standardContextual"/>
             </w:rPr>
           </w:pPr>
-          <w:hyperlink w:anchor="_Toc232082561" w:history="1">
+          <w:hyperlink w:anchor="_Toc232088838" w:history="1">
             <w:r>
               <w:rPr>
                 <w:rStyle w:val="Hyperlink"/>
                 <w:rFonts w:ascii="Arial" w:hAnsi="Arial"/>
                 <w:noProof/>
-                <w:sz w:val="24"/>
               </w:rPr>
               <w:t>2.1 Requisitos funcionais</w:t>
             </w:r>
             <w:r>
               <w:rPr>
-                <w:rFonts w:ascii="Arial" w:hAnsi="Arial"/>
-                <w:noProof/>
-                <w:webHidden/>
-                <w:sz w:val="24"/>
+                <w:noProof/>
+                <w:webHidden/>
               </w:rPr>
               <w:tab/>
             </w:r>
             <w:r>
               <w:rPr>
-                <w:rFonts w:ascii="Arial" w:hAnsi="Arial"/>
-                <w:noProof/>
-                <w:webHidden/>
-                <w:sz w:val="24"/>
+                <w:noProof/>
+                <w:webHidden/>
               </w:rPr>
               <w:fldChar w:fldCharType="begin"/>
             </w:r>
             <w:r>
               <w:rPr>
-                <w:rFonts w:ascii="Arial" w:hAnsi="Arial"/>
-                <w:noProof/>
-                <w:webHidden/>
-                <w:sz w:val="24"/>
-              </w:rPr>
-              <w:instrText xml:space="preserve"> PAGEREF _Toc232082561 \h </w:instrText>
-            </w:r>
-            <w:r>
-              <w:rPr>
-                <w:rFonts w:ascii="Arial" w:hAnsi="Arial"/>
-                <w:noProof/>
-                <w:webHidden/>
-                <w:sz w:val="24"/>
-              </w:rPr>
-            </w:r>
-            <w:r>
-              <w:rPr>
-                <w:rFonts w:ascii="Arial" w:hAnsi="Arial"/>
-                <w:noProof/>
-                <w:webHidden/>
-                <w:sz w:val="24"/>
+                <w:noProof/>
+                <w:webHidden/>
+              </w:rPr>
+              <w:instrText xml:space="preserve"> PAGEREF _Toc232088838 \h </w:instrText>
+            </w:r>
+            <w:r>
+              <w:rPr>
+                <w:noProof/>
+                <w:webHidden/>
+              </w:rPr>
+            </w:r>
+            <w:r>
+              <w:rPr>
+                <w:noProof/>
+                <w:webHidden/>
               </w:rPr>
               <w:fldChar w:fldCharType="separate"/>
             </w:r>
             <w:r>
               <w:rPr>
-                <w:rFonts w:ascii="Arial" w:hAnsi="Arial"/>
-                <w:noProof/>
-                <w:webHidden/>
-                <w:sz w:val="24"/>
+                <w:noProof/>
+                <w:webHidden/>
               </w:rPr>
               <w:t>8</w:t>
             </w:r>
             <w:r>
               <w:rPr>
-                <w:rFonts w:ascii="Arial" w:hAnsi="Arial"/>
-                <w:noProof/>
-                <w:webHidden/>
-                <w:sz w:val="24"/>
+                <w:noProof/>
+                <w:webHidden/>
               </w:rPr>
               <w:fldChar w:fldCharType="end"/>
             </w:r>
@@ -1879,7 +1893,7 @@
               <w:tab w:val="right" w:leader="dot" w:pos="9061"/>
             </w:tabs>
             <w:rPr>
-              <w:rFonts w:ascii="Arial" w:hAnsi="Arial" w:cstheme="minorBidi"/>
+              <w:rFonts w:cstheme="minorBidi"/>
               <w:noProof/>
               <w:kern w:val="2"/>
               <w:sz w:val="24"/>
@@ -1887,75 +1901,60 @@
               <w14:ligatures w14:val="standardContextual"/>
             </w:rPr>
           </w:pPr>
-          <w:hyperlink w:anchor="_Toc232082562" w:history="1">
+          <w:hyperlink w:anchor="_Toc232088839" w:history="1">
             <w:r>
               <w:rPr>
                 <w:rStyle w:val="Hyperlink"/>
                 <w:rFonts w:ascii="Arial" w:hAnsi="Arial"/>
                 <w:noProof/>
-                <w:sz w:val="24"/>
               </w:rPr>
               <w:t>2.2 Requisitos não funcionais</w:t>
             </w:r>
             <w:r>
               <w:rPr>
-                <w:rFonts w:ascii="Arial" w:hAnsi="Arial"/>
-                <w:noProof/>
-                <w:webHidden/>
-                <w:sz w:val="24"/>
+                <w:noProof/>
+                <w:webHidden/>
               </w:rPr>
               <w:tab/>
             </w:r>
             <w:r>
               <w:rPr>
-                <w:rFonts w:ascii="Arial" w:hAnsi="Arial"/>
-                <w:noProof/>
-                <w:webHidden/>
-                <w:sz w:val="24"/>
+                <w:noProof/>
+                <w:webHidden/>
               </w:rPr>
               <w:fldChar w:fldCharType="begin"/>
             </w:r>
             <w:r>
               <w:rPr>
-                <w:rFonts w:ascii="Arial" w:hAnsi="Arial"/>
-                <w:noProof/>
-                <w:webHidden/>
-                <w:sz w:val="24"/>
-              </w:rPr>
-              <w:instrText xml:space="preserve"> PAGEREF _Toc232082562 \h </w:instrText>
-            </w:r>
-            <w:r>
-              <w:rPr>
-                <w:rFonts w:ascii="Arial" w:hAnsi="Arial"/>
-                <w:noProof/>
-                <w:webHidden/>
-                <w:sz w:val="24"/>
-              </w:rPr>
-            </w:r>
-            <w:r>
-              <w:rPr>
-                <w:rFonts w:ascii="Arial" w:hAnsi="Arial"/>
-                <w:noProof/>
-                <w:webHidden/>
-                <w:sz w:val="24"/>
+                <w:noProof/>
+                <w:webHidden/>
+              </w:rPr>
+              <w:instrText xml:space="preserve"> PAGEREF _Toc232088839 \h </w:instrText>
+            </w:r>
+            <w:r>
+              <w:rPr>
+                <w:noProof/>
+                <w:webHidden/>
+              </w:rPr>
+            </w:r>
+            <w:r>
+              <w:rPr>
+                <w:noProof/>
+                <w:webHidden/>
               </w:rPr>
               <w:fldChar w:fldCharType="separate"/>
             </w:r>
             <w:r>
               <w:rPr>
-                <w:rFonts w:ascii="Arial" w:hAnsi="Arial"/>
-                <w:noProof/>
-                <w:webHidden/>
-                <w:sz w:val="24"/>
+                <w:noProof/>
+                <w:webHidden/>
               </w:rPr>
               <w:t>8</w:t>
             </w:r>
             <w:r>
               <w:rPr>
-                <w:rFonts w:ascii="Arial" w:hAnsi="Arial"/>
-                <w:noProof/>
-                <w:webHidden/>
-                <w:sz w:val="24"/>
+                <w:noProof/>
+                <w:webHidden/>
               </w:rPr>
               <w:fldChar w:fldCharType="end"/>
             </w:r>
@@ -1968,7 +1967,7 @@
               <w:tab w:val="right" w:leader="dot" w:pos="9061"/>
             </w:tabs>
             <w:rPr>
-              <w:rFonts w:ascii="Arial" w:hAnsi="Arial" w:cstheme="minorBidi"/>
+              <w:rFonts w:cstheme="minorBidi"/>
               <w:noProof/>
               <w:kern w:val="2"/>
               <w:sz w:val="24"/>
@@ -1976,75 +1975,60 @@
               <w14:ligatures w14:val="standardContextual"/>
             </w:rPr>
           </w:pPr>
-          <w:hyperlink w:anchor="_Toc232082563" w:history="1">
+          <w:hyperlink w:anchor="_Toc232088840" w:history="1">
             <w:r>
               <w:rPr>
                 <w:rStyle w:val="Hyperlink"/>
                 <w:rFonts w:ascii="Arial" w:hAnsi="Arial"/>
                 <w:noProof/>
-                <w:sz w:val="24"/>
               </w:rPr>
               <w:t>3.LISTA DE MATERIAIS E EQUIPAMENTOS</w:t>
             </w:r>
             <w:r>
               <w:rPr>
-                <w:rFonts w:ascii="Arial" w:hAnsi="Arial"/>
-                <w:noProof/>
-                <w:webHidden/>
-                <w:sz w:val="24"/>
+                <w:noProof/>
+                <w:webHidden/>
               </w:rPr>
               <w:tab/>
             </w:r>
             <w:r>
               <w:rPr>
-                <w:rFonts w:ascii="Arial" w:hAnsi="Arial"/>
-                <w:noProof/>
-                <w:webHidden/>
-                <w:sz w:val="24"/>
+                <w:noProof/>
+                <w:webHidden/>
               </w:rPr>
               <w:fldChar w:fldCharType="begin"/>
             </w:r>
             <w:r>
               <w:rPr>
-                <w:rFonts w:ascii="Arial" w:hAnsi="Arial"/>
-                <w:noProof/>
-                <w:webHidden/>
-                <w:sz w:val="24"/>
-              </w:rPr>
-              <w:instrText xml:space="preserve"> PAGEREF _Toc232082563 \h </w:instrText>
-            </w:r>
-            <w:r>
-              <w:rPr>
-                <w:rFonts w:ascii="Arial" w:hAnsi="Arial"/>
-                <w:noProof/>
-                <w:webHidden/>
-                <w:sz w:val="24"/>
-              </w:rPr>
-            </w:r>
-            <w:r>
-              <w:rPr>
-                <w:rFonts w:ascii="Arial" w:hAnsi="Arial"/>
-                <w:noProof/>
-                <w:webHidden/>
-                <w:sz w:val="24"/>
+                <w:noProof/>
+                <w:webHidden/>
+              </w:rPr>
+              <w:instrText xml:space="preserve"> PAGEREF _Toc232088840 \h </w:instrText>
+            </w:r>
+            <w:r>
+              <w:rPr>
+                <w:noProof/>
+                <w:webHidden/>
+              </w:rPr>
+            </w:r>
+            <w:r>
+              <w:rPr>
+                <w:noProof/>
+                <w:webHidden/>
               </w:rPr>
               <w:fldChar w:fldCharType="separate"/>
             </w:r>
             <w:r>
               <w:rPr>
-                <w:rFonts w:ascii="Arial" w:hAnsi="Arial"/>
-                <w:noProof/>
-                <w:webHidden/>
-                <w:sz w:val="24"/>
+                <w:noProof/>
+                <w:webHidden/>
               </w:rPr>
               <w:t>9</w:t>
             </w:r>
             <w:r>
               <w:rPr>
-                <w:rFonts w:ascii="Arial" w:hAnsi="Arial"/>
-                <w:noProof/>
-                <w:webHidden/>
-                <w:sz w:val="24"/>
+                <w:noProof/>
+                <w:webHidden/>
               </w:rPr>
               <w:fldChar w:fldCharType="end"/>
             </w:r>
@@ -2057,7 +2041,7 @@
               <w:tab w:val="right" w:leader="dot" w:pos="9061"/>
             </w:tabs>
             <w:rPr>
-              <w:rFonts w:ascii="Arial" w:hAnsi="Arial" w:cstheme="minorBidi"/>
+              <w:rFonts w:cstheme="minorBidi"/>
               <w:noProof/>
               <w:kern w:val="2"/>
               <w:sz w:val="24"/>
@@ -2065,75 +2049,60 @@
               <w14:ligatures w14:val="standardContextual"/>
             </w:rPr>
           </w:pPr>
-          <w:hyperlink w:anchor="_Toc232082564" w:history="1">
+          <w:hyperlink w:anchor="_Toc232088841" w:history="1">
             <w:r>
               <w:rPr>
                 <w:rStyle w:val="Hyperlink"/>
                 <w:rFonts w:ascii="Arial" w:hAnsi="Arial"/>
                 <w:noProof/>
-                <w:sz w:val="24"/>
               </w:rPr>
               <w:t>4.LINGUAGEM DE PROGRAMAÇÃO</w:t>
             </w:r>
             <w:r>
               <w:rPr>
-                <w:rFonts w:ascii="Arial" w:hAnsi="Arial"/>
-                <w:noProof/>
-                <w:webHidden/>
-                <w:sz w:val="24"/>
+                <w:noProof/>
+                <w:webHidden/>
               </w:rPr>
               <w:tab/>
             </w:r>
             <w:r>
               <w:rPr>
-                <w:rFonts w:ascii="Arial" w:hAnsi="Arial"/>
-                <w:noProof/>
-                <w:webHidden/>
-                <w:sz w:val="24"/>
+                <w:noProof/>
+                <w:webHidden/>
               </w:rPr>
               <w:fldChar w:fldCharType="begin"/>
             </w:r>
             <w:r>
               <w:rPr>
-                <w:rFonts w:ascii="Arial" w:hAnsi="Arial"/>
-                <w:noProof/>
-                <w:webHidden/>
-                <w:sz w:val="24"/>
-              </w:rPr>
-              <w:instrText xml:space="preserve"> PAGEREF _Toc232082564 \h </w:instrText>
-            </w:r>
-            <w:r>
-              <w:rPr>
-                <w:rFonts w:ascii="Arial" w:hAnsi="Arial"/>
-                <w:noProof/>
-                <w:webHidden/>
-                <w:sz w:val="24"/>
-              </w:rPr>
-            </w:r>
-            <w:r>
-              <w:rPr>
-                <w:rFonts w:ascii="Arial" w:hAnsi="Arial"/>
-                <w:noProof/>
-                <w:webHidden/>
-                <w:sz w:val="24"/>
+                <w:noProof/>
+                <w:webHidden/>
+              </w:rPr>
+              <w:instrText xml:space="preserve"> PAGEREF _Toc232088841 \h </w:instrText>
+            </w:r>
+            <w:r>
+              <w:rPr>
+                <w:noProof/>
+                <w:webHidden/>
+              </w:rPr>
+            </w:r>
+            <w:r>
+              <w:rPr>
+                <w:noProof/>
+                <w:webHidden/>
               </w:rPr>
               <w:fldChar w:fldCharType="separate"/>
             </w:r>
             <w:r>
               <w:rPr>
-                <w:rFonts w:ascii="Arial" w:hAnsi="Arial"/>
-                <w:noProof/>
-                <w:webHidden/>
-                <w:sz w:val="24"/>
+                <w:noProof/>
+                <w:webHidden/>
               </w:rPr>
               <w:t>9</w:t>
             </w:r>
             <w:r>
               <w:rPr>
-                <w:rFonts w:ascii="Arial" w:hAnsi="Arial"/>
-                <w:noProof/>
-                <w:webHidden/>
-                <w:sz w:val="24"/>
+                <w:noProof/>
+                <w:webHidden/>
               </w:rPr>
               <w:fldChar w:fldCharType="end"/>
             </w:r>
@@ -2146,7 +2115,7 @@
               <w:tab w:val="right" w:leader="dot" w:pos="9061"/>
             </w:tabs>
             <w:rPr>
-              <w:rFonts w:ascii="Arial" w:hAnsi="Arial" w:cstheme="minorBidi"/>
+              <w:rFonts w:cstheme="minorBidi"/>
               <w:noProof/>
               <w:kern w:val="2"/>
               <w:sz w:val="24"/>
@@ -2154,84 +2123,60 @@
               <w14:ligatures w14:val="standardContextual"/>
             </w:rPr>
           </w:pPr>
-          <w:hyperlink w:anchor="_Toc232082565" w:history="1">
+          <w:hyperlink w:anchor="_Toc232088842" w:history="1">
             <w:r>
               <w:rPr>
                 <w:rStyle w:val="Hyperlink"/>
                 <w:rFonts w:ascii="Arial" w:hAnsi="Arial"/>
                 <w:noProof/>
-                <w:sz w:val="24"/>
-              </w:rPr>
-              <w:t>5.</w:t>
-            </w:r>
-            <w:r>
-              <w:rPr>
-                <w:rStyle w:val="Hyperlink"/>
-                <w:rFonts w:ascii="Arial" w:hAnsi="Arial"/>
-                <w:noProof/>
-                <w:sz w:val="24"/>
-              </w:rPr>
-              <w:t>SISTEMA OPERACIONAL</w:t>
-            </w:r>
-            <w:r>
-              <w:rPr>
-                <w:rFonts w:ascii="Arial" w:hAnsi="Arial"/>
-                <w:noProof/>
-                <w:webHidden/>
-                <w:sz w:val="24"/>
+              </w:rPr>
+              <w:t>5.SISTEMA OPERACIONAL</w:t>
+            </w:r>
+            <w:r>
+              <w:rPr>
+                <w:noProof/>
+                <w:webHidden/>
               </w:rPr>
               <w:tab/>
             </w:r>
             <w:r>
               <w:rPr>
-                <w:rFonts w:ascii="Arial" w:hAnsi="Arial"/>
-                <w:noProof/>
-                <w:webHidden/>
-                <w:sz w:val="24"/>
+                <w:noProof/>
+                <w:webHidden/>
               </w:rPr>
               <w:fldChar w:fldCharType="begin"/>
             </w:r>
             <w:r>
               <w:rPr>
-                <w:rFonts w:ascii="Arial" w:hAnsi="Arial"/>
-                <w:noProof/>
-                <w:webHidden/>
-                <w:sz w:val="24"/>
-              </w:rPr>
-              <w:instrText xml:space="preserve"> PAGEREF _Toc232082565 \h </w:instrText>
-            </w:r>
-            <w:r>
-              <w:rPr>
-                <w:rFonts w:ascii="Arial" w:hAnsi="Arial"/>
-                <w:noProof/>
-                <w:webHidden/>
-                <w:sz w:val="24"/>
-              </w:rPr>
-            </w:r>
-            <w:r>
-              <w:rPr>
-                <w:rFonts w:ascii="Arial" w:hAnsi="Arial"/>
-                <w:noProof/>
-                <w:webHidden/>
-                <w:sz w:val="24"/>
+                <w:noProof/>
+                <w:webHidden/>
+              </w:rPr>
+              <w:instrText xml:space="preserve"> PAGEREF _Toc232088842 \h </w:instrText>
+            </w:r>
+            <w:r>
+              <w:rPr>
+                <w:noProof/>
+                <w:webHidden/>
+              </w:rPr>
+            </w:r>
+            <w:r>
+              <w:rPr>
+                <w:noProof/>
+                <w:webHidden/>
               </w:rPr>
               <w:fldChar w:fldCharType="separate"/>
             </w:r>
             <w:r>
               <w:rPr>
-                <w:rFonts w:ascii="Arial" w:hAnsi="Arial"/>
-                <w:noProof/>
-                <w:webHidden/>
-                <w:sz w:val="24"/>
-              </w:rPr>
-              <w:t>10</w:t>
-            </w:r>
-            <w:r>
-              <w:rPr>
-                <w:rFonts w:ascii="Arial" w:hAnsi="Arial"/>
-                <w:noProof/>
-                <w:webHidden/>
-                <w:sz w:val="24"/>
+                <w:noProof/>
+                <w:webHidden/>
+              </w:rPr>
+              <w:t>9</w:t>
+            </w:r>
+            <w:r>
+              <w:rPr>
+                <w:noProof/>
+                <w:webHidden/>
               </w:rPr>
               <w:fldChar w:fldCharType="end"/>
             </w:r>
@@ -2244,7 +2189,7 @@
               <w:tab w:val="right" w:leader="dot" w:pos="9061"/>
             </w:tabs>
             <w:rPr>
-              <w:rFonts w:ascii="Arial" w:hAnsi="Arial" w:cstheme="minorBidi"/>
+              <w:rFonts w:cstheme="minorBidi"/>
               <w:noProof/>
               <w:kern w:val="2"/>
               <w:sz w:val="24"/>
@@ -2252,75 +2197,60 @@
               <w14:ligatures w14:val="standardContextual"/>
             </w:rPr>
           </w:pPr>
-          <w:hyperlink w:anchor="_Toc232082566" w:history="1">
+          <w:hyperlink w:anchor="_Toc232088843" w:history="1">
             <w:r>
               <w:rPr>
                 <w:rStyle w:val="Hyperlink"/>
                 <w:rFonts w:ascii="Arial" w:hAnsi="Arial"/>
                 <w:noProof/>
-                <w:sz w:val="24"/>
               </w:rPr>
               <w:t>6.CRONOGRAMA DO PROJETO</w:t>
             </w:r>
             <w:r>
               <w:rPr>
-                <w:rFonts w:ascii="Arial" w:hAnsi="Arial"/>
-                <w:noProof/>
-                <w:webHidden/>
-                <w:sz w:val="24"/>
+                <w:noProof/>
+                <w:webHidden/>
               </w:rPr>
               <w:tab/>
             </w:r>
             <w:r>
               <w:rPr>
-                <w:rFonts w:ascii="Arial" w:hAnsi="Arial"/>
-                <w:noProof/>
-                <w:webHidden/>
-                <w:sz w:val="24"/>
+                <w:noProof/>
+                <w:webHidden/>
               </w:rPr>
               <w:fldChar w:fldCharType="begin"/>
             </w:r>
             <w:r>
               <w:rPr>
-                <w:rFonts w:ascii="Arial" w:hAnsi="Arial"/>
-                <w:noProof/>
-                <w:webHidden/>
-                <w:sz w:val="24"/>
-              </w:rPr>
-              <w:instrText xml:space="preserve"> PAGEREF _Toc232082566 \h </w:instrText>
-            </w:r>
-            <w:r>
-              <w:rPr>
-                <w:rFonts w:ascii="Arial" w:hAnsi="Arial"/>
-                <w:noProof/>
-                <w:webHidden/>
-                <w:sz w:val="24"/>
-              </w:rPr>
-            </w:r>
-            <w:r>
-              <w:rPr>
-                <w:rFonts w:ascii="Arial" w:hAnsi="Arial"/>
-                <w:noProof/>
-                <w:webHidden/>
-                <w:sz w:val="24"/>
+                <w:noProof/>
+                <w:webHidden/>
+              </w:rPr>
+              <w:instrText xml:space="preserve"> PAGEREF _Toc232088843 \h </w:instrText>
+            </w:r>
+            <w:r>
+              <w:rPr>
+                <w:noProof/>
+                <w:webHidden/>
+              </w:rPr>
+            </w:r>
+            <w:r>
+              <w:rPr>
+                <w:noProof/>
+                <w:webHidden/>
               </w:rPr>
               <w:fldChar w:fldCharType="separate"/>
             </w:r>
             <w:r>
               <w:rPr>
-                <w:rFonts w:ascii="Arial" w:hAnsi="Arial"/>
-                <w:noProof/>
-                <w:webHidden/>
-                <w:sz w:val="24"/>
+                <w:noProof/>
+                <w:webHidden/>
               </w:rPr>
               <w:t>10</w:t>
             </w:r>
             <w:r>
               <w:rPr>
-                <w:rFonts w:ascii="Arial" w:hAnsi="Arial"/>
-                <w:noProof/>
-                <w:webHidden/>
-                <w:sz w:val="24"/>
+                <w:noProof/>
+                <w:webHidden/>
               </w:rPr>
               <w:fldChar w:fldCharType="end"/>
             </w:r>
@@ -2333,7 +2263,7 @@
               <w:tab w:val="right" w:leader="dot" w:pos="9061"/>
             </w:tabs>
             <w:rPr>
-              <w:rFonts w:ascii="Arial" w:hAnsi="Arial" w:cstheme="minorBidi"/>
+              <w:rFonts w:cstheme="minorBidi"/>
               <w:noProof/>
               <w:kern w:val="2"/>
               <w:sz w:val="24"/>
@@ -2341,75 +2271,60 @@
               <w14:ligatures w14:val="standardContextual"/>
             </w:rPr>
           </w:pPr>
-          <w:hyperlink w:anchor="_Toc232082567" w:history="1">
+          <w:hyperlink w:anchor="_Toc232088844" w:history="1">
             <w:r>
               <w:rPr>
                 <w:rStyle w:val="Hyperlink"/>
                 <w:rFonts w:ascii="Arial" w:hAnsi="Arial"/>
                 <w:noProof/>
-                <w:sz w:val="24"/>
               </w:rPr>
               <w:t>7.REPOSITÓRIO GITHUB</w:t>
             </w:r>
             <w:r>
               <w:rPr>
-                <w:rFonts w:ascii="Arial" w:hAnsi="Arial"/>
-                <w:noProof/>
-                <w:webHidden/>
-                <w:sz w:val="24"/>
+                <w:noProof/>
+                <w:webHidden/>
               </w:rPr>
               <w:tab/>
             </w:r>
             <w:r>
               <w:rPr>
-                <w:rFonts w:ascii="Arial" w:hAnsi="Arial"/>
-                <w:noProof/>
-                <w:webHidden/>
-                <w:sz w:val="24"/>
+                <w:noProof/>
+                <w:webHidden/>
               </w:rPr>
               <w:fldChar w:fldCharType="begin"/>
             </w:r>
             <w:r>
               <w:rPr>
-                <w:rFonts w:ascii="Arial" w:hAnsi="Arial"/>
-                <w:noProof/>
-                <w:webHidden/>
-                <w:sz w:val="24"/>
-              </w:rPr>
-              <w:instrText xml:space="preserve"> PAGEREF _Toc232082567 \h </w:instrText>
-            </w:r>
-            <w:r>
-              <w:rPr>
-                <w:rFonts w:ascii="Arial" w:hAnsi="Arial"/>
-                <w:noProof/>
-                <w:webHidden/>
-                <w:sz w:val="24"/>
-              </w:rPr>
-            </w:r>
-            <w:r>
-              <w:rPr>
-                <w:rFonts w:ascii="Arial" w:hAnsi="Arial"/>
-                <w:noProof/>
-                <w:webHidden/>
-                <w:sz w:val="24"/>
+                <w:noProof/>
+                <w:webHidden/>
+              </w:rPr>
+              <w:instrText xml:space="preserve"> PAGEREF _Toc232088844 \h </w:instrText>
+            </w:r>
+            <w:r>
+              <w:rPr>
+                <w:noProof/>
+                <w:webHidden/>
+              </w:rPr>
+            </w:r>
+            <w:r>
+              <w:rPr>
+                <w:noProof/>
+                <w:webHidden/>
               </w:rPr>
               <w:fldChar w:fldCharType="separate"/>
             </w:r>
             <w:r>
               <w:rPr>
-                <w:rFonts w:ascii="Arial" w:hAnsi="Arial"/>
-                <w:noProof/>
-                <w:webHidden/>
-                <w:sz w:val="24"/>
+                <w:noProof/>
+                <w:webHidden/>
               </w:rPr>
               <w:t>10</w:t>
             </w:r>
             <w:r>
               <w:rPr>
-                <w:rFonts w:ascii="Arial" w:hAnsi="Arial"/>
-                <w:noProof/>
-                <w:webHidden/>
-                <w:sz w:val="24"/>
+                <w:noProof/>
+                <w:webHidden/>
               </w:rPr>
               <w:fldChar w:fldCharType="end"/>
             </w:r>
@@ -2422,7 +2337,7 @@
               <w:tab w:val="right" w:leader="dot" w:pos="9061"/>
             </w:tabs>
             <w:rPr>
-              <w:rFonts w:ascii="Arial" w:hAnsi="Arial" w:cstheme="minorBidi"/>
+              <w:rFonts w:cstheme="minorBidi"/>
               <w:noProof/>
               <w:kern w:val="2"/>
               <w:sz w:val="24"/>
@@ -2430,75 +2345,60 @@
               <w14:ligatures w14:val="standardContextual"/>
             </w:rPr>
           </w:pPr>
-          <w:hyperlink w:anchor="_Toc232082568" w:history="1">
+          <w:hyperlink w:anchor="_Toc232088845" w:history="1">
             <w:r>
               <w:rPr>
                 <w:rStyle w:val="Hyperlink"/>
                 <w:rFonts w:ascii="Arial" w:hAnsi="Arial"/>
                 <w:noProof/>
-                <w:sz w:val="24"/>
               </w:rPr>
               <w:t>8.REFERÊNCIAS BIBLIOGRÁFICAS</w:t>
             </w:r>
             <w:r>
               <w:rPr>
-                <w:rFonts w:ascii="Arial" w:hAnsi="Arial"/>
-                <w:noProof/>
-                <w:webHidden/>
-                <w:sz w:val="24"/>
+                <w:noProof/>
+                <w:webHidden/>
               </w:rPr>
               <w:tab/>
             </w:r>
             <w:r>
               <w:rPr>
-                <w:rFonts w:ascii="Arial" w:hAnsi="Arial"/>
-                <w:noProof/>
-                <w:webHidden/>
-                <w:sz w:val="24"/>
+                <w:noProof/>
+                <w:webHidden/>
               </w:rPr>
               <w:fldChar w:fldCharType="begin"/>
             </w:r>
             <w:r>
               <w:rPr>
-                <w:rFonts w:ascii="Arial" w:hAnsi="Arial"/>
-                <w:noProof/>
-                <w:webHidden/>
-                <w:sz w:val="24"/>
-              </w:rPr>
-              <w:instrText xml:space="preserve"> PAGEREF _Toc232082568 \h </w:instrText>
-            </w:r>
-            <w:r>
-              <w:rPr>
-                <w:rFonts w:ascii="Arial" w:hAnsi="Arial"/>
-                <w:noProof/>
-                <w:webHidden/>
-                <w:sz w:val="24"/>
-              </w:rPr>
-            </w:r>
-            <w:r>
-              <w:rPr>
-                <w:rFonts w:ascii="Arial" w:hAnsi="Arial"/>
-                <w:noProof/>
-                <w:webHidden/>
-                <w:sz w:val="24"/>
+                <w:noProof/>
+                <w:webHidden/>
+              </w:rPr>
+              <w:instrText xml:space="preserve"> PAGEREF _Toc232088845 \h </w:instrText>
+            </w:r>
+            <w:r>
+              <w:rPr>
+                <w:noProof/>
+                <w:webHidden/>
+              </w:rPr>
+            </w:r>
+            <w:r>
+              <w:rPr>
+                <w:noProof/>
+                <w:webHidden/>
               </w:rPr>
               <w:fldChar w:fldCharType="separate"/>
             </w:r>
             <w:r>
               <w:rPr>
-                <w:rFonts w:ascii="Arial" w:hAnsi="Arial"/>
-                <w:noProof/>
-                <w:webHidden/>
-                <w:sz w:val="24"/>
+                <w:noProof/>
+                <w:webHidden/>
               </w:rPr>
               <w:t>11</w:t>
             </w:r>
             <w:r>
               <w:rPr>
-                <w:rFonts w:ascii="Arial" w:hAnsi="Arial"/>
-                <w:noProof/>
-                <w:webHidden/>
-                <w:sz w:val="24"/>
+                <w:noProof/>
+                <w:webHidden/>
               </w:rPr>
               <w:fldChar w:fldCharType="end"/>
             </w:r>
@@ -2511,7 +2411,7 @@
               <w:tab w:val="right" w:leader="dot" w:pos="9061"/>
             </w:tabs>
             <w:rPr>
-              <w:rFonts w:ascii="Arial" w:hAnsi="Arial" w:cstheme="minorBidi"/>
+              <w:rFonts w:cstheme="minorBidi"/>
               <w:noProof/>
               <w:kern w:val="2"/>
               <w:sz w:val="24"/>
@@ -2519,75 +2419,60 @@
               <w14:ligatures w14:val="standardContextual"/>
             </w:rPr>
           </w:pPr>
-          <w:hyperlink w:anchor="_Toc232082569" w:history="1">
+          <w:hyperlink w:anchor="_Toc232088846" w:history="1">
             <w:r>
               <w:rPr>
                 <w:rStyle w:val="Hyperlink"/>
                 <w:rFonts w:ascii="Arial" w:hAnsi="Arial"/>
                 <w:noProof/>
-                <w:sz w:val="24"/>
               </w:rPr>
               <w:t>SPRINT 2 - SEGURANÇA DA INFORMAÇÃO</w:t>
             </w:r>
             <w:r>
               <w:rPr>
-                <w:rFonts w:ascii="Arial" w:hAnsi="Arial"/>
-                <w:noProof/>
-                <w:webHidden/>
-                <w:sz w:val="24"/>
+                <w:noProof/>
+                <w:webHidden/>
               </w:rPr>
               <w:tab/>
             </w:r>
             <w:r>
               <w:rPr>
-                <w:rFonts w:ascii="Arial" w:hAnsi="Arial"/>
-                <w:noProof/>
-                <w:webHidden/>
-                <w:sz w:val="24"/>
+                <w:noProof/>
+                <w:webHidden/>
               </w:rPr>
               <w:fldChar w:fldCharType="begin"/>
             </w:r>
             <w:r>
               <w:rPr>
-                <w:rFonts w:ascii="Arial" w:hAnsi="Arial"/>
-                <w:noProof/>
-                <w:webHidden/>
-                <w:sz w:val="24"/>
-              </w:rPr>
-              <w:instrText xml:space="preserve"> PAGEREF _Toc232082569 \h </w:instrText>
-            </w:r>
-            <w:r>
-              <w:rPr>
-                <w:rFonts w:ascii="Arial" w:hAnsi="Arial"/>
-                <w:noProof/>
-                <w:webHidden/>
-                <w:sz w:val="24"/>
-              </w:rPr>
-            </w:r>
-            <w:r>
-              <w:rPr>
-                <w:rFonts w:ascii="Arial" w:hAnsi="Arial"/>
-                <w:noProof/>
-                <w:webHidden/>
-                <w:sz w:val="24"/>
+                <w:noProof/>
+                <w:webHidden/>
+              </w:rPr>
+              <w:instrText xml:space="preserve"> PAGEREF _Toc232088846 \h </w:instrText>
+            </w:r>
+            <w:r>
+              <w:rPr>
+                <w:noProof/>
+                <w:webHidden/>
+              </w:rPr>
+            </w:r>
+            <w:r>
+              <w:rPr>
+                <w:noProof/>
+                <w:webHidden/>
               </w:rPr>
               <w:fldChar w:fldCharType="separate"/>
             </w:r>
             <w:r>
               <w:rPr>
-                <w:rFonts w:ascii="Arial" w:hAnsi="Arial"/>
-                <w:noProof/>
-                <w:webHidden/>
-                <w:sz w:val="24"/>
+                <w:noProof/>
+                <w:webHidden/>
               </w:rPr>
               <w:t>11</w:t>
             </w:r>
             <w:r>
               <w:rPr>
-                <w:rFonts w:ascii="Arial" w:hAnsi="Arial"/>
-                <w:noProof/>
-                <w:webHidden/>
-                <w:sz w:val="24"/>
+                <w:noProof/>
+                <w:webHidden/>
               </w:rPr>
               <w:fldChar w:fldCharType="end"/>
             </w:r>
@@ -2600,7 +2485,7 @@
               <w:tab w:val="right" w:leader="dot" w:pos="9061"/>
             </w:tabs>
             <w:rPr>
-              <w:rFonts w:ascii="Arial" w:hAnsi="Arial" w:cstheme="minorBidi"/>
+              <w:rFonts w:cstheme="minorBidi"/>
               <w:noProof/>
               <w:kern w:val="2"/>
               <w:sz w:val="24"/>
@@ -2608,75 +2493,60 @@
               <w14:ligatures w14:val="standardContextual"/>
             </w:rPr>
           </w:pPr>
-          <w:hyperlink w:anchor="_Toc232082570" w:history="1">
+          <w:hyperlink w:anchor="_Toc232088847" w:history="1">
             <w:r>
               <w:rPr>
                 <w:rStyle w:val="Hyperlink"/>
                 <w:rFonts w:ascii="Arial" w:hAnsi="Arial"/>
                 <w:noProof/>
-                <w:sz w:val="24"/>
               </w:rPr>
               <w:t>5. POLÍTICA DE SEGURANÇA DA INFORMAÇÃO</w:t>
             </w:r>
             <w:r>
               <w:rPr>
-                <w:rFonts w:ascii="Arial" w:hAnsi="Arial"/>
-                <w:noProof/>
-                <w:webHidden/>
-                <w:sz w:val="24"/>
+                <w:noProof/>
+                <w:webHidden/>
               </w:rPr>
               <w:tab/>
             </w:r>
             <w:r>
               <w:rPr>
-                <w:rFonts w:ascii="Arial" w:hAnsi="Arial"/>
-                <w:noProof/>
-                <w:webHidden/>
-                <w:sz w:val="24"/>
+                <w:noProof/>
+                <w:webHidden/>
               </w:rPr>
               <w:fldChar w:fldCharType="begin"/>
             </w:r>
             <w:r>
               <w:rPr>
-                <w:rFonts w:ascii="Arial" w:hAnsi="Arial"/>
-                <w:noProof/>
-                <w:webHidden/>
-                <w:sz w:val="24"/>
-              </w:rPr>
-              <w:instrText xml:space="preserve"> PAGEREF _Toc232082570 \h </w:instrText>
-            </w:r>
-            <w:r>
-              <w:rPr>
-                <w:rFonts w:ascii="Arial" w:hAnsi="Arial"/>
-                <w:noProof/>
-                <w:webHidden/>
-                <w:sz w:val="24"/>
-              </w:rPr>
-            </w:r>
-            <w:r>
-              <w:rPr>
-                <w:rFonts w:ascii="Arial" w:hAnsi="Arial"/>
-                <w:noProof/>
-                <w:webHidden/>
-                <w:sz w:val="24"/>
+                <w:noProof/>
+                <w:webHidden/>
+              </w:rPr>
+              <w:instrText xml:space="preserve"> PAGEREF _Toc232088847 \h </w:instrText>
+            </w:r>
+            <w:r>
+              <w:rPr>
+                <w:noProof/>
+                <w:webHidden/>
+              </w:rPr>
+            </w:r>
+            <w:r>
+              <w:rPr>
+                <w:noProof/>
+                <w:webHidden/>
               </w:rPr>
               <w:fldChar w:fldCharType="separate"/>
             </w:r>
             <w:r>
               <w:rPr>
-                <w:rFonts w:ascii="Arial" w:hAnsi="Arial"/>
-                <w:noProof/>
-                <w:webHidden/>
-                <w:sz w:val="24"/>
-              </w:rPr>
-              <w:t>12</w:t>
-            </w:r>
-            <w:r>
-              <w:rPr>
-                <w:rFonts w:ascii="Arial" w:hAnsi="Arial"/>
-                <w:noProof/>
-                <w:webHidden/>
-                <w:sz w:val="24"/>
+                <w:noProof/>
+                <w:webHidden/>
+              </w:rPr>
+              <w:t>11</w:t>
+            </w:r>
+            <w:r>
+              <w:rPr>
+                <w:noProof/>
+                <w:webHidden/>
               </w:rPr>
               <w:fldChar w:fldCharType="end"/>
             </w:r>
@@ -2689,7 +2559,7 @@
               <w:tab w:val="right" w:leader="dot" w:pos="9061"/>
             </w:tabs>
             <w:rPr>
-              <w:rFonts w:ascii="Arial" w:hAnsi="Arial" w:cstheme="minorBidi"/>
+              <w:rFonts w:cstheme="minorBidi"/>
               <w:noProof/>
               <w:kern w:val="2"/>
               <w:sz w:val="24"/>
@@ -2697,75 +2567,60 @@
               <w14:ligatures w14:val="standardContextual"/>
             </w:rPr>
           </w:pPr>
-          <w:hyperlink w:anchor="_Toc232082571" w:history="1">
+          <w:hyperlink w:anchor="_Toc232088848" w:history="1">
             <w:r>
               <w:rPr>
                 <w:rStyle w:val="Hyperlink"/>
                 <w:rFonts w:ascii="Arial" w:hAnsi="Arial"/>
                 <w:noProof/>
-                <w:sz w:val="24"/>
               </w:rPr>
               <w:t>5.1 Introdução</w:t>
             </w:r>
             <w:r>
               <w:rPr>
-                <w:rFonts w:ascii="Arial" w:hAnsi="Arial"/>
-                <w:noProof/>
-                <w:webHidden/>
-                <w:sz w:val="24"/>
+                <w:noProof/>
+                <w:webHidden/>
               </w:rPr>
               <w:tab/>
             </w:r>
             <w:r>
               <w:rPr>
-                <w:rFonts w:ascii="Arial" w:hAnsi="Arial"/>
-                <w:noProof/>
-                <w:webHidden/>
-                <w:sz w:val="24"/>
+                <w:noProof/>
+                <w:webHidden/>
               </w:rPr>
               <w:fldChar w:fldCharType="begin"/>
             </w:r>
             <w:r>
               <w:rPr>
-                <w:rFonts w:ascii="Arial" w:hAnsi="Arial"/>
-                <w:noProof/>
-                <w:webHidden/>
-                <w:sz w:val="24"/>
-              </w:rPr>
-              <w:instrText xml:space="preserve"> PAGEREF _Toc232082571 \h </w:instrText>
-            </w:r>
-            <w:r>
-              <w:rPr>
-                <w:rFonts w:ascii="Arial" w:hAnsi="Arial"/>
-                <w:noProof/>
-                <w:webHidden/>
-                <w:sz w:val="24"/>
-              </w:rPr>
-            </w:r>
-            <w:r>
-              <w:rPr>
-                <w:rFonts w:ascii="Arial" w:hAnsi="Arial"/>
-                <w:noProof/>
-                <w:webHidden/>
-                <w:sz w:val="24"/>
+                <w:noProof/>
+                <w:webHidden/>
+              </w:rPr>
+              <w:instrText xml:space="preserve"> PAGEREF _Toc232088848 \h </w:instrText>
+            </w:r>
+            <w:r>
+              <w:rPr>
+                <w:noProof/>
+                <w:webHidden/>
+              </w:rPr>
+            </w:r>
+            <w:r>
+              <w:rPr>
+                <w:noProof/>
+                <w:webHidden/>
               </w:rPr>
               <w:fldChar w:fldCharType="separate"/>
             </w:r>
             <w:r>
               <w:rPr>
-                <w:rFonts w:ascii="Arial" w:hAnsi="Arial"/>
-                <w:noProof/>
-                <w:webHidden/>
-                <w:sz w:val="24"/>
-              </w:rPr>
-              <w:t>12</w:t>
-            </w:r>
-            <w:r>
-              <w:rPr>
-                <w:rFonts w:ascii="Arial" w:hAnsi="Arial"/>
-                <w:noProof/>
-                <w:webHidden/>
-                <w:sz w:val="24"/>
+                <w:noProof/>
+                <w:webHidden/>
+              </w:rPr>
+              <w:t>11</w:t>
+            </w:r>
+            <w:r>
+              <w:rPr>
+                <w:noProof/>
+                <w:webHidden/>
               </w:rPr>
               <w:fldChar w:fldCharType="end"/>
             </w:r>
@@ -2778,7 +2633,7 @@
               <w:tab w:val="right" w:leader="dot" w:pos="9061"/>
             </w:tabs>
             <w:rPr>
-              <w:rFonts w:ascii="Arial" w:hAnsi="Arial" w:cstheme="minorBidi"/>
+              <w:rFonts w:cstheme="minorBidi"/>
               <w:noProof/>
               <w:kern w:val="2"/>
               <w:sz w:val="24"/>
@@ -2786,75 +2641,60 @@
               <w14:ligatures w14:val="standardContextual"/>
             </w:rPr>
           </w:pPr>
-          <w:hyperlink w:anchor="_Toc232082572" w:history="1">
+          <w:hyperlink w:anchor="_Toc232088849" w:history="1">
             <w:r>
               <w:rPr>
                 <w:rStyle w:val="Hyperlink"/>
                 <w:rFonts w:ascii="Arial" w:hAnsi="Arial"/>
                 <w:noProof/>
-                <w:sz w:val="24"/>
               </w:rPr>
               <w:t>5.2 Descrição do sistema analisado</w:t>
             </w:r>
             <w:r>
               <w:rPr>
-                <w:rFonts w:ascii="Arial" w:hAnsi="Arial"/>
-                <w:noProof/>
-                <w:webHidden/>
-                <w:sz w:val="24"/>
+                <w:noProof/>
+                <w:webHidden/>
               </w:rPr>
               <w:tab/>
             </w:r>
             <w:r>
               <w:rPr>
-                <w:rFonts w:ascii="Arial" w:hAnsi="Arial"/>
-                <w:noProof/>
-                <w:webHidden/>
-                <w:sz w:val="24"/>
+                <w:noProof/>
+                <w:webHidden/>
               </w:rPr>
               <w:fldChar w:fldCharType="begin"/>
             </w:r>
             <w:r>
               <w:rPr>
-                <w:rFonts w:ascii="Arial" w:hAnsi="Arial"/>
-                <w:noProof/>
-                <w:webHidden/>
-                <w:sz w:val="24"/>
-              </w:rPr>
-              <w:instrText xml:space="preserve"> PAGEREF _Toc232082572 \h </w:instrText>
-            </w:r>
-            <w:r>
-              <w:rPr>
-                <w:rFonts w:ascii="Arial" w:hAnsi="Arial"/>
-                <w:noProof/>
-                <w:webHidden/>
-                <w:sz w:val="24"/>
-              </w:rPr>
-            </w:r>
-            <w:r>
-              <w:rPr>
-                <w:rFonts w:ascii="Arial" w:hAnsi="Arial"/>
-                <w:noProof/>
-                <w:webHidden/>
-                <w:sz w:val="24"/>
+                <w:noProof/>
+                <w:webHidden/>
+              </w:rPr>
+              <w:instrText xml:space="preserve"> PAGEREF _Toc232088849 \h </w:instrText>
+            </w:r>
+            <w:r>
+              <w:rPr>
+                <w:noProof/>
+                <w:webHidden/>
+              </w:rPr>
+            </w:r>
+            <w:r>
+              <w:rPr>
+                <w:noProof/>
+                <w:webHidden/>
               </w:rPr>
               <w:fldChar w:fldCharType="separate"/>
             </w:r>
             <w:r>
               <w:rPr>
-                <w:rFonts w:ascii="Arial" w:hAnsi="Arial"/>
-                <w:noProof/>
-                <w:webHidden/>
-                <w:sz w:val="24"/>
+                <w:noProof/>
+                <w:webHidden/>
               </w:rPr>
               <w:t>12</w:t>
             </w:r>
             <w:r>
               <w:rPr>
-                <w:rFonts w:ascii="Arial" w:hAnsi="Arial"/>
-                <w:noProof/>
-                <w:webHidden/>
-                <w:sz w:val="24"/>
+                <w:noProof/>
+                <w:webHidden/>
               </w:rPr>
               <w:fldChar w:fldCharType="end"/>
             </w:r>
@@ -2867,7 +2707,7 @@
               <w:tab w:val="right" w:leader="dot" w:pos="9061"/>
             </w:tabs>
             <w:rPr>
-              <w:rFonts w:ascii="Arial" w:hAnsi="Arial" w:cstheme="minorBidi"/>
+              <w:rFonts w:cstheme="minorBidi"/>
               <w:noProof/>
               <w:kern w:val="2"/>
               <w:sz w:val="24"/>
@@ -2875,75 +2715,60 @@
               <w14:ligatures w14:val="standardContextual"/>
             </w:rPr>
           </w:pPr>
-          <w:hyperlink w:anchor="_Toc232082573" w:history="1">
+          <w:hyperlink w:anchor="_Toc232088850" w:history="1">
             <w:r>
               <w:rPr>
                 <w:rStyle w:val="Hyperlink"/>
                 <w:rFonts w:ascii="Arial" w:hAnsi="Arial"/>
                 <w:noProof/>
-                <w:sz w:val="24"/>
               </w:rPr>
               <w:t>5.3 Objetivo da política de segurança</w:t>
             </w:r>
             <w:r>
               <w:rPr>
-                <w:rFonts w:ascii="Arial" w:hAnsi="Arial"/>
-                <w:noProof/>
-                <w:webHidden/>
-                <w:sz w:val="24"/>
+                <w:noProof/>
+                <w:webHidden/>
               </w:rPr>
               <w:tab/>
             </w:r>
             <w:r>
               <w:rPr>
-                <w:rFonts w:ascii="Arial" w:hAnsi="Arial"/>
-                <w:noProof/>
-                <w:webHidden/>
-                <w:sz w:val="24"/>
+                <w:noProof/>
+                <w:webHidden/>
               </w:rPr>
               <w:fldChar w:fldCharType="begin"/>
             </w:r>
             <w:r>
               <w:rPr>
-                <w:rFonts w:ascii="Arial" w:hAnsi="Arial"/>
-                <w:noProof/>
-                <w:webHidden/>
-                <w:sz w:val="24"/>
-              </w:rPr>
-              <w:instrText xml:space="preserve"> PAGEREF _Toc232082573 \h </w:instrText>
-            </w:r>
-            <w:r>
-              <w:rPr>
-                <w:rFonts w:ascii="Arial" w:hAnsi="Arial"/>
-                <w:noProof/>
-                <w:webHidden/>
-                <w:sz w:val="24"/>
-              </w:rPr>
-            </w:r>
-            <w:r>
-              <w:rPr>
-                <w:rFonts w:ascii="Arial" w:hAnsi="Arial"/>
-                <w:noProof/>
-                <w:webHidden/>
-                <w:sz w:val="24"/>
+                <w:noProof/>
+                <w:webHidden/>
+              </w:rPr>
+              <w:instrText xml:space="preserve"> PAGEREF _Toc232088850 \h </w:instrText>
+            </w:r>
+            <w:r>
+              <w:rPr>
+                <w:noProof/>
+                <w:webHidden/>
+              </w:rPr>
+            </w:r>
+            <w:r>
+              <w:rPr>
+                <w:noProof/>
+                <w:webHidden/>
               </w:rPr>
               <w:fldChar w:fldCharType="separate"/>
             </w:r>
             <w:r>
               <w:rPr>
-                <w:rFonts w:ascii="Arial" w:hAnsi="Arial"/>
-                <w:noProof/>
-                <w:webHidden/>
-                <w:sz w:val="24"/>
-              </w:rPr>
-              <w:t>13</w:t>
-            </w:r>
-            <w:r>
-              <w:rPr>
-                <w:rFonts w:ascii="Arial" w:hAnsi="Arial"/>
-                <w:noProof/>
-                <w:webHidden/>
-                <w:sz w:val="24"/>
+                <w:noProof/>
+                <w:webHidden/>
+              </w:rPr>
+              <w:t>12</w:t>
+            </w:r>
+            <w:r>
+              <w:rPr>
+                <w:noProof/>
+                <w:webHidden/>
               </w:rPr>
               <w:fldChar w:fldCharType="end"/>
             </w:r>
@@ -2956,7 +2781,7 @@
               <w:tab w:val="right" w:leader="dot" w:pos="9061"/>
             </w:tabs>
             <w:rPr>
-              <w:rFonts w:ascii="Arial" w:hAnsi="Arial" w:cstheme="minorBidi"/>
+              <w:rFonts w:cstheme="minorBidi"/>
               <w:noProof/>
               <w:kern w:val="2"/>
               <w:sz w:val="24"/>
@@ -2964,75 +2789,60 @@
               <w14:ligatures w14:val="standardContextual"/>
             </w:rPr>
           </w:pPr>
-          <w:hyperlink w:anchor="_Toc232082574" w:history="1">
+          <w:hyperlink w:anchor="_Toc232088851" w:history="1">
             <w:r>
               <w:rPr>
                 <w:rStyle w:val="Hyperlink"/>
                 <w:rFonts w:ascii="Arial" w:hAnsi="Arial"/>
                 <w:noProof/>
-                <w:sz w:val="24"/>
               </w:rPr>
               <w:t>5.4 Escopo da política de segurança</w:t>
             </w:r>
             <w:r>
               <w:rPr>
-                <w:rFonts w:ascii="Arial" w:hAnsi="Arial"/>
-                <w:noProof/>
-                <w:webHidden/>
-                <w:sz w:val="24"/>
+                <w:noProof/>
+                <w:webHidden/>
               </w:rPr>
               <w:tab/>
             </w:r>
             <w:r>
               <w:rPr>
-                <w:rFonts w:ascii="Arial" w:hAnsi="Arial"/>
-                <w:noProof/>
-                <w:webHidden/>
-                <w:sz w:val="24"/>
+                <w:noProof/>
+                <w:webHidden/>
               </w:rPr>
               <w:fldChar w:fldCharType="begin"/>
             </w:r>
             <w:r>
               <w:rPr>
-                <w:rFonts w:ascii="Arial" w:hAnsi="Arial"/>
-                <w:noProof/>
-                <w:webHidden/>
-                <w:sz w:val="24"/>
-              </w:rPr>
-              <w:instrText xml:space="preserve"> PAGEREF _Toc232082574 \h </w:instrText>
-            </w:r>
-            <w:r>
-              <w:rPr>
-                <w:rFonts w:ascii="Arial" w:hAnsi="Arial"/>
-                <w:noProof/>
-                <w:webHidden/>
-                <w:sz w:val="24"/>
-              </w:rPr>
-            </w:r>
-            <w:r>
-              <w:rPr>
-                <w:rFonts w:ascii="Arial" w:hAnsi="Arial"/>
-                <w:noProof/>
-                <w:webHidden/>
-                <w:sz w:val="24"/>
+                <w:noProof/>
+                <w:webHidden/>
+              </w:rPr>
+              <w:instrText xml:space="preserve"> PAGEREF _Toc232088851 \h </w:instrText>
+            </w:r>
+            <w:r>
+              <w:rPr>
+                <w:noProof/>
+                <w:webHidden/>
+              </w:rPr>
+            </w:r>
+            <w:r>
+              <w:rPr>
+                <w:noProof/>
+                <w:webHidden/>
               </w:rPr>
               <w:fldChar w:fldCharType="separate"/>
             </w:r>
             <w:r>
               <w:rPr>
-                <w:rFonts w:ascii="Arial" w:hAnsi="Arial"/>
-                <w:noProof/>
-                <w:webHidden/>
-                <w:sz w:val="24"/>
+                <w:noProof/>
+                <w:webHidden/>
               </w:rPr>
               <w:t>13</w:t>
             </w:r>
             <w:r>
               <w:rPr>
-                <w:rFonts w:ascii="Arial" w:hAnsi="Arial"/>
-                <w:noProof/>
-                <w:webHidden/>
-                <w:sz w:val="24"/>
+                <w:noProof/>
+                <w:webHidden/>
               </w:rPr>
               <w:fldChar w:fldCharType="end"/>
             </w:r>
@@ -3045,7 +2855,7 @@
               <w:tab w:val="right" w:leader="dot" w:pos="9061"/>
             </w:tabs>
             <w:rPr>
-              <w:rFonts w:ascii="Arial" w:hAnsi="Arial" w:cstheme="minorBidi"/>
+              <w:rFonts w:cstheme="minorBidi"/>
               <w:noProof/>
               <w:kern w:val="2"/>
               <w:sz w:val="24"/>
@@ -3053,75 +2863,68 @@
               <w14:ligatures w14:val="standardContextual"/>
             </w:rPr>
           </w:pPr>
-          <w:hyperlink w:anchor="_Toc232082575" w:history="1">
+          <w:hyperlink w:anchor="_Toc232088852" w:history="1">
             <w:r>
               <w:rPr>
                 <w:rStyle w:val="Hyperlink"/>
                 <w:rFonts w:ascii="Arial" w:hAnsi="Arial"/>
                 <w:noProof/>
-                <w:sz w:val="24"/>
-              </w:rPr>
-              <w:t>5.5 Responsabilidades</w:t>
-            </w:r>
-            <w:r>
-              <w:rPr>
-                <w:rFonts w:ascii="Arial" w:hAnsi="Arial"/>
-                <w:noProof/>
-                <w:webHidden/>
-                <w:sz w:val="24"/>
+              </w:rPr>
+              <w:t>5.5 Respon</w:t>
+            </w:r>
+            <w:r>
+              <w:rPr>
+                <w:rStyle w:val="Hyperlink"/>
+                <w:rFonts w:ascii="Arial" w:hAnsi="Arial"/>
+                <w:noProof/>
+              </w:rPr>
+              <w:t>sabilidades</w:t>
+            </w:r>
+            <w:r>
+              <w:rPr>
+                <w:noProof/>
+                <w:webHidden/>
               </w:rPr>
               <w:tab/>
             </w:r>
             <w:r>
               <w:rPr>
-                <w:rFonts w:ascii="Arial" w:hAnsi="Arial"/>
-                <w:noProof/>
-                <w:webHidden/>
-                <w:sz w:val="24"/>
+                <w:noProof/>
+                <w:webHidden/>
               </w:rPr>
               <w:fldChar w:fldCharType="begin"/>
             </w:r>
             <w:r>
               <w:rPr>
-                <w:rFonts w:ascii="Arial" w:hAnsi="Arial"/>
-                <w:noProof/>
-                <w:webHidden/>
-                <w:sz w:val="24"/>
-              </w:rPr>
-              <w:instrText xml:space="preserve"> PAGEREF _Toc232082575 \h </w:instrText>
-            </w:r>
-            <w:r>
-              <w:rPr>
-                <w:rFonts w:ascii="Arial" w:hAnsi="Arial"/>
-                <w:noProof/>
-                <w:webHidden/>
-                <w:sz w:val="24"/>
-              </w:rPr>
-            </w:r>
-            <w:r>
-              <w:rPr>
-                <w:rFonts w:ascii="Arial" w:hAnsi="Arial"/>
-                <w:noProof/>
-                <w:webHidden/>
-                <w:sz w:val="24"/>
+                <w:noProof/>
+                <w:webHidden/>
+              </w:rPr>
+              <w:instrText xml:space="preserve"> PAGEREF _Toc232088852 \h </w:instrText>
+            </w:r>
+            <w:r>
+              <w:rPr>
+                <w:noProof/>
+                <w:webHidden/>
+              </w:rPr>
+            </w:r>
+            <w:r>
+              <w:rPr>
+                <w:noProof/>
+                <w:webHidden/>
               </w:rPr>
               <w:fldChar w:fldCharType="separate"/>
             </w:r>
             <w:r>
               <w:rPr>
-                <w:rFonts w:ascii="Arial" w:hAnsi="Arial"/>
-                <w:noProof/>
-                <w:webHidden/>
-                <w:sz w:val="24"/>
+                <w:noProof/>
+                <w:webHidden/>
               </w:rPr>
               <w:t>13</w:t>
             </w:r>
             <w:r>
               <w:rPr>
-                <w:rFonts w:ascii="Arial" w:hAnsi="Arial"/>
-                <w:noProof/>
-                <w:webHidden/>
-                <w:sz w:val="24"/>
+                <w:noProof/>
+                <w:webHidden/>
               </w:rPr>
               <w:fldChar w:fldCharType="end"/>
             </w:r>
@@ -3134,7 +2937,7 @@
               <w:tab w:val="right" w:leader="dot" w:pos="9061"/>
             </w:tabs>
             <w:rPr>
-              <w:rFonts w:ascii="Arial" w:hAnsi="Arial" w:cstheme="minorBidi"/>
+              <w:rFonts w:cstheme="minorBidi"/>
               <w:noProof/>
               <w:kern w:val="2"/>
               <w:sz w:val="24"/>
@@ -3142,75 +2945,60 @@
               <w14:ligatures w14:val="standardContextual"/>
             </w:rPr>
           </w:pPr>
-          <w:hyperlink w:anchor="_Toc232082576" w:history="1">
+          <w:hyperlink w:anchor="_Toc232088853" w:history="1">
             <w:r>
               <w:rPr>
                 <w:rStyle w:val="Hyperlink"/>
                 <w:rFonts w:ascii="Arial" w:hAnsi="Arial"/>
                 <w:noProof/>
-                <w:sz w:val="24"/>
               </w:rPr>
               <w:t>5.6 Regras de acesso</w:t>
             </w:r>
             <w:r>
               <w:rPr>
-                <w:rFonts w:ascii="Arial" w:hAnsi="Arial"/>
-                <w:noProof/>
-                <w:webHidden/>
-                <w:sz w:val="24"/>
+                <w:noProof/>
+                <w:webHidden/>
               </w:rPr>
               <w:tab/>
             </w:r>
             <w:r>
               <w:rPr>
-                <w:rFonts w:ascii="Arial" w:hAnsi="Arial"/>
-                <w:noProof/>
-                <w:webHidden/>
-                <w:sz w:val="24"/>
+                <w:noProof/>
+                <w:webHidden/>
               </w:rPr>
               <w:fldChar w:fldCharType="begin"/>
             </w:r>
             <w:r>
               <w:rPr>
-                <w:rFonts w:ascii="Arial" w:hAnsi="Arial"/>
-                <w:noProof/>
-                <w:webHidden/>
-                <w:sz w:val="24"/>
-              </w:rPr>
-              <w:instrText xml:space="preserve"> PAGEREF _Toc232082576 \h </w:instrText>
-            </w:r>
-            <w:r>
-              <w:rPr>
-                <w:rFonts w:ascii="Arial" w:hAnsi="Arial"/>
-                <w:noProof/>
-                <w:webHidden/>
-                <w:sz w:val="24"/>
-              </w:rPr>
-            </w:r>
-            <w:r>
-              <w:rPr>
-                <w:rFonts w:ascii="Arial" w:hAnsi="Arial"/>
-                <w:noProof/>
-                <w:webHidden/>
-                <w:sz w:val="24"/>
+                <w:noProof/>
+                <w:webHidden/>
+              </w:rPr>
+              <w:instrText xml:space="preserve"> PAGEREF _Toc232088853 \h </w:instrText>
+            </w:r>
+            <w:r>
+              <w:rPr>
+                <w:noProof/>
+                <w:webHidden/>
+              </w:rPr>
+            </w:r>
+            <w:r>
+              <w:rPr>
+                <w:noProof/>
+                <w:webHidden/>
               </w:rPr>
               <w:fldChar w:fldCharType="separate"/>
             </w:r>
             <w:r>
               <w:rPr>
-                <w:rFonts w:ascii="Arial" w:hAnsi="Arial"/>
-                <w:noProof/>
-                <w:webHidden/>
-                <w:sz w:val="24"/>
+                <w:noProof/>
+                <w:webHidden/>
               </w:rPr>
               <w:t>13</w:t>
             </w:r>
             <w:r>
               <w:rPr>
-                <w:rFonts w:ascii="Arial" w:hAnsi="Arial"/>
-                <w:noProof/>
-                <w:webHidden/>
-                <w:sz w:val="24"/>
+                <w:noProof/>
+                <w:webHidden/>
               </w:rPr>
               <w:fldChar w:fldCharType="end"/>
             </w:r>
@@ -3223,7 +3011,7 @@
               <w:tab w:val="right" w:leader="dot" w:pos="9061"/>
             </w:tabs>
             <w:rPr>
-              <w:rFonts w:ascii="Arial" w:hAnsi="Arial" w:cstheme="minorBidi"/>
+              <w:rFonts w:cstheme="minorBidi"/>
               <w:noProof/>
               <w:kern w:val="2"/>
               <w:sz w:val="24"/>
@@ -3231,75 +3019,60 @@
               <w14:ligatures w14:val="standardContextual"/>
             </w:rPr>
           </w:pPr>
-          <w:hyperlink w:anchor="_Toc232082577" w:history="1">
+          <w:hyperlink w:anchor="_Toc232088854" w:history="1">
             <w:r>
               <w:rPr>
                 <w:rStyle w:val="Hyperlink"/>
                 <w:rFonts w:ascii="Arial" w:hAnsi="Arial"/>
                 <w:noProof/>
-                <w:sz w:val="24"/>
               </w:rPr>
               <w:t>5.7 Regras para senhas</w:t>
             </w:r>
             <w:r>
               <w:rPr>
-                <w:rFonts w:ascii="Arial" w:hAnsi="Arial"/>
-                <w:noProof/>
-                <w:webHidden/>
-                <w:sz w:val="24"/>
+                <w:noProof/>
+                <w:webHidden/>
               </w:rPr>
               <w:tab/>
             </w:r>
             <w:r>
               <w:rPr>
-                <w:rFonts w:ascii="Arial" w:hAnsi="Arial"/>
-                <w:noProof/>
-                <w:webHidden/>
-                <w:sz w:val="24"/>
+                <w:noProof/>
+                <w:webHidden/>
               </w:rPr>
               <w:fldChar w:fldCharType="begin"/>
             </w:r>
             <w:r>
               <w:rPr>
-                <w:rFonts w:ascii="Arial" w:hAnsi="Arial"/>
-                <w:noProof/>
-                <w:webHidden/>
-                <w:sz w:val="24"/>
-              </w:rPr>
-              <w:instrText xml:space="preserve"> PAGEREF _Toc232082577 \h </w:instrText>
-            </w:r>
-            <w:r>
-              <w:rPr>
-                <w:rFonts w:ascii="Arial" w:hAnsi="Arial"/>
-                <w:noProof/>
-                <w:webHidden/>
-                <w:sz w:val="24"/>
-              </w:rPr>
-            </w:r>
-            <w:r>
-              <w:rPr>
-                <w:rFonts w:ascii="Arial" w:hAnsi="Arial"/>
-                <w:noProof/>
-                <w:webHidden/>
-                <w:sz w:val="24"/>
+                <w:noProof/>
+                <w:webHidden/>
+              </w:rPr>
+              <w:instrText xml:space="preserve"> PAGEREF _Toc232088854 \h </w:instrText>
+            </w:r>
+            <w:r>
+              <w:rPr>
+                <w:noProof/>
+                <w:webHidden/>
+              </w:rPr>
+            </w:r>
+            <w:r>
+              <w:rPr>
+                <w:noProof/>
+                <w:webHidden/>
               </w:rPr>
               <w:fldChar w:fldCharType="separate"/>
             </w:r>
             <w:r>
               <w:rPr>
-                <w:rFonts w:ascii="Arial" w:hAnsi="Arial"/>
-                <w:noProof/>
-                <w:webHidden/>
-                <w:sz w:val="24"/>
+                <w:noProof/>
+                <w:webHidden/>
               </w:rPr>
               <w:t>14</w:t>
             </w:r>
             <w:r>
               <w:rPr>
-                <w:rFonts w:ascii="Arial" w:hAnsi="Arial"/>
-                <w:noProof/>
-                <w:webHidden/>
-                <w:sz w:val="24"/>
+                <w:noProof/>
+                <w:webHidden/>
               </w:rPr>
               <w:fldChar w:fldCharType="end"/>
             </w:r>
@@ -3312,7 +3085,7 @@
               <w:tab w:val="right" w:leader="dot" w:pos="9061"/>
             </w:tabs>
             <w:rPr>
-              <w:rFonts w:ascii="Arial" w:hAnsi="Arial" w:cstheme="minorBidi"/>
+              <w:rFonts w:cstheme="minorBidi"/>
               <w:noProof/>
               <w:kern w:val="2"/>
               <w:sz w:val="24"/>
@@ -3320,75 +3093,60 @@
               <w14:ligatures w14:val="standardContextual"/>
             </w:rPr>
           </w:pPr>
-          <w:hyperlink w:anchor="_Toc232082578" w:history="1">
+          <w:hyperlink w:anchor="_Toc232088855" w:history="1">
             <w:r>
               <w:rPr>
                 <w:rStyle w:val="Hyperlink"/>
                 <w:rFonts w:ascii="Arial" w:hAnsi="Arial"/>
                 <w:noProof/>
-                <w:sz w:val="24"/>
               </w:rPr>
               <w:t>5.8 Regras para alteração do código-fonte</w:t>
             </w:r>
             <w:r>
               <w:rPr>
-                <w:rFonts w:ascii="Arial" w:hAnsi="Arial"/>
-                <w:noProof/>
-                <w:webHidden/>
-                <w:sz w:val="24"/>
+                <w:noProof/>
+                <w:webHidden/>
               </w:rPr>
               <w:tab/>
             </w:r>
             <w:r>
               <w:rPr>
-                <w:rFonts w:ascii="Arial" w:hAnsi="Arial"/>
-                <w:noProof/>
-                <w:webHidden/>
-                <w:sz w:val="24"/>
+                <w:noProof/>
+                <w:webHidden/>
               </w:rPr>
               <w:fldChar w:fldCharType="begin"/>
             </w:r>
             <w:r>
               <w:rPr>
-                <w:rFonts w:ascii="Arial" w:hAnsi="Arial"/>
-                <w:noProof/>
-                <w:webHidden/>
-                <w:sz w:val="24"/>
-              </w:rPr>
-              <w:instrText xml:space="preserve"> PAGEREF _Toc232082578 \h </w:instrText>
-            </w:r>
-            <w:r>
-              <w:rPr>
-                <w:rFonts w:ascii="Arial" w:hAnsi="Arial"/>
-                <w:noProof/>
-                <w:webHidden/>
-                <w:sz w:val="24"/>
-              </w:rPr>
-            </w:r>
-            <w:r>
-              <w:rPr>
-                <w:rFonts w:ascii="Arial" w:hAnsi="Arial"/>
-                <w:noProof/>
-                <w:webHidden/>
-                <w:sz w:val="24"/>
+                <w:noProof/>
+                <w:webHidden/>
+              </w:rPr>
+              <w:instrText xml:space="preserve"> PAGEREF _Toc232088855 \h </w:instrText>
+            </w:r>
+            <w:r>
+              <w:rPr>
+                <w:noProof/>
+                <w:webHidden/>
+              </w:rPr>
+            </w:r>
+            <w:r>
+              <w:rPr>
+                <w:noProof/>
+                <w:webHidden/>
               </w:rPr>
               <w:fldChar w:fldCharType="separate"/>
             </w:r>
             <w:r>
               <w:rPr>
-                <w:rFonts w:ascii="Arial" w:hAnsi="Arial"/>
-                <w:noProof/>
-                <w:webHidden/>
-                <w:sz w:val="24"/>
+                <w:noProof/>
+                <w:webHidden/>
               </w:rPr>
               <w:t>14</w:t>
             </w:r>
             <w:r>
               <w:rPr>
-                <w:rFonts w:ascii="Arial" w:hAnsi="Arial"/>
-                <w:noProof/>
-                <w:webHidden/>
-                <w:sz w:val="24"/>
+                <w:noProof/>
+                <w:webHidden/>
               </w:rPr>
               <w:fldChar w:fldCharType="end"/>
             </w:r>
@@ -3401,7 +3159,7 @@
               <w:tab w:val="right" w:leader="dot" w:pos="9061"/>
             </w:tabs>
             <w:rPr>
-              <w:rFonts w:ascii="Arial" w:hAnsi="Arial" w:cstheme="minorBidi"/>
+              <w:rFonts w:cstheme="minorBidi"/>
               <w:noProof/>
               <w:kern w:val="2"/>
               <w:sz w:val="24"/>
@@ -3409,75 +3167,68 @@
               <w14:ligatures w14:val="standardContextual"/>
             </w:rPr>
           </w:pPr>
-          <w:hyperlink w:anchor="_Toc232082579" w:history="1">
+          <w:hyperlink w:anchor="_Toc232088856" w:history="1">
             <w:r>
               <w:rPr>
                 <w:rStyle w:val="Hyperlink"/>
                 <w:rFonts w:ascii="Arial" w:hAnsi="Arial"/>
                 <w:noProof/>
-                <w:sz w:val="24"/>
-              </w:rPr>
-              <w:t>7. VULNERABILIDADES DETECTADAS</w:t>
-            </w:r>
-            <w:r>
-              <w:rPr>
-                <w:rFonts w:ascii="Arial" w:hAnsi="Arial"/>
-                <w:noProof/>
-                <w:webHidden/>
-                <w:sz w:val="24"/>
+              </w:rPr>
+              <w:t>7. VUL</w:t>
+            </w:r>
+            <w:r>
+              <w:rPr>
+                <w:rStyle w:val="Hyperlink"/>
+                <w:rFonts w:ascii="Arial" w:hAnsi="Arial"/>
+                <w:noProof/>
+              </w:rPr>
+              <w:t>NERABILIDADES DETECTADAS</w:t>
+            </w:r>
+            <w:r>
+              <w:rPr>
+                <w:noProof/>
+                <w:webHidden/>
               </w:rPr>
               <w:tab/>
             </w:r>
             <w:r>
               <w:rPr>
-                <w:rFonts w:ascii="Arial" w:hAnsi="Arial"/>
-                <w:noProof/>
-                <w:webHidden/>
-                <w:sz w:val="24"/>
+                <w:noProof/>
+                <w:webHidden/>
               </w:rPr>
               <w:fldChar w:fldCharType="begin"/>
             </w:r>
             <w:r>
               <w:rPr>
-                <w:rFonts w:ascii="Arial" w:hAnsi="Arial"/>
-                <w:noProof/>
-                <w:webHidden/>
-                <w:sz w:val="24"/>
-              </w:rPr>
-              <w:instrText xml:space="preserve"> PAGEREF _Toc232082579 \h </w:instrText>
-            </w:r>
-            <w:r>
-              <w:rPr>
-                <w:rFonts w:ascii="Arial" w:hAnsi="Arial"/>
-                <w:noProof/>
-                <w:webHidden/>
-                <w:sz w:val="24"/>
-              </w:rPr>
-            </w:r>
-            <w:r>
-              <w:rPr>
-                <w:rFonts w:ascii="Arial" w:hAnsi="Arial"/>
-                <w:noProof/>
-                <w:webHidden/>
-                <w:sz w:val="24"/>
+                <w:noProof/>
+                <w:webHidden/>
+              </w:rPr>
+              <w:instrText xml:space="preserve"> PAGEREF _Toc232088856 \h </w:instrText>
+            </w:r>
+            <w:r>
+              <w:rPr>
+                <w:noProof/>
+                <w:webHidden/>
+              </w:rPr>
+            </w:r>
+            <w:r>
+              <w:rPr>
+                <w:noProof/>
+                <w:webHidden/>
               </w:rPr>
               <w:fldChar w:fldCharType="separate"/>
             </w:r>
             <w:r>
               <w:rPr>
-                <w:rFonts w:ascii="Arial" w:hAnsi="Arial"/>
-                <w:noProof/>
-                <w:webHidden/>
-                <w:sz w:val="24"/>
-              </w:rPr>
-              <w:t>15</w:t>
-            </w:r>
-            <w:r>
-              <w:rPr>
-                <w:rFonts w:ascii="Arial" w:hAnsi="Arial"/>
-                <w:noProof/>
-                <w:webHidden/>
-                <w:sz w:val="24"/>
+                <w:noProof/>
+                <w:webHidden/>
+              </w:rPr>
+              <w:t>14</w:t>
+            </w:r>
+            <w:r>
+              <w:rPr>
+                <w:noProof/>
+                <w:webHidden/>
               </w:rPr>
               <w:fldChar w:fldCharType="end"/>
             </w:r>
@@ -3490,7 +3241,7 @@
               <w:tab w:val="right" w:leader="dot" w:pos="9061"/>
             </w:tabs>
             <w:rPr>
-              <w:rFonts w:ascii="Arial" w:hAnsi="Arial" w:cstheme="minorBidi"/>
+              <w:rFonts w:cstheme="minorBidi"/>
               <w:noProof/>
               <w:kern w:val="2"/>
               <w:sz w:val="24"/>
@@ -3498,75 +3249,60 @@
               <w14:ligatures w14:val="standardContextual"/>
             </w:rPr>
           </w:pPr>
-          <w:hyperlink w:anchor="_Toc232082580" w:history="1">
+          <w:hyperlink w:anchor="_Toc232088857" w:history="1">
             <w:r>
               <w:rPr>
                 <w:rStyle w:val="Hyperlink"/>
                 <w:rFonts w:ascii="Arial" w:hAnsi="Arial"/>
                 <w:noProof/>
-                <w:sz w:val="24"/>
               </w:rPr>
               <w:t>8. MEDIDAS DE PROTEÇÃO E PREVENÇÃO</w:t>
             </w:r>
             <w:r>
               <w:rPr>
-                <w:rFonts w:ascii="Arial" w:hAnsi="Arial"/>
-                <w:noProof/>
-                <w:webHidden/>
-                <w:sz w:val="24"/>
+                <w:noProof/>
+                <w:webHidden/>
               </w:rPr>
               <w:tab/>
             </w:r>
             <w:r>
               <w:rPr>
-                <w:rFonts w:ascii="Arial" w:hAnsi="Arial"/>
-                <w:noProof/>
-                <w:webHidden/>
-                <w:sz w:val="24"/>
+                <w:noProof/>
+                <w:webHidden/>
               </w:rPr>
               <w:fldChar w:fldCharType="begin"/>
             </w:r>
             <w:r>
               <w:rPr>
-                <w:rFonts w:ascii="Arial" w:hAnsi="Arial"/>
-                <w:noProof/>
-                <w:webHidden/>
-                <w:sz w:val="24"/>
-              </w:rPr>
-              <w:instrText xml:space="preserve"> PAGEREF _Toc232082580 \h </w:instrText>
-            </w:r>
-            <w:r>
-              <w:rPr>
-                <w:rFonts w:ascii="Arial" w:hAnsi="Arial"/>
-                <w:noProof/>
-                <w:webHidden/>
-                <w:sz w:val="24"/>
-              </w:rPr>
-            </w:r>
-            <w:r>
-              <w:rPr>
-                <w:rFonts w:ascii="Arial" w:hAnsi="Arial"/>
-                <w:noProof/>
-                <w:webHidden/>
-                <w:sz w:val="24"/>
+                <w:noProof/>
+                <w:webHidden/>
+              </w:rPr>
+              <w:instrText xml:space="preserve"> PAGEREF _Toc232088857 \h </w:instrText>
+            </w:r>
+            <w:r>
+              <w:rPr>
+                <w:noProof/>
+                <w:webHidden/>
+              </w:rPr>
+            </w:r>
+            <w:r>
+              <w:rPr>
+                <w:noProof/>
+                <w:webHidden/>
               </w:rPr>
               <w:fldChar w:fldCharType="separate"/>
             </w:r>
             <w:r>
               <w:rPr>
-                <w:rFonts w:ascii="Arial" w:hAnsi="Arial"/>
-                <w:noProof/>
-                <w:webHidden/>
-                <w:sz w:val="24"/>
-              </w:rPr>
-              <w:t>16</w:t>
-            </w:r>
-            <w:r>
-              <w:rPr>
-                <w:rFonts w:ascii="Arial" w:hAnsi="Arial"/>
-                <w:noProof/>
-                <w:webHidden/>
-                <w:sz w:val="24"/>
+                <w:noProof/>
+                <w:webHidden/>
+              </w:rPr>
+              <w:t>15</w:t>
+            </w:r>
+            <w:r>
+              <w:rPr>
+                <w:noProof/>
+                <w:webHidden/>
               </w:rPr>
               <w:fldChar w:fldCharType="end"/>
             </w:r>
@@ -3579,7 +3315,7 @@
               <w:tab w:val="right" w:leader="dot" w:pos="9061"/>
             </w:tabs>
             <w:rPr>
-              <w:rFonts w:ascii="Arial" w:hAnsi="Arial" w:cstheme="minorBidi"/>
+              <w:rFonts w:cstheme="minorBidi"/>
               <w:noProof/>
               <w:kern w:val="2"/>
               <w:sz w:val="24"/>
@@ -3587,75 +3323,60 @@
               <w14:ligatures w14:val="standardContextual"/>
             </w:rPr>
           </w:pPr>
-          <w:hyperlink w:anchor="_Toc232082581" w:history="1">
+          <w:hyperlink w:anchor="_Toc232088858" w:history="1">
             <w:r>
               <w:rPr>
                 <w:rStyle w:val="Hyperlink"/>
                 <w:rFonts w:ascii="Arial" w:hAnsi="Arial"/>
                 <w:noProof/>
-                <w:sz w:val="24"/>
               </w:rPr>
               <w:t>8.1 Proteção do computador</w:t>
             </w:r>
             <w:r>
               <w:rPr>
-                <w:rFonts w:ascii="Arial" w:hAnsi="Arial"/>
-                <w:noProof/>
-                <w:webHidden/>
-                <w:sz w:val="24"/>
+                <w:noProof/>
+                <w:webHidden/>
               </w:rPr>
               <w:tab/>
             </w:r>
             <w:r>
               <w:rPr>
-                <w:rFonts w:ascii="Arial" w:hAnsi="Arial"/>
-                <w:noProof/>
-                <w:webHidden/>
-                <w:sz w:val="24"/>
+                <w:noProof/>
+                <w:webHidden/>
               </w:rPr>
               <w:fldChar w:fldCharType="begin"/>
             </w:r>
             <w:r>
               <w:rPr>
-                <w:rFonts w:ascii="Arial" w:hAnsi="Arial"/>
-                <w:noProof/>
-                <w:webHidden/>
-                <w:sz w:val="24"/>
-              </w:rPr>
-              <w:instrText xml:space="preserve"> PAGEREF _Toc232082581 \h </w:instrText>
-            </w:r>
-            <w:r>
-              <w:rPr>
-                <w:rFonts w:ascii="Arial" w:hAnsi="Arial"/>
-                <w:noProof/>
-                <w:webHidden/>
-                <w:sz w:val="24"/>
-              </w:rPr>
-            </w:r>
-            <w:r>
-              <w:rPr>
-                <w:rFonts w:ascii="Arial" w:hAnsi="Arial"/>
-                <w:noProof/>
-                <w:webHidden/>
-                <w:sz w:val="24"/>
+                <w:noProof/>
+                <w:webHidden/>
+              </w:rPr>
+              <w:instrText xml:space="preserve"> PAGEREF _Toc232088858 \h </w:instrText>
+            </w:r>
+            <w:r>
+              <w:rPr>
+                <w:noProof/>
+                <w:webHidden/>
+              </w:rPr>
+            </w:r>
+            <w:r>
+              <w:rPr>
+                <w:noProof/>
+                <w:webHidden/>
               </w:rPr>
               <w:fldChar w:fldCharType="separate"/>
             </w:r>
             <w:r>
               <w:rPr>
-                <w:rFonts w:ascii="Arial" w:hAnsi="Arial"/>
-                <w:noProof/>
-                <w:webHidden/>
-                <w:sz w:val="24"/>
-              </w:rPr>
-              <w:t>16</w:t>
-            </w:r>
-            <w:r>
-              <w:rPr>
-                <w:rFonts w:ascii="Arial" w:hAnsi="Arial"/>
-                <w:noProof/>
-                <w:webHidden/>
-                <w:sz w:val="24"/>
+                <w:noProof/>
+                <w:webHidden/>
+              </w:rPr>
+              <w:t>15</w:t>
+            </w:r>
+            <w:r>
+              <w:rPr>
+                <w:noProof/>
+                <w:webHidden/>
               </w:rPr>
               <w:fldChar w:fldCharType="end"/>
             </w:r>
@@ -3668,7 +3389,7 @@
               <w:tab w:val="right" w:leader="dot" w:pos="9061"/>
             </w:tabs>
             <w:rPr>
-              <w:rFonts w:ascii="Arial" w:hAnsi="Arial" w:cstheme="minorBidi"/>
+              <w:rFonts w:cstheme="minorBidi"/>
               <w:noProof/>
               <w:kern w:val="2"/>
               <w:sz w:val="24"/>
@@ -3676,75 +3397,60 @@
               <w14:ligatures w14:val="standardContextual"/>
             </w:rPr>
           </w:pPr>
-          <w:hyperlink w:anchor="_Toc232082582" w:history="1">
+          <w:hyperlink w:anchor="_Toc232088859" w:history="1">
             <w:r>
               <w:rPr>
                 <w:rStyle w:val="Hyperlink"/>
                 <w:rFonts w:ascii="Arial" w:hAnsi="Arial"/>
                 <w:noProof/>
-                <w:sz w:val="24"/>
               </w:rPr>
               <w:t>8.2 Proteção do sistema operacional</w:t>
             </w:r>
             <w:r>
               <w:rPr>
-                <w:rFonts w:ascii="Arial" w:hAnsi="Arial"/>
-                <w:noProof/>
-                <w:webHidden/>
-                <w:sz w:val="24"/>
+                <w:noProof/>
+                <w:webHidden/>
               </w:rPr>
               <w:tab/>
             </w:r>
             <w:r>
               <w:rPr>
-                <w:rFonts w:ascii="Arial" w:hAnsi="Arial"/>
-                <w:noProof/>
-                <w:webHidden/>
-                <w:sz w:val="24"/>
+                <w:noProof/>
+                <w:webHidden/>
               </w:rPr>
               <w:fldChar w:fldCharType="begin"/>
             </w:r>
             <w:r>
               <w:rPr>
-                <w:rFonts w:ascii="Arial" w:hAnsi="Arial"/>
-                <w:noProof/>
-                <w:webHidden/>
-                <w:sz w:val="24"/>
-              </w:rPr>
-              <w:instrText xml:space="preserve"> PAGEREF _Toc232082582 \h </w:instrText>
-            </w:r>
-            <w:r>
-              <w:rPr>
-                <w:rFonts w:ascii="Arial" w:hAnsi="Arial"/>
-                <w:noProof/>
-                <w:webHidden/>
-                <w:sz w:val="24"/>
-              </w:rPr>
-            </w:r>
-            <w:r>
-              <w:rPr>
-                <w:rFonts w:ascii="Arial" w:hAnsi="Arial"/>
-                <w:noProof/>
-                <w:webHidden/>
-                <w:sz w:val="24"/>
+                <w:noProof/>
+                <w:webHidden/>
+              </w:rPr>
+              <w:instrText xml:space="preserve"> PAGEREF _Toc232088859 \h </w:instrText>
+            </w:r>
+            <w:r>
+              <w:rPr>
+                <w:noProof/>
+                <w:webHidden/>
+              </w:rPr>
+            </w:r>
+            <w:r>
+              <w:rPr>
+                <w:noProof/>
+                <w:webHidden/>
               </w:rPr>
               <w:fldChar w:fldCharType="separate"/>
             </w:r>
             <w:r>
               <w:rPr>
-                <w:rFonts w:ascii="Arial" w:hAnsi="Arial"/>
-                <w:noProof/>
-                <w:webHidden/>
-                <w:sz w:val="24"/>
+                <w:noProof/>
+                <w:webHidden/>
               </w:rPr>
               <w:t>16</w:t>
             </w:r>
             <w:r>
               <w:rPr>
-                <w:rFonts w:ascii="Arial" w:hAnsi="Arial"/>
-                <w:noProof/>
-                <w:webHidden/>
-                <w:sz w:val="24"/>
+                <w:noProof/>
+                <w:webHidden/>
               </w:rPr>
               <w:fldChar w:fldCharType="end"/>
             </w:r>
@@ -3757,7 +3463,7 @@
               <w:tab w:val="right" w:leader="dot" w:pos="9061"/>
             </w:tabs>
             <w:rPr>
-              <w:rFonts w:ascii="Arial" w:hAnsi="Arial" w:cstheme="minorBidi"/>
+              <w:rFonts w:cstheme="minorBidi"/>
               <w:noProof/>
               <w:kern w:val="2"/>
               <w:sz w:val="24"/>
@@ -3765,75 +3471,60 @@
               <w14:ligatures w14:val="standardContextual"/>
             </w:rPr>
           </w:pPr>
-          <w:hyperlink w:anchor="_Toc232082583" w:history="1">
+          <w:hyperlink w:anchor="_Toc232088860" w:history="1">
             <w:r>
               <w:rPr>
                 <w:rStyle w:val="Hyperlink"/>
                 <w:rFonts w:ascii="Arial" w:hAnsi="Arial"/>
                 <w:noProof/>
-                <w:sz w:val="24"/>
               </w:rPr>
               <w:t>10. VPN E ACESSO REMOTO SEGURO</w:t>
             </w:r>
             <w:r>
               <w:rPr>
-                <w:rFonts w:ascii="Arial" w:hAnsi="Arial"/>
-                <w:noProof/>
-                <w:webHidden/>
-                <w:sz w:val="24"/>
+                <w:noProof/>
+                <w:webHidden/>
               </w:rPr>
               <w:tab/>
             </w:r>
             <w:r>
               <w:rPr>
-                <w:rFonts w:ascii="Arial" w:hAnsi="Arial"/>
-                <w:noProof/>
-                <w:webHidden/>
-                <w:sz w:val="24"/>
+                <w:noProof/>
+                <w:webHidden/>
               </w:rPr>
               <w:fldChar w:fldCharType="begin"/>
             </w:r>
             <w:r>
               <w:rPr>
-                <w:rFonts w:ascii="Arial" w:hAnsi="Arial"/>
-                <w:noProof/>
-                <w:webHidden/>
-                <w:sz w:val="24"/>
-              </w:rPr>
-              <w:instrText xml:space="preserve"> PAGEREF _Toc232082583 \h </w:instrText>
-            </w:r>
-            <w:r>
-              <w:rPr>
-                <w:rFonts w:ascii="Arial" w:hAnsi="Arial"/>
-                <w:noProof/>
-                <w:webHidden/>
-                <w:sz w:val="24"/>
-              </w:rPr>
-            </w:r>
-            <w:r>
-              <w:rPr>
-                <w:rFonts w:ascii="Arial" w:hAnsi="Arial"/>
-                <w:noProof/>
-                <w:webHidden/>
-                <w:sz w:val="24"/>
+                <w:noProof/>
+                <w:webHidden/>
+              </w:rPr>
+              <w:instrText xml:space="preserve"> PAGEREF _Toc232088860 \h </w:instrText>
+            </w:r>
+            <w:r>
+              <w:rPr>
+                <w:noProof/>
+                <w:webHidden/>
+              </w:rPr>
+            </w:r>
+            <w:r>
+              <w:rPr>
+                <w:noProof/>
+                <w:webHidden/>
               </w:rPr>
               <w:fldChar w:fldCharType="separate"/>
             </w:r>
             <w:r>
               <w:rPr>
-                <w:rFonts w:ascii="Arial" w:hAnsi="Arial"/>
-                <w:noProof/>
-                <w:webHidden/>
-                <w:sz w:val="24"/>
+                <w:noProof/>
+                <w:webHidden/>
               </w:rPr>
               <w:t>17</w:t>
             </w:r>
             <w:r>
               <w:rPr>
-                <w:rFonts w:ascii="Arial" w:hAnsi="Arial"/>
-                <w:noProof/>
-                <w:webHidden/>
-                <w:sz w:val="24"/>
+                <w:noProof/>
+                <w:webHidden/>
               </w:rPr>
               <w:fldChar w:fldCharType="end"/>
             </w:r>
@@ -3846,7 +3537,7 @@
               <w:tab w:val="right" w:leader="dot" w:pos="9061"/>
             </w:tabs>
             <w:rPr>
-              <w:rFonts w:ascii="Arial" w:hAnsi="Arial" w:cstheme="minorBidi"/>
+              <w:rFonts w:cstheme="minorBidi"/>
               <w:noProof/>
               <w:kern w:val="2"/>
               <w:sz w:val="24"/>
@@ -3854,75 +3545,60 @@
               <w14:ligatures w14:val="standardContextual"/>
             </w:rPr>
           </w:pPr>
-          <w:hyperlink w:anchor="_Toc232082584" w:history="1">
+          <w:hyperlink w:anchor="_Toc232088861" w:history="1">
             <w:r>
               <w:rPr>
                 <w:rStyle w:val="Hyperlink"/>
                 <w:rFonts w:ascii="Arial" w:hAnsi="Arial"/>
                 <w:noProof/>
-                <w:sz w:val="24"/>
               </w:rPr>
               <w:t>11. RELAÇÃO COM A LGPD E BOAS PRÁTICAS</w:t>
             </w:r>
             <w:r>
               <w:rPr>
-                <w:rFonts w:ascii="Arial" w:hAnsi="Arial"/>
-                <w:noProof/>
-                <w:webHidden/>
-                <w:sz w:val="24"/>
+                <w:noProof/>
+                <w:webHidden/>
               </w:rPr>
               <w:tab/>
             </w:r>
             <w:r>
               <w:rPr>
-                <w:rFonts w:ascii="Arial" w:hAnsi="Arial"/>
-                <w:noProof/>
-                <w:webHidden/>
-                <w:sz w:val="24"/>
+                <w:noProof/>
+                <w:webHidden/>
               </w:rPr>
               <w:fldChar w:fldCharType="begin"/>
             </w:r>
             <w:r>
               <w:rPr>
-                <w:rFonts w:ascii="Arial" w:hAnsi="Arial"/>
-                <w:noProof/>
-                <w:webHidden/>
-                <w:sz w:val="24"/>
-              </w:rPr>
-              <w:instrText xml:space="preserve"> PAGEREF _Toc232082584 \h </w:instrText>
-            </w:r>
-            <w:r>
-              <w:rPr>
-                <w:rFonts w:ascii="Arial" w:hAnsi="Arial"/>
-                <w:noProof/>
-                <w:webHidden/>
-                <w:sz w:val="24"/>
-              </w:rPr>
-            </w:r>
-            <w:r>
-              <w:rPr>
-                <w:rFonts w:ascii="Arial" w:hAnsi="Arial"/>
-                <w:noProof/>
-                <w:webHidden/>
-                <w:sz w:val="24"/>
+                <w:noProof/>
+                <w:webHidden/>
+              </w:rPr>
+              <w:instrText xml:space="preserve"> PAGEREF _Toc232088861 \h </w:instrText>
+            </w:r>
+            <w:r>
+              <w:rPr>
+                <w:noProof/>
+                <w:webHidden/>
+              </w:rPr>
+            </w:r>
+            <w:r>
+              <w:rPr>
+                <w:noProof/>
+                <w:webHidden/>
               </w:rPr>
               <w:fldChar w:fldCharType="separate"/>
             </w:r>
             <w:r>
               <w:rPr>
-                <w:rFonts w:ascii="Arial" w:hAnsi="Arial"/>
-                <w:noProof/>
-                <w:webHidden/>
-                <w:sz w:val="24"/>
+                <w:noProof/>
+                <w:webHidden/>
               </w:rPr>
               <w:t>17</w:t>
             </w:r>
             <w:r>
               <w:rPr>
-                <w:rFonts w:ascii="Arial" w:hAnsi="Arial"/>
-                <w:noProof/>
-                <w:webHidden/>
-                <w:sz w:val="24"/>
+                <w:noProof/>
+                <w:webHidden/>
               </w:rPr>
               <w:fldChar w:fldCharType="end"/>
             </w:r>
@@ -3935,7 +3611,7 @@
               <w:tab w:val="right" w:leader="dot" w:pos="9061"/>
             </w:tabs>
             <w:rPr>
-              <w:rFonts w:ascii="Arial" w:hAnsi="Arial" w:cstheme="minorBidi"/>
+              <w:rFonts w:cstheme="minorBidi"/>
               <w:noProof/>
               <w:kern w:val="2"/>
               <w:sz w:val="24"/>
@@ -3943,75 +3619,60 @@
               <w14:ligatures w14:val="standardContextual"/>
             </w:rPr>
           </w:pPr>
-          <w:hyperlink w:anchor="_Toc232082585" w:history="1">
+          <w:hyperlink w:anchor="_Toc232088862" w:history="1">
             <w:r>
               <w:rPr>
                 <w:rStyle w:val="Hyperlink"/>
                 <w:rFonts w:ascii="Arial" w:hAnsi="Arial"/>
                 <w:noProof/>
-                <w:sz w:val="24"/>
               </w:rPr>
               <w:t>12. REFERÊNCIAS BIBLIOGRÁFICAS</w:t>
             </w:r>
             <w:r>
               <w:rPr>
-                <w:rFonts w:ascii="Arial" w:hAnsi="Arial"/>
-                <w:noProof/>
-                <w:webHidden/>
-                <w:sz w:val="24"/>
+                <w:noProof/>
+                <w:webHidden/>
               </w:rPr>
               <w:tab/>
             </w:r>
             <w:r>
               <w:rPr>
-                <w:rFonts w:ascii="Arial" w:hAnsi="Arial"/>
-                <w:noProof/>
-                <w:webHidden/>
-                <w:sz w:val="24"/>
+                <w:noProof/>
+                <w:webHidden/>
               </w:rPr>
               <w:fldChar w:fldCharType="begin"/>
             </w:r>
             <w:r>
               <w:rPr>
-                <w:rFonts w:ascii="Arial" w:hAnsi="Arial"/>
-                <w:noProof/>
-                <w:webHidden/>
-                <w:sz w:val="24"/>
-              </w:rPr>
-              <w:instrText xml:space="preserve"> PAGEREF _Toc232082585 \h </w:instrText>
-            </w:r>
-            <w:r>
-              <w:rPr>
-                <w:rFonts w:ascii="Arial" w:hAnsi="Arial"/>
-                <w:noProof/>
-                <w:webHidden/>
-                <w:sz w:val="24"/>
-              </w:rPr>
-            </w:r>
-            <w:r>
-              <w:rPr>
-                <w:rFonts w:ascii="Arial" w:hAnsi="Arial"/>
-                <w:noProof/>
-                <w:webHidden/>
-                <w:sz w:val="24"/>
+                <w:noProof/>
+                <w:webHidden/>
+              </w:rPr>
+              <w:instrText xml:space="preserve"> PAGEREF _Toc232088862 \h </w:instrText>
+            </w:r>
+            <w:r>
+              <w:rPr>
+                <w:noProof/>
+                <w:webHidden/>
+              </w:rPr>
+            </w:r>
+            <w:r>
+              <w:rPr>
+                <w:noProof/>
+                <w:webHidden/>
               </w:rPr>
               <w:fldChar w:fldCharType="separate"/>
             </w:r>
             <w:r>
               <w:rPr>
-                <w:rFonts w:ascii="Arial" w:hAnsi="Arial"/>
-                <w:noProof/>
-                <w:webHidden/>
-                <w:sz w:val="24"/>
-              </w:rPr>
-              <w:t>18</w:t>
-            </w:r>
-            <w:r>
-              <w:rPr>
-                <w:rFonts w:ascii="Arial" w:hAnsi="Arial"/>
-                <w:noProof/>
-                <w:webHidden/>
-                <w:sz w:val="24"/>
+                <w:noProof/>
+                <w:webHidden/>
+              </w:rPr>
+              <w:t>17</w:t>
+            </w:r>
+            <w:r>
+              <w:rPr>
+                <w:noProof/>
+                <w:webHidden/>
               </w:rPr>
               <w:fldChar w:fldCharType="end"/>
             </w:r>
@@ -4024,7 +3685,7 @@
               <w:tab w:val="right" w:leader="dot" w:pos="9061"/>
             </w:tabs>
             <w:rPr>
-              <w:rFonts w:ascii="Arial" w:hAnsi="Arial" w:cstheme="minorBidi"/>
+              <w:rFonts w:cstheme="minorBidi"/>
               <w:noProof/>
               <w:kern w:val="2"/>
               <w:sz w:val="24"/>
@@ -4032,75 +3693,60 @@
               <w14:ligatures w14:val="standardContextual"/>
             </w:rPr>
           </w:pPr>
-          <w:hyperlink w:anchor="_Toc232082586" w:history="1">
+          <w:hyperlink w:anchor="_Toc232088863" w:history="1">
             <w:r>
               <w:rPr>
                 <w:rStyle w:val="Hyperlink"/>
                 <w:rFonts w:ascii="Arial" w:hAnsi="Arial"/>
                 <w:noProof/>
-                <w:sz w:val="24"/>
               </w:rPr>
               <w:t>Sprint 3 – Diagramas</w:t>
             </w:r>
             <w:r>
               <w:rPr>
-                <w:rFonts w:ascii="Arial" w:hAnsi="Arial"/>
-                <w:noProof/>
-                <w:webHidden/>
-                <w:sz w:val="24"/>
+                <w:noProof/>
+                <w:webHidden/>
               </w:rPr>
               <w:tab/>
             </w:r>
             <w:r>
               <w:rPr>
-                <w:rFonts w:ascii="Arial" w:hAnsi="Arial"/>
-                <w:noProof/>
-                <w:webHidden/>
-                <w:sz w:val="24"/>
+                <w:noProof/>
+                <w:webHidden/>
               </w:rPr>
               <w:fldChar w:fldCharType="begin"/>
             </w:r>
             <w:r>
               <w:rPr>
-                <w:rFonts w:ascii="Arial" w:hAnsi="Arial"/>
-                <w:noProof/>
-                <w:webHidden/>
-                <w:sz w:val="24"/>
-              </w:rPr>
-              <w:instrText xml:space="preserve"> PAGEREF _Toc232082586 \h </w:instrText>
-            </w:r>
-            <w:r>
-              <w:rPr>
-                <w:rFonts w:ascii="Arial" w:hAnsi="Arial"/>
-                <w:noProof/>
-                <w:webHidden/>
-                <w:sz w:val="24"/>
-              </w:rPr>
-            </w:r>
-            <w:r>
-              <w:rPr>
-                <w:rFonts w:ascii="Arial" w:hAnsi="Arial"/>
-                <w:noProof/>
-                <w:webHidden/>
-                <w:sz w:val="24"/>
+                <w:noProof/>
+                <w:webHidden/>
+              </w:rPr>
+              <w:instrText xml:space="preserve"> PAGEREF _Toc232088863 \h </w:instrText>
+            </w:r>
+            <w:r>
+              <w:rPr>
+                <w:noProof/>
+                <w:webHidden/>
+              </w:rPr>
+            </w:r>
+            <w:r>
+              <w:rPr>
+                <w:noProof/>
+                <w:webHidden/>
               </w:rPr>
               <w:fldChar w:fldCharType="separate"/>
             </w:r>
             <w:r>
               <w:rPr>
-                <w:rFonts w:ascii="Arial" w:hAnsi="Arial"/>
-                <w:noProof/>
-                <w:webHidden/>
-                <w:sz w:val="24"/>
+                <w:noProof/>
+                <w:webHidden/>
               </w:rPr>
               <w:t>18</w:t>
             </w:r>
             <w:r>
               <w:rPr>
-                <w:rFonts w:ascii="Arial" w:hAnsi="Arial"/>
-                <w:noProof/>
-                <w:webHidden/>
-                <w:sz w:val="24"/>
+                <w:noProof/>
+                <w:webHidden/>
               </w:rPr>
               <w:fldChar w:fldCharType="end"/>
             </w:r>
@@ -4113,7 +3759,7 @@
               <w:tab w:val="right" w:leader="dot" w:pos="9061"/>
             </w:tabs>
             <w:rPr>
-              <w:rFonts w:ascii="Arial" w:hAnsi="Arial" w:cstheme="minorBidi"/>
+              <w:rFonts w:cstheme="minorBidi"/>
               <w:noProof/>
               <w:kern w:val="2"/>
               <w:sz w:val="24"/>
@@ -4121,75 +3767,60 @@
               <w14:ligatures w14:val="standardContextual"/>
             </w:rPr>
           </w:pPr>
-          <w:hyperlink w:anchor="_Toc232082587" w:history="1">
+          <w:hyperlink w:anchor="_Toc232088864" w:history="1">
             <w:r>
               <w:rPr>
                 <w:rStyle w:val="Hyperlink"/>
                 <w:rFonts w:ascii="Arial" w:eastAsia="Arial" w:hAnsi="Arial"/>
                 <w:noProof/>
-                <w:sz w:val="24"/>
               </w:rPr>
               <w:t>5. DIAGRAMAS</w:t>
             </w:r>
             <w:r>
               <w:rPr>
-                <w:rFonts w:ascii="Arial" w:hAnsi="Arial"/>
-                <w:noProof/>
-                <w:webHidden/>
-                <w:sz w:val="24"/>
+                <w:noProof/>
+                <w:webHidden/>
               </w:rPr>
               <w:tab/>
             </w:r>
             <w:r>
               <w:rPr>
-                <w:rFonts w:ascii="Arial" w:hAnsi="Arial"/>
-                <w:noProof/>
-                <w:webHidden/>
-                <w:sz w:val="24"/>
+                <w:noProof/>
+                <w:webHidden/>
               </w:rPr>
               <w:fldChar w:fldCharType="begin"/>
             </w:r>
             <w:r>
               <w:rPr>
-                <w:rFonts w:ascii="Arial" w:hAnsi="Arial"/>
-                <w:noProof/>
-                <w:webHidden/>
-                <w:sz w:val="24"/>
-              </w:rPr>
-              <w:instrText xml:space="preserve"> PAGEREF _Toc232082587 \h </w:instrText>
-            </w:r>
-            <w:r>
-              <w:rPr>
-                <w:rFonts w:ascii="Arial" w:hAnsi="Arial"/>
-                <w:noProof/>
-                <w:webHidden/>
-                <w:sz w:val="24"/>
-              </w:rPr>
-            </w:r>
-            <w:r>
-              <w:rPr>
-                <w:rFonts w:ascii="Arial" w:hAnsi="Arial"/>
-                <w:noProof/>
-                <w:webHidden/>
-                <w:sz w:val="24"/>
+                <w:noProof/>
+                <w:webHidden/>
+              </w:rPr>
+              <w:instrText xml:space="preserve"> PAGEREF _Toc232088864 \h </w:instrText>
+            </w:r>
+            <w:r>
+              <w:rPr>
+                <w:noProof/>
+                <w:webHidden/>
+              </w:rPr>
+            </w:r>
+            <w:r>
+              <w:rPr>
+                <w:noProof/>
+                <w:webHidden/>
               </w:rPr>
               <w:fldChar w:fldCharType="separate"/>
             </w:r>
             <w:r>
               <w:rPr>
-                <w:rFonts w:ascii="Arial" w:hAnsi="Arial"/>
-                <w:noProof/>
-                <w:webHidden/>
-                <w:sz w:val="24"/>
+                <w:noProof/>
+                <w:webHidden/>
               </w:rPr>
               <w:t>18</w:t>
             </w:r>
             <w:r>
               <w:rPr>
-                <w:rFonts w:ascii="Arial" w:hAnsi="Arial"/>
-                <w:noProof/>
-                <w:webHidden/>
-                <w:sz w:val="24"/>
+                <w:noProof/>
+                <w:webHidden/>
               </w:rPr>
               <w:fldChar w:fldCharType="end"/>
             </w:r>
@@ -4202,7 +3833,7 @@
               <w:tab w:val="right" w:leader="dot" w:pos="9061"/>
             </w:tabs>
             <w:rPr>
-              <w:rFonts w:ascii="Arial" w:hAnsi="Arial" w:cstheme="minorBidi"/>
+              <w:rFonts w:cstheme="minorBidi"/>
               <w:noProof/>
               <w:kern w:val="2"/>
               <w:sz w:val="24"/>
@@ -4210,75 +3841,60 @@
               <w14:ligatures w14:val="standardContextual"/>
             </w:rPr>
           </w:pPr>
-          <w:hyperlink w:anchor="_Toc232082588" w:history="1">
+          <w:hyperlink w:anchor="_Toc232088865" w:history="1">
             <w:r>
               <w:rPr>
                 <w:rStyle w:val="Hyperlink"/>
                 <w:rFonts w:ascii="Arial" w:hAnsi="Arial"/>
                 <w:noProof/>
-                <w:sz w:val="24"/>
               </w:rPr>
               <w:t>5.1 Componentes do Sistema</w:t>
             </w:r>
             <w:r>
               <w:rPr>
-                <w:rFonts w:ascii="Arial" w:hAnsi="Arial"/>
-                <w:noProof/>
-                <w:webHidden/>
-                <w:sz w:val="24"/>
+                <w:noProof/>
+                <w:webHidden/>
               </w:rPr>
               <w:tab/>
             </w:r>
             <w:r>
               <w:rPr>
-                <w:rFonts w:ascii="Arial" w:hAnsi="Arial"/>
-                <w:noProof/>
-                <w:webHidden/>
-                <w:sz w:val="24"/>
+                <w:noProof/>
+                <w:webHidden/>
               </w:rPr>
               <w:fldChar w:fldCharType="begin"/>
             </w:r>
             <w:r>
               <w:rPr>
-                <w:rFonts w:ascii="Arial" w:hAnsi="Arial"/>
-                <w:noProof/>
-                <w:webHidden/>
-                <w:sz w:val="24"/>
-              </w:rPr>
-              <w:instrText xml:space="preserve"> PAGEREF _Toc232082588 \h </w:instrText>
-            </w:r>
-            <w:r>
-              <w:rPr>
-                <w:rFonts w:ascii="Arial" w:hAnsi="Arial"/>
-                <w:noProof/>
-                <w:webHidden/>
-                <w:sz w:val="24"/>
-              </w:rPr>
-            </w:r>
-            <w:r>
-              <w:rPr>
-                <w:rFonts w:ascii="Arial" w:hAnsi="Arial"/>
-                <w:noProof/>
-                <w:webHidden/>
-                <w:sz w:val="24"/>
+                <w:noProof/>
+                <w:webHidden/>
+              </w:rPr>
+              <w:instrText xml:space="preserve"> PAGEREF _Toc232088865 \h </w:instrText>
+            </w:r>
+            <w:r>
+              <w:rPr>
+                <w:noProof/>
+                <w:webHidden/>
+              </w:rPr>
+            </w:r>
+            <w:r>
+              <w:rPr>
+                <w:noProof/>
+                <w:webHidden/>
               </w:rPr>
               <w:fldChar w:fldCharType="separate"/>
             </w:r>
             <w:r>
               <w:rPr>
-                <w:rFonts w:ascii="Arial" w:hAnsi="Arial"/>
-                <w:noProof/>
-                <w:webHidden/>
-                <w:sz w:val="24"/>
-              </w:rPr>
-              <w:t>19</w:t>
-            </w:r>
-            <w:r>
-              <w:rPr>
-                <w:rFonts w:ascii="Arial" w:hAnsi="Arial"/>
-                <w:noProof/>
-                <w:webHidden/>
-                <w:sz w:val="24"/>
+                <w:noProof/>
+                <w:webHidden/>
+              </w:rPr>
+              <w:t>18</w:t>
+            </w:r>
+            <w:r>
+              <w:rPr>
+                <w:noProof/>
+                <w:webHidden/>
               </w:rPr>
               <w:fldChar w:fldCharType="end"/>
             </w:r>
@@ -4291,80 +3907,69 @@
               <w:tab w:val="right" w:leader="dot" w:pos="9061"/>
             </w:tabs>
             <w:rPr>
-              <w:rFonts w:ascii="Arial" w:hAnsi="Arial"/>
+              <w:rFonts w:eastAsiaTheme="minorEastAsia"/>
               <w:noProof/>
+              <w:kern w:val="2"/>
               <w:sz w:val="24"/>
+              <w:szCs w:val="24"/>
+              <w:lang w:eastAsia="pt-BR"/>
+              <w14:ligatures w14:val="standardContextual"/>
             </w:rPr>
           </w:pPr>
-          <w:hyperlink w:anchor="_Toc232082589" w:history="1">
+          <w:hyperlink w:anchor="_Toc232088866" w:history="1">
             <w:r>
               <w:rPr>
                 <w:rStyle w:val="Hyperlink"/>
                 <w:rFonts w:ascii="Arial" w:hAnsi="Arial"/>
                 <w:noProof/>
-                <w:sz w:val="24"/>
               </w:rPr>
               <w:t>5.1.1 Computador ou notebook</w:t>
             </w:r>
             <w:r>
               <w:rPr>
-                <w:rFonts w:ascii="Arial" w:hAnsi="Arial"/>
-                <w:noProof/>
-                <w:webHidden/>
-                <w:sz w:val="24"/>
+                <w:noProof/>
+                <w:webHidden/>
               </w:rPr>
               <w:tab/>
             </w:r>
             <w:r>
               <w:rPr>
-                <w:rFonts w:ascii="Arial" w:hAnsi="Arial"/>
-                <w:noProof/>
-                <w:webHidden/>
-                <w:sz w:val="24"/>
+                <w:noProof/>
+                <w:webHidden/>
               </w:rPr>
               <w:fldChar w:fldCharType="begin"/>
             </w:r>
             <w:r>
               <w:rPr>
-                <w:rFonts w:ascii="Arial" w:hAnsi="Arial"/>
-                <w:noProof/>
-                <w:webHidden/>
-                <w:sz w:val="24"/>
-              </w:rPr>
-              <w:instrText xml:space="preserve"> PAGEREF _Toc232082589 \h </w:instrText>
-            </w:r>
-            <w:r>
-              <w:rPr>
-                <w:rFonts w:ascii="Arial" w:hAnsi="Arial"/>
-                <w:noProof/>
-                <w:webHidden/>
-                <w:sz w:val="24"/>
-              </w:rPr>
-            </w:r>
-            <w:r>
-              <w:rPr>
-                <w:rFonts w:ascii="Arial" w:hAnsi="Arial"/>
-                <w:noProof/>
-                <w:webHidden/>
-                <w:sz w:val="24"/>
+                <w:noProof/>
+                <w:webHidden/>
+              </w:rPr>
+              <w:instrText xml:space="preserve"> PAGEREF _Toc232088866 \h </w:instrText>
+            </w:r>
+            <w:r>
+              <w:rPr>
+                <w:noProof/>
+                <w:webHidden/>
+              </w:rPr>
+            </w:r>
+            <w:r>
+              <w:rPr>
+                <w:noProof/>
+                <w:webHidden/>
               </w:rPr>
               <w:fldChar w:fldCharType="separate"/>
             </w:r>
             <w:r>
               <w:rPr>
-                <w:rFonts w:ascii="Arial" w:hAnsi="Arial"/>
-                <w:noProof/>
-                <w:webHidden/>
-                <w:sz w:val="24"/>
-              </w:rPr>
-              <w:t>20</w:t>
-            </w:r>
-            <w:r>
-              <w:rPr>
-                <w:rFonts w:ascii="Arial" w:hAnsi="Arial"/>
-                <w:noProof/>
-                <w:webHidden/>
-                <w:sz w:val="24"/>
+                <w:noProof/>
+                <w:webHidden/>
+              </w:rPr>
+              <w:t>19</w:t>
+            </w:r>
+            <w:r>
+              <w:rPr>
+                <w:noProof/>
+                <w:webHidden/>
               </w:rPr>
               <w:fldChar w:fldCharType="end"/>
             </w:r>
@@ -4377,80 +3982,69 @@
               <w:tab w:val="right" w:leader="dot" w:pos="9061"/>
             </w:tabs>
             <w:rPr>
-              <w:rFonts w:ascii="Arial" w:hAnsi="Arial"/>
+              <w:rFonts w:eastAsiaTheme="minorEastAsia"/>
               <w:noProof/>
+              <w:kern w:val="2"/>
               <w:sz w:val="24"/>
+              <w:szCs w:val="24"/>
+              <w:lang w:eastAsia="pt-BR"/>
+              <w14:ligatures w14:val="standardContextual"/>
             </w:rPr>
           </w:pPr>
-          <w:hyperlink w:anchor="_Toc232082590" w:history="1">
+          <w:hyperlink w:anchor="_Toc232088867" w:history="1">
             <w:r>
               <w:rPr>
                 <w:rStyle w:val="Hyperlink"/>
                 <w:rFonts w:ascii="Arial" w:hAnsi="Arial"/>
                 <w:noProof/>
-                <w:sz w:val="24"/>
               </w:rPr>
               <w:t>5.1.2 Programa em linguagem C</w:t>
             </w:r>
             <w:r>
               <w:rPr>
-                <w:rFonts w:ascii="Arial" w:hAnsi="Arial"/>
-                <w:noProof/>
-                <w:webHidden/>
-                <w:sz w:val="24"/>
+                <w:noProof/>
+                <w:webHidden/>
               </w:rPr>
               <w:tab/>
             </w:r>
             <w:r>
               <w:rPr>
-                <w:rFonts w:ascii="Arial" w:hAnsi="Arial"/>
-                <w:noProof/>
-                <w:webHidden/>
-                <w:sz w:val="24"/>
+                <w:noProof/>
+                <w:webHidden/>
               </w:rPr>
               <w:fldChar w:fldCharType="begin"/>
             </w:r>
             <w:r>
               <w:rPr>
-                <w:rFonts w:ascii="Arial" w:hAnsi="Arial"/>
-                <w:noProof/>
-                <w:webHidden/>
-                <w:sz w:val="24"/>
-              </w:rPr>
-              <w:instrText xml:space="preserve"> PAGEREF _Toc232082590 \h </w:instrText>
-            </w:r>
-            <w:r>
-              <w:rPr>
-                <w:rFonts w:ascii="Arial" w:hAnsi="Arial"/>
-                <w:noProof/>
-                <w:webHidden/>
-                <w:sz w:val="24"/>
-              </w:rPr>
-            </w:r>
-            <w:r>
-              <w:rPr>
-                <w:rFonts w:ascii="Arial" w:hAnsi="Arial"/>
-                <w:noProof/>
-                <w:webHidden/>
-                <w:sz w:val="24"/>
+                <w:noProof/>
+                <w:webHidden/>
+              </w:rPr>
+              <w:instrText xml:space="preserve"> PAGEREF _Toc232088867 \h </w:instrText>
+            </w:r>
+            <w:r>
+              <w:rPr>
+                <w:noProof/>
+                <w:webHidden/>
+              </w:rPr>
+            </w:r>
+            <w:r>
+              <w:rPr>
+                <w:noProof/>
+                <w:webHidden/>
               </w:rPr>
               <w:fldChar w:fldCharType="separate"/>
             </w:r>
             <w:r>
               <w:rPr>
-                <w:rFonts w:ascii="Arial" w:hAnsi="Arial"/>
-                <w:noProof/>
-                <w:webHidden/>
-                <w:sz w:val="24"/>
-              </w:rPr>
-              <w:t>20</w:t>
-            </w:r>
-            <w:r>
-              <w:rPr>
-                <w:rFonts w:ascii="Arial" w:hAnsi="Arial"/>
-                <w:noProof/>
-                <w:webHidden/>
-                <w:sz w:val="24"/>
+                <w:noProof/>
+                <w:webHidden/>
+              </w:rPr>
+              <w:t>19</w:t>
+            </w:r>
+            <w:r>
+              <w:rPr>
+                <w:noProof/>
+                <w:webHidden/>
               </w:rPr>
               <w:fldChar w:fldCharType="end"/>
             </w:r>
@@ -4463,80 +4057,69 @@
               <w:tab w:val="right" w:leader="dot" w:pos="9061"/>
             </w:tabs>
             <w:rPr>
-              <w:rFonts w:ascii="Arial" w:hAnsi="Arial"/>
+              <w:rFonts w:eastAsiaTheme="minorEastAsia"/>
               <w:noProof/>
+              <w:kern w:val="2"/>
               <w:sz w:val="24"/>
+              <w:szCs w:val="24"/>
+              <w:lang w:eastAsia="pt-BR"/>
+              <w14:ligatures w14:val="standardContextual"/>
             </w:rPr>
           </w:pPr>
-          <w:hyperlink w:anchor="_Toc232082591" w:history="1">
+          <w:hyperlink w:anchor="_Toc232088868" w:history="1">
             <w:r>
               <w:rPr>
                 <w:rStyle w:val="Hyperlink"/>
                 <w:rFonts w:ascii="Arial" w:hAnsi="Arial"/>
                 <w:noProof/>
-                <w:sz w:val="24"/>
               </w:rPr>
               <w:t>5.1.3 Arduino Uno</w:t>
             </w:r>
             <w:r>
               <w:rPr>
-                <w:rFonts w:ascii="Arial" w:hAnsi="Arial"/>
-                <w:noProof/>
-                <w:webHidden/>
-                <w:sz w:val="24"/>
+                <w:noProof/>
+                <w:webHidden/>
               </w:rPr>
               <w:tab/>
             </w:r>
             <w:r>
               <w:rPr>
-                <w:rFonts w:ascii="Arial" w:hAnsi="Arial"/>
-                <w:noProof/>
-                <w:webHidden/>
-                <w:sz w:val="24"/>
+                <w:noProof/>
+                <w:webHidden/>
               </w:rPr>
               <w:fldChar w:fldCharType="begin"/>
             </w:r>
             <w:r>
               <w:rPr>
-                <w:rFonts w:ascii="Arial" w:hAnsi="Arial"/>
-                <w:noProof/>
-                <w:webHidden/>
-                <w:sz w:val="24"/>
-              </w:rPr>
-              <w:instrText xml:space="preserve"> PAGEREF _Toc232082591 \h </w:instrText>
-            </w:r>
-            <w:r>
-              <w:rPr>
-                <w:rFonts w:ascii="Arial" w:hAnsi="Arial"/>
-                <w:noProof/>
-                <w:webHidden/>
-                <w:sz w:val="24"/>
-              </w:rPr>
-            </w:r>
-            <w:r>
-              <w:rPr>
-                <w:rFonts w:ascii="Arial" w:hAnsi="Arial"/>
-                <w:noProof/>
-                <w:webHidden/>
-                <w:sz w:val="24"/>
+                <w:noProof/>
+                <w:webHidden/>
+              </w:rPr>
+              <w:instrText xml:space="preserve"> PAGEREF _Toc232088868 \h </w:instrText>
+            </w:r>
+            <w:r>
+              <w:rPr>
+                <w:noProof/>
+                <w:webHidden/>
+              </w:rPr>
+            </w:r>
+            <w:r>
+              <w:rPr>
+                <w:noProof/>
+                <w:webHidden/>
               </w:rPr>
               <w:fldChar w:fldCharType="separate"/>
             </w:r>
             <w:r>
               <w:rPr>
-                <w:rFonts w:ascii="Arial" w:hAnsi="Arial"/>
-                <w:noProof/>
-                <w:webHidden/>
-                <w:sz w:val="24"/>
+                <w:noProof/>
+                <w:webHidden/>
               </w:rPr>
               <w:t>20</w:t>
             </w:r>
             <w:r>
               <w:rPr>
-                <w:rFonts w:ascii="Arial" w:hAnsi="Arial"/>
-                <w:noProof/>
-                <w:webHidden/>
-                <w:sz w:val="24"/>
+                <w:noProof/>
+                <w:webHidden/>
               </w:rPr>
               <w:fldChar w:fldCharType="end"/>
             </w:r>
@@ -4549,80 +4132,69 @@
               <w:tab w:val="right" w:leader="dot" w:pos="9061"/>
             </w:tabs>
             <w:rPr>
-              <w:rFonts w:ascii="Arial" w:hAnsi="Arial"/>
+              <w:rFonts w:eastAsiaTheme="minorEastAsia"/>
               <w:noProof/>
+              <w:kern w:val="2"/>
               <w:sz w:val="24"/>
+              <w:szCs w:val="24"/>
+              <w:lang w:eastAsia="pt-BR"/>
+              <w14:ligatures w14:val="standardContextual"/>
             </w:rPr>
           </w:pPr>
-          <w:hyperlink w:anchor="_Toc232082592" w:history="1">
+          <w:hyperlink w:anchor="_Toc232088869" w:history="1">
             <w:r>
               <w:rPr>
                 <w:rStyle w:val="Hyperlink"/>
                 <w:rFonts w:ascii="Arial" w:hAnsi="Arial"/>
                 <w:noProof/>
-                <w:sz w:val="24"/>
               </w:rPr>
               <w:t>5.1.4 Protoboard</w:t>
             </w:r>
             <w:r>
               <w:rPr>
-                <w:rFonts w:ascii="Arial" w:hAnsi="Arial"/>
-                <w:noProof/>
-                <w:webHidden/>
-                <w:sz w:val="24"/>
+                <w:noProof/>
+                <w:webHidden/>
               </w:rPr>
               <w:tab/>
             </w:r>
             <w:r>
               <w:rPr>
-                <w:rFonts w:ascii="Arial" w:hAnsi="Arial"/>
-                <w:noProof/>
-                <w:webHidden/>
-                <w:sz w:val="24"/>
+                <w:noProof/>
+                <w:webHidden/>
               </w:rPr>
               <w:fldChar w:fldCharType="begin"/>
             </w:r>
             <w:r>
               <w:rPr>
-                <w:rFonts w:ascii="Arial" w:hAnsi="Arial"/>
-                <w:noProof/>
-                <w:webHidden/>
-                <w:sz w:val="24"/>
-              </w:rPr>
-              <w:instrText xml:space="preserve"> PAGEREF _Toc232082592 \h </w:instrText>
-            </w:r>
-            <w:r>
-              <w:rPr>
-                <w:rFonts w:ascii="Arial" w:hAnsi="Arial"/>
-                <w:noProof/>
-                <w:webHidden/>
-                <w:sz w:val="24"/>
-              </w:rPr>
-            </w:r>
-            <w:r>
-              <w:rPr>
-                <w:rFonts w:ascii="Arial" w:hAnsi="Arial"/>
-                <w:noProof/>
-                <w:webHidden/>
-                <w:sz w:val="24"/>
+                <w:noProof/>
+                <w:webHidden/>
+              </w:rPr>
+              <w:instrText xml:space="preserve"> PAGEREF _Toc232088869 \h </w:instrText>
+            </w:r>
+            <w:r>
+              <w:rPr>
+                <w:noProof/>
+                <w:webHidden/>
+              </w:rPr>
+            </w:r>
+            <w:r>
+              <w:rPr>
+                <w:noProof/>
+                <w:webHidden/>
               </w:rPr>
               <w:fldChar w:fldCharType="separate"/>
             </w:r>
             <w:r>
               <w:rPr>
-                <w:rFonts w:ascii="Arial" w:hAnsi="Arial"/>
-                <w:noProof/>
-                <w:webHidden/>
-                <w:sz w:val="24"/>
+                <w:noProof/>
+                <w:webHidden/>
               </w:rPr>
               <w:t>20</w:t>
             </w:r>
             <w:r>
               <w:rPr>
-                <w:rFonts w:ascii="Arial" w:hAnsi="Arial"/>
-                <w:noProof/>
-                <w:webHidden/>
-                <w:sz w:val="24"/>
+                <w:noProof/>
+                <w:webHidden/>
               </w:rPr>
               <w:fldChar w:fldCharType="end"/>
             </w:r>
@@ -4635,80 +4207,69 @@
               <w:tab w:val="right" w:leader="dot" w:pos="9061"/>
             </w:tabs>
             <w:rPr>
-              <w:rFonts w:ascii="Arial" w:hAnsi="Arial"/>
+              <w:rFonts w:eastAsiaTheme="minorEastAsia"/>
               <w:noProof/>
+              <w:kern w:val="2"/>
               <w:sz w:val="24"/>
+              <w:szCs w:val="24"/>
+              <w:lang w:eastAsia="pt-BR"/>
+              <w14:ligatures w14:val="standardContextual"/>
             </w:rPr>
           </w:pPr>
-          <w:hyperlink w:anchor="_Toc232082593" w:history="1">
+          <w:hyperlink w:anchor="_Toc232088870" w:history="1">
             <w:r>
               <w:rPr>
                 <w:rStyle w:val="Hyperlink"/>
                 <w:rFonts w:ascii="Arial" w:hAnsi="Arial"/>
                 <w:noProof/>
-                <w:sz w:val="24"/>
               </w:rPr>
               <w:t>5.1.5 LEDs</w:t>
             </w:r>
             <w:r>
               <w:rPr>
-                <w:rFonts w:ascii="Arial" w:hAnsi="Arial"/>
-                <w:noProof/>
-                <w:webHidden/>
-                <w:sz w:val="24"/>
+                <w:noProof/>
+                <w:webHidden/>
               </w:rPr>
               <w:tab/>
             </w:r>
             <w:r>
               <w:rPr>
-                <w:rFonts w:ascii="Arial" w:hAnsi="Arial"/>
-                <w:noProof/>
-                <w:webHidden/>
-                <w:sz w:val="24"/>
+                <w:noProof/>
+                <w:webHidden/>
               </w:rPr>
               <w:fldChar w:fldCharType="begin"/>
             </w:r>
             <w:r>
               <w:rPr>
-                <w:rFonts w:ascii="Arial" w:hAnsi="Arial"/>
-                <w:noProof/>
-                <w:webHidden/>
-                <w:sz w:val="24"/>
-              </w:rPr>
-              <w:instrText xml:space="preserve"> PAGEREF _Toc232082593 \h </w:instrText>
-            </w:r>
-            <w:r>
-              <w:rPr>
-                <w:rFonts w:ascii="Arial" w:hAnsi="Arial"/>
-                <w:noProof/>
-                <w:webHidden/>
-                <w:sz w:val="24"/>
-              </w:rPr>
-            </w:r>
-            <w:r>
-              <w:rPr>
-                <w:rFonts w:ascii="Arial" w:hAnsi="Arial"/>
-                <w:noProof/>
-                <w:webHidden/>
-                <w:sz w:val="24"/>
+                <w:noProof/>
+                <w:webHidden/>
+              </w:rPr>
+              <w:instrText xml:space="preserve"> PAGEREF _Toc232088870 \h </w:instrText>
+            </w:r>
+            <w:r>
+              <w:rPr>
+                <w:noProof/>
+                <w:webHidden/>
+              </w:rPr>
+            </w:r>
+            <w:r>
+              <w:rPr>
+                <w:noProof/>
+                <w:webHidden/>
               </w:rPr>
               <w:fldChar w:fldCharType="separate"/>
             </w:r>
             <w:r>
               <w:rPr>
-                <w:rFonts w:ascii="Arial" w:hAnsi="Arial"/>
-                <w:noProof/>
-                <w:webHidden/>
-                <w:sz w:val="24"/>
-              </w:rPr>
-              <w:t>21</w:t>
-            </w:r>
-            <w:r>
-              <w:rPr>
-                <w:rFonts w:ascii="Arial" w:hAnsi="Arial"/>
-                <w:noProof/>
-                <w:webHidden/>
-                <w:sz w:val="24"/>
+                <w:noProof/>
+                <w:webHidden/>
+              </w:rPr>
+              <w:t>20</w:t>
+            </w:r>
+            <w:r>
+              <w:rPr>
+                <w:noProof/>
+                <w:webHidden/>
               </w:rPr>
               <w:fldChar w:fldCharType="end"/>
             </w:r>
@@ -4721,80 +4282,69 @@
               <w:tab w:val="right" w:leader="dot" w:pos="9061"/>
             </w:tabs>
             <w:rPr>
-              <w:rFonts w:ascii="Arial" w:hAnsi="Arial"/>
+              <w:rFonts w:eastAsiaTheme="minorEastAsia"/>
               <w:noProof/>
+              <w:kern w:val="2"/>
               <w:sz w:val="24"/>
+              <w:szCs w:val="24"/>
+              <w:lang w:eastAsia="pt-BR"/>
+              <w14:ligatures w14:val="standardContextual"/>
             </w:rPr>
           </w:pPr>
-          <w:hyperlink w:anchor="_Toc232082594" w:history="1">
+          <w:hyperlink w:anchor="_Toc232088871" w:history="1">
             <w:r>
               <w:rPr>
                 <w:rStyle w:val="Hyperlink"/>
                 <w:rFonts w:ascii="Arial" w:hAnsi="Arial"/>
                 <w:noProof/>
-                <w:sz w:val="24"/>
               </w:rPr>
               <w:t>5.1.6 Resistores</w:t>
             </w:r>
             <w:r>
               <w:rPr>
-                <w:rFonts w:ascii="Arial" w:hAnsi="Arial"/>
-                <w:noProof/>
-                <w:webHidden/>
-                <w:sz w:val="24"/>
+                <w:noProof/>
+                <w:webHidden/>
               </w:rPr>
               <w:tab/>
             </w:r>
             <w:r>
               <w:rPr>
-                <w:rFonts w:ascii="Arial" w:hAnsi="Arial"/>
-                <w:noProof/>
-                <w:webHidden/>
-                <w:sz w:val="24"/>
+                <w:noProof/>
+                <w:webHidden/>
               </w:rPr>
               <w:fldChar w:fldCharType="begin"/>
             </w:r>
             <w:r>
               <w:rPr>
-                <w:rFonts w:ascii="Arial" w:hAnsi="Arial"/>
-                <w:noProof/>
-                <w:webHidden/>
-                <w:sz w:val="24"/>
-              </w:rPr>
-              <w:instrText xml:space="preserve"> PAGEREF _Toc232082594 \h </w:instrText>
-            </w:r>
-            <w:r>
-              <w:rPr>
-                <w:rFonts w:ascii="Arial" w:hAnsi="Arial"/>
-                <w:noProof/>
-                <w:webHidden/>
-                <w:sz w:val="24"/>
-              </w:rPr>
-            </w:r>
-            <w:r>
-              <w:rPr>
-                <w:rFonts w:ascii="Arial" w:hAnsi="Arial"/>
-                <w:noProof/>
-                <w:webHidden/>
-                <w:sz w:val="24"/>
+                <w:noProof/>
+                <w:webHidden/>
+              </w:rPr>
+              <w:instrText xml:space="preserve"> PAGEREF _Toc232088871 \h </w:instrText>
+            </w:r>
+            <w:r>
+              <w:rPr>
+                <w:noProof/>
+                <w:webHidden/>
+              </w:rPr>
+            </w:r>
+            <w:r>
+              <w:rPr>
+                <w:noProof/>
+                <w:webHidden/>
               </w:rPr>
               <w:fldChar w:fldCharType="separate"/>
             </w:r>
             <w:r>
               <w:rPr>
-                <w:rFonts w:ascii="Arial" w:hAnsi="Arial"/>
-                <w:noProof/>
-                <w:webHidden/>
-                <w:sz w:val="24"/>
-              </w:rPr>
-              <w:t>21</w:t>
-            </w:r>
-            <w:r>
-              <w:rPr>
-                <w:rFonts w:ascii="Arial" w:hAnsi="Arial"/>
-                <w:noProof/>
-                <w:webHidden/>
-                <w:sz w:val="24"/>
+                <w:noProof/>
+                <w:webHidden/>
+              </w:rPr>
+              <w:t>20</w:t>
+            </w:r>
+            <w:r>
+              <w:rPr>
+                <w:noProof/>
+                <w:webHidden/>
               </w:rPr>
               <w:fldChar w:fldCharType="end"/>
             </w:r>
@@ -4807,80 +4357,69 @@
               <w:tab w:val="right" w:leader="dot" w:pos="9061"/>
             </w:tabs>
             <w:rPr>
-              <w:rFonts w:ascii="Arial" w:hAnsi="Arial"/>
+              <w:rFonts w:eastAsiaTheme="minorEastAsia"/>
               <w:noProof/>
+              <w:kern w:val="2"/>
               <w:sz w:val="24"/>
+              <w:szCs w:val="24"/>
+              <w:lang w:eastAsia="pt-BR"/>
+              <w14:ligatures w14:val="standardContextual"/>
             </w:rPr>
           </w:pPr>
-          <w:hyperlink w:anchor="_Toc232082595" w:history="1">
+          <w:hyperlink w:anchor="_Toc232088872" w:history="1">
             <w:r>
               <w:rPr>
                 <w:rStyle w:val="Hyperlink"/>
                 <w:rFonts w:ascii="Arial" w:hAnsi="Arial"/>
                 <w:noProof/>
-                <w:sz w:val="24"/>
               </w:rPr>
               <w:t>5.1.7 Jumpers</w:t>
             </w:r>
             <w:r>
               <w:rPr>
-                <w:rFonts w:ascii="Arial" w:hAnsi="Arial"/>
-                <w:noProof/>
-                <w:webHidden/>
-                <w:sz w:val="24"/>
+                <w:noProof/>
+                <w:webHidden/>
               </w:rPr>
               <w:tab/>
             </w:r>
             <w:r>
               <w:rPr>
-                <w:rFonts w:ascii="Arial" w:hAnsi="Arial"/>
-                <w:noProof/>
-                <w:webHidden/>
-                <w:sz w:val="24"/>
+                <w:noProof/>
+                <w:webHidden/>
               </w:rPr>
               <w:fldChar w:fldCharType="begin"/>
             </w:r>
             <w:r>
               <w:rPr>
-                <w:rFonts w:ascii="Arial" w:hAnsi="Arial"/>
-                <w:noProof/>
-                <w:webHidden/>
-                <w:sz w:val="24"/>
-              </w:rPr>
-              <w:instrText xml:space="preserve"> PAGEREF _Toc232082595 \h </w:instrText>
-            </w:r>
-            <w:r>
-              <w:rPr>
-                <w:rFonts w:ascii="Arial" w:hAnsi="Arial"/>
-                <w:noProof/>
-                <w:webHidden/>
-                <w:sz w:val="24"/>
-              </w:rPr>
-            </w:r>
-            <w:r>
-              <w:rPr>
-                <w:rFonts w:ascii="Arial" w:hAnsi="Arial"/>
-                <w:noProof/>
-                <w:webHidden/>
-                <w:sz w:val="24"/>
+                <w:noProof/>
+                <w:webHidden/>
+              </w:rPr>
+              <w:instrText xml:space="preserve"> PAGEREF _Toc232088872 \h </w:instrText>
+            </w:r>
+            <w:r>
+              <w:rPr>
+                <w:noProof/>
+                <w:webHidden/>
+              </w:rPr>
+            </w:r>
+            <w:r>
+              <w:rPr>
+                <w:noProof/>
+                <w:webHidden/>
               </w:rPr>
               <w:fldChar w:fldCharType="separate"/>
             </w:r>
             <w:r>
               <w:rPr>
-                <w:rFonts w:ascii="Arial" w:hAnsi="Arial"/>
-                <w:noProof/>
-                <w:webHidden/>
-                <w:sz w:val="24"/>
-              </w:rPr>
-              <w:t>21</w:t>
-            </w:r>
-            <w:r>
-              <w:rPr>
-                <w:rFonts w:ascii="Arial" w:hAnsi="Arial"/>
-                <w:noProof/>
-                <w:webHidden/>
-                <w:sz w:val="24"/>
+                <w:noProof/>
+                <w:webHidden/>
+              </w:rPr>
+              <w:t>20</w:t>
+            </w:r>
+            <w:r>
+              <w:rPr>
+                <w:noProof/>
+                <w:webHidden/>
               </w:rPr>
               <w:fldChar w:fldCharType="end"/>
             </w:r>
@@ -4893,80 +4432,69 @@
               <w:tab w:val="right" w:leader="dot" w:pos="9061"/>
             </w:tabs>
             <w:rPr>
-              <w:rFonts w:ascii="Arial" w:hAnsi="Arial"/>
+              <w:rFonts w:eastAsiaTheme="minorEastAsia"/>
               <w:noProof/>
+              <w:kern w:val="2"/>
               <w:sz w:val="24"/>
+              <w:szCs w:val="24"/>
+              <w:lang w:eastAsia="pt-BR"/>
+              <w14:ligatures w14:val="standardContextual"/>
             </w:rPr>
           </w:pPr>
-          <w:hyperlink w:anchor="_Toc232082596" w:history="1">
+          <w:hyperlink w:anchor="_Toc232088873" w:history="1">
             <w:r>
               <w:rPr>
                 <w:rStyle w:val="Hyperlink"/>
                 <w:rFonts w:ascii="Arial" w:hAnsi="Arial"/>
                 <w:noProof/>
-                <w:sz w:val="24"/>
               </w:rPr>
               <w:t>5.1.8 Semáforo da via principal</w:t>
             </w:r>
             <w:r>
               <w:rPr>
-                <w:rFonts w:ascii="Arial" w:hAnsi="Arial"/>
-                <w:noProof/>
-                <w:webHidden/>
-                <w:sz w:val="24"/>
+                <w:noProof/>
+                <w:webHidden/>
               </w:rPr>
               <w:tab/>
             </w:r>
             <w:r>
               <w:rPr>
-                <w:rFonts w:ascii="Arial" w:hAnsi="Arial"/>
-                <w:noProof/>
-                <w:webHidden/>
-                <w:sz w:val="24"/>
+                <w:noProof/>
+                <w:webHidden/>
               </w:rPr>
               <w:fldChar w:fldCharType="begin"/>
             </w:r>
             <w:r>
               <w:rPr>
-                <w:rFonts w:ascii="Arial" w:hAnsi="Arial"/>
-                <w:noProof/>
-                <w:webHidden/>
-                <w:sz w:val="24"/>
-              </w:rPr>
-              <w:instrText xml:space="preserve"> PAGEREF _Toc232082596 \h </w:instrText>
-            </w:r>
-            <w:r>
-              <w:rPr>
-                <w:rFonts w:ascii="Arial" w:hAnsi="Arial"/>
-                <w:noProof/>
-                <w:webHidden/>
-                <w:sz w:val="24"/>
-              </w:rPr>
-            </w:r>
-            <w:r>
-              <w:rPr>
-                <w:rFonts w:ascii="Arial" w:hAnsi="Arial"/>
-                <w:noProof/>
-                <w:webHidden/>
-                <w:sz w:val="24"/>
+                <w:noProof/>
+                <w:webHidden/>
+              </w:rPr>
+              <w:instrText xml:space="preserve"> PAGEREF _Toc232088873 \h </w:instrText>
+            </w:r>
+            <w:r>
+              <w:rPr>
+                <w:noProof/>
+                <w:webHidden/>
+              </w:rPr>
+            </w:r>
+            <w:r>
+              <w:rPr>
+                <w:noProof/>
+                <w:webHidden/>
               </w:rPr>
               <w:fldChar w:fldCharType="separate"/>
             </w:r>
             <w:r>
               <w:rPr>
-                <w:rFonts w:ascii="Arial" w:hAnsi="Arial"/>
-                <w:noProof/>
-                <w:webHidden/>
-                <w:sz w:val="24"/>
+                <w:noProof/>
+                <w:webHidden/>
               </w:rPr>
               <w:t>21</w:t>
             </w:r>
             <w:r>
               <w:rPr>
-                <w:rFonts w:ascii="Arial" w:hAnsi="Arial"/>
-                <w:noProof/>
-                <w:webHidden/>
-                <w:sz w:val="24"/>
+                <w:noProof/>
+                <w:webHidden/>
               </w:rPr>
               <w:fldChar w:fldCharType="end"/>
             </w:r>
@@ -4979,80 +4507,69 @@
               <w:tab w:val="right" w:leader="dot" w:pos="9061"/>
             </w:tabs>
             <w:rPr>
-              <w:rFonts w:ascii="Arial" w:hAnsi="Arial"/>
+              <w:rFonts w:eastAsiaTheme="minorEastAsia"/>
               <w:noProof/>
+              <w:kern w:val="2"/>
               <w:sz w:val="24"/>
+              <w:szCs w:val="24"/>
+              <w:lang w:eastAsia="pt-BR"/>
+              <w14:ligatures w14:val="standardContextual"/>
             </w:rPr>
           </w:pPr>
-          <w:hyperlink w:anchor="_Toc232082597" w:history="1">
+          <w:hyperlink w:anchor="_Toc232088874" w:history="1">
             <w:r>
               <w:rPr>
                 <w:rStyle w:val="Hyperlink"/>
                 <w:rFonts w:ascii="Arial" w:hAnsi="Arial"/>
                 <w:noProof/>
-                <w:sz w:val="24"/>
               </w:rPr>
               <w:t>5.1.9 Semáforo da via secundária</w:t>
             </w:r>
             <w:r>
               <w:rPr>
-                <w:rFonts w:ascii="Arial" w:hAnsi="Arial"/>
-                <w:noProof/>
-                <w:webHidden/>
-                <w:sz w:val="24"/>
+                <w:noProof/>
+                <w:webHidden/>
               </w:rPr>
               <w:tab/>
             </w:r>
             <w:r>
               <w:rPr>
-                <w:rFonts w:ascii="Arial" w:hAnsi="Arial"/>
-                <w:noProof/>
-                <w:webHidden/>
-                <w:sz w:val="24"/>
+                <w:noProof/>
+                <w:webHidden/>
               </w:rPr>
               <w:fldChar w:fldCharType="begin"/>
             </w:r>
             <w:r>
               <w:rPr>
-                <w:rFonts w:ascii="Arial" w:hAnsi="Arial"/>
-                <w:noProof/>
-                <w:webHidden/>
-                <w:sz w:val="24"/>
-              </w:rPr>
-              <w:instrText xml:space="preserve"> PAGEREF _Toc232082597 \h </w:instrText>
-            </w:r>
-            <w:r>
-              <w:rPr>
-                <w:rFonts w:ascii="Arial" w:hAnsi="Arial"/>
-                <w:noProof/>
-                <w:webHidden/>
-                <w:sz w:val="24"/>
-              </w:rPr>
-            </w:r>
-            <w:r>
-              <w:rPr>
-                <w:rFonts w:ascii="Arial" w:hAnsi="Arial"/>
-                <w:noProof/>
-                <w:webHidden/>
-                <w:sz w:val="24"/>
+                <w:noProof/>
+                <w:webHidden/>
+              </w:rPr>
+              <w:instrText xml:space="preserve"> PAGEREF _Toc232088874 \h </w:instrText>
+            </w:r>
+            <w:r>
+              <w:rPr>
+                <w:noProof/>
+                <w:webHidden/>
+              </w:rPr>
+            </w:r>
+            <w:r>
+              <w:rPr>
+                <w:noProof/>
+                <w:webHidden/>
               </w:rPr>
               <w:fldChar w:fldCharType="separate"/>
             </w:r>
             <w:r>
               <w:rPr>
-                <w:rFonts w:ascii="Arial" w:hAnsi="Arial"/>
-                <w:noProof/>
-                <w:webHidden/>
-                <w:sz w:val="24"/>
+                <w:noProof/>
+                <w:webHidden/>
               </w:rPr>
               <w:t>21</w:t>
             </w:r>
             <w:r>
               <w:rPr>
-                <w:rFonts w:ascii="Arial" w:hAnsi="Arial"/>
-                <w:noProof/>
-                <w:webHidden/>
-                <w:sz w:val="24"/>
+                <w:noProof/>
+                <w:webHidden/>
               </w:rPr>
               <w:fldChar w:fldCharType="end"/>
             </w:r>
@@ -5065,80 +4582,69 @@
               <w:tab w:val="right" w:leader="dot" w:pos="9061"/>
             </w:tabs>
             <w:rPr>
-              <w:rFonts w:ascii="Arial" w:hAnsi="Arial"/>
+              <w:rFonts w:eastAsiaTheme="minorEastAsia"/>
               <w:noProof/>
+              <w:kern w:val="2"/>
               <w:sz w:val="24"/>
+              <w:szCs w:val="24"/>
+              <w:lang w:eastAsia="pt-BR"/>
+              <w14:ligatures w14:val="standardContextual"/>
             </w:rPr>
           </w:pPr>
-          <w:hyperlink w:anchor="_Toc232082598" w:history="1">
+          <w:hyperlink w:anchor="_Toc232088875" w:history="1">
             <w:r>
               <w:rPr>
                 <w:rStyle w:val="Hyperlink"/>
                 <w:rFonts w:ascii="Arial" w:hAnsi="Arial"/>
                 <w:noProof/>
-                <w:sz w:val="24"/>
               </w:rPr>
               <w:t>5.1.10 Rede</w:t>
             </w:r>
             <w:r>
               <w:rPr>
-                <w:rFonts w:ascii="Arial" w:hAnsi="Arial"/>
-                <w:noProof/>
-                <w:webHidden/>
-                <w:sz w:val="24"/>
+                <w:noProof/>
+                <w:webHidden/>
               </w:rPr>
               <w:tab/>
             </w:r>
             <w:r>
               <w:rPr>
-                <w:rFonts w:ascii="Arial" w:hAnsi="Arial"/>
-                <w:noProof/>
-                <w:webHidden/>
-                <w:sz w:val="24"/>
+                <w:noProof/>
+                <w:webHidden/>
               </w:rPr>
               <w:fldChar w:fldCharType="begin"/>
             </w:r>
             <w:r>
               <w:rPr>
-                <w:rFonts w:ascii="Arial" w:hAnsi="Arial"/>
-                <w:noProof/>
-                <w:webHidden/>
-                <w:sz w:val="24"/>
-              </w:rPr>
-              <w:instrText xml:space="preserve"> PAGEREF _Toc232082598 \h </w:instrText>
-            </w:r>
-            <w:r>
-              <w:rPr>
-                <w:rFonts w:ascii="Arial" w:hAnsi="Arial"/>
-                <w:noProof/>
-                <w:webHidden/>
-                <w:sz w:val="24"/>
-              </w:rPr>
-            </w:r>
-            <w:r>
-              <w:rPr>
-                <w:rFonts w:ascii="Arial" w:hAnsi="Arial"/>
-                <w:noProof/>
-                <w:webHidden/>
-                <w:sz w:val="24"/>
+                <w:noProof/>
+                <w:webHidden/>
+              </w:rPr>
+              <w:instrText xml:space="preserve"> PAGEREF _Toc232088875 \h </w:instrText>
+            </w:r>
+            <w:r>
+              <w:rPr>
+                <w:noProof/>
+                <w:webHidden/>
+              </w:rPr>
+            </w:r>
+            <w:r>
+              <w:rPr>
+                <w:noProof/>
+                <w:webHidden/>
               </w:rPr>
               <w:fldChar w:fldCharType="separate"/>
             </w:r>
             <w:r>
               <w:rPr>
-                <w:rFonts w:ascii="Arial" w:hAnsi="Arial"/>
-                <w:noProof/>
-                <w:webHidden/>
-                <w:sz w:val="24"/>
-              </w:rPr>
-              <w:t>22</w:t>
-            </w:r>
-            <w:r>
-              <w:rPr>
-                <w:rFonts w:ascii="Arial" w:hAnsi="Arial"/>
-                <w:noProof/>
-                <w:webHidden/>
-                <w:sz w:val="24"/>
+                <w:noProof/>
+                <w:webHidden/>
+              </w:rPr>
+              <w:t>21</w:t>
+            </w:r>
+            <w:r>
+              <w:rPr>
+                <w:noProof/>
+                <w:webHidden/>
               </w:rPr>
               <w:fldChar w:fldCharType="end"/>
             </w:r>
@@ -5151,80 +4657,69 @@
               <w:tab w:val="right" w:leader="dot" w:pos="9061"/>
             </w:tabs>
             <w:rPr>
-              <w:rFonts w:ascii="Arial" w:hAnsi="Arial"/>
+              <w:rFonts w:eastAsiaTheme="minorEastAsia"/>
               <w:noProof/>
+              <w:kern w:val="2"/>
               <w:sz w:val="24"/>
+              <w:szCs w:val="24"/>
+              <w:lang w:eastAsia="pt-BR"/>
+              <w14:ligatures w14:val="standardContextual"/>
             </w:rPr>
           </w:pPr>
-          <w:hyperlink w:anchor="_Toc232082599" w:history="1">
+          <w:hyperlink w:anchor="_Toc232088876" w:history="1">
             <w:r>
               <w:rPr>
                 <w:rStyle w:val="Hyperlink"/>
                 <w:rFonts w:ascii="Arial" w:hAnsi="Arial"/>
                 <w:noProof/>
-                <w:sz w:val="24"/>
               </w:rPr>
               <w:t>5.1.11 GitHub</w:t>
             </w:r>
             <w:r>
               <w:rPr>
-                <w:rFonts w:ascii="Arial" w:hAnsi="Arial"/>
-                <w:noProof/>
-                <w:webHidden/>
-                <w:sz w:val="24"/>
+                <w:noProof/>
+                <w:webHidden/>
               </w:rPr>
               <w:tab/>
             </w:r>
             <w:r>
               <w:rPr>
-                <w:rFonts w:ascii="Arial" w:hAnsi="Arial"/>
-                <w:noProof/>
-                <w:webHidden/>
-                <w:sz w:val="24"/>
+                <w:noProof/>
+                <w:webHidden/>
               </w:rPr>
               <w:fldChar w:fldCharType="begin"/>
             </w:r>
             <w:r>
               <w:rPr>
-                <w:rFonts w:ascii="Arial" w:hAnsi="Arial"/>
-                <w:noProof/>
-                <w:webHidden/>
-                <w:sz w:val="24"/>
-              </w:rPr>
-              <w:instrText xml:space="preserve"> PAGEREF _Toc232082599 \h </w:instrText>
-            </w:r>
-            <w:r>
-              <w:rPr>
-                <w:rFonts w:ascii="Arial" w:hAnsi="Arial"/>
-                <w:noProof/>
-                <w:webHidden/>
-                <w:sz w:val="24"/>
-              </w:rPr>
-            </w:r>
-            <w:r>
-              <w:rPr>
-                <w:rFonts w:ascii="Arial" w:hAnsi="Arial"/>
-                <w:noProof/>
-                <w:webHidden/>
-                <w:sz w:val="24"/>
+                <w:noProof/>
+                <w:webHidden/>
+              </w:rPr>
+              <w:instrText xml:space="preserve"> PAGEREF _Toc232088876 \h </w:instrText>
+            </w:r>
+            <w:r>
+              <w:rPr>
+                <w:noProof/>
+                <w:webHidden/>
+              </w:rPr>
+            </w:r>
+            <w:r>
+              <w:rPr>
+                <w:noProof/>
+                <w:webHidden/>
               </w:rPr>
               <w:fldChar w:fldCharType="separate"/>
             </w:r>
             <w:r>
               <w:rPr>
-                <w:rFonts w:ascii="Arial" w:hAnsi="Arial"/>
-                <w:noProof/>
-                <w:webHidden/>
-                <w:sz w:val="24"/>
-              </w:rPr>
-              <w:t>22</w:t>
-            </w:r>
-            <w:r>
-              <w:rPr>
-                <w:rFonts w:ascii="Arial" w:hAnsi="Arial"/>
-                <w:noProof/>
-                <w:webHidden/>
-                <w:sz w:val="24"/>
+                <w:noProof/>
+                <w:webHidden/>
+              </w:rPr>
+              <w:t>21</w:t>
+            </w:r>
+            <w:r>
+              <w:rPr>
+                <w:noProof/>
+                <w:webHidden/>
               </w:rPr>
               <w:fldChar w:fldCharType="end"/>
             </w:r>
@@ -5237,7 +4732,7 @@
               <w:tab w:val="right" w:leader="dot" w:pos="9061"/>
             </w:tabs>
             <w:rPr>
-              <w:rFonts w:ascii="Arial" w:hAnsi="Arial" w:cstheme="minorBidi"/>
+              <w:rFonts w:cstheme="minorBidi"/>
               <w:noProof/>
               <w:kern w:val="2"/>
               <w:sz w:val="24"/>
@@ -5245,75 +4740,60 @@
               <w14:ligatures w14:val="standardContextual"/>
             </w:rPr>
           </w:pPr>
-          <w:hyperlink w:anchor="_Toc232082600" w:history="1">
+          <w:hyperlink w:anchor="_Toc232088877" w:history="1">
             <w:r>
               <w:rPr>
                 <w:rStyle w:val="Hyperlink"/>
                 <w:rFonts w:ascii="Arial" w:hAnsi="Arial"/>
                 <w:noProof/>
-                <w:sz w:val="24"/>
               </w:rPr>
               <w:t>5.2 Diagrama Funcional</w:t>
             </w:r>
             <w:r>
               <w:rPr>
-                <w:rFonts w:ascii="Arial" w:hAnsi="Arial"/>
-                <w:noProof/>
-                <w:webHidden/>
-                <w:sz w:val="24"/>
+                <w:noProof/>
+                <w:webHidden/>
               </w:rPr>
               <w:tab/>
             </w:r>
             <w:r>
               <w:rPr>
-                <w:rFonts w:ascii="Arial" w:hAnsi="Arial"/>
-                <w:noProof/>
-                <w:webHidden/>
-                <w:sz w:val="24"/>
+                <w:noProof/>
+                <w:webHidden/>
               </w:rPr>
               <w:fldChar w:fldCharType="begin"/>
             </w:r>
             <w:r>
               <w:rPr>
-                <w:rFonts w:ascii="Arial" w:hAnsi="Arial"/>
-                <w:noProof/>
-                <w:webHidden/>
-                <w:sz w:val="24"/>
-              </w:rPr>
-              <w:instrText xml:space="preserve"> PAGEREF _Toc232082600 \h </w:instrText>
-            </w:r>
-            <w:r>
-              <w:rPr>
-                <w:rFonts w:ascii="Arial" w:hAnsi="Arial"/>
-                <w:noProof/>
-                <w:webHidden/>
-                <w:sz w:val="24"/>
-              </w:rPr>
-            </w:r>
-            <w:r>
-              <w:rPr>
-                <w:rFonts w:ascii="Arial" w:hAnsi="Arial"/>
-                <w:noProof/>
-                <w:webHidden/>
-                <w:sz w:val="24"/>
+                <w:noProof/>
+                <w:webHidden/>
+              </w:rPr>
+              <w:instrText xml:space="preserve"> PAGEREF _Toc232088877 \h </w:instrText>
+            </w:r>
+            <w:r>
+              <w:rPr>
+                <w:noProof/>
+                <w:webHidden/>
+              </w:rPr>
+            </w:r>
+            <w:r>
+              <w:rPr>
+                <w:noProof/>
+                <w:webHidden/>
               </w:rPr>
               <w:fldChar w:fldCharType="separate"/>
             </w:r>
             <w:r>
               <w:rPr>
-                <w:rFonts w:ascii="Arial" w:hAnsi="Arial"/>
-                <w:noProof/>
-                <w:webHidden/>
-                <w:sz w:val="24"/>
-              </w:rPr>
-              <w:t>22</w:t>
-            </w:r>
-            <w:r>
-              <w:rPr>
-                <w:rFonts w:ascii="Arial" w:hAnsi="Arial"/>
-                <w:noProof/>
-                <w:webHidden/>
-                <w:sz w:val="24"/>
+                <w:noProof/>
+                <w:webHidden/>
+              </w:rPr>
+              <w:t>21</w:t>
+            </w:r>
+            <w:r>
+              <w:rPr>
+                <w:noProof/>
+                <w:webHidden/>
               </w:rPr>
               <w:fldChar w:fldCharType="end"/>
             </w:r>
@@ -5326,7 +4806,7 @@
               <w:tab w:val="right" w:leader="dot" w:pos="9061"/>
             </w:tabs>
             <w:rPr>
-              <w:rFonts w:ascii="Arial" w:hAnsi="Arial" w:cstheme="minorBidi"/>
+              <w:rFonts w:cstheme="minorBidi"/>
               <w:noProof/>
               <w:kern w:val="2"/>
               <w:sz w:val="24"/>
@@ -5334,75 +4814,60 @@
               <w14:ligatures w14:val="standardContextual"/>
             </w:rPr>
           </w:pPr>
-          <w:hyperlink w:anchor="_Toc232082601" w:history="1">
+          <w:hyperlink w:anchor="_Toc232088878" w:history="1">
             <w:r>
               <w:rPr>
                 <w:rStyle w:val="Hyperlink"/>
                 <w:rFonts w:ascii="Arial" w:hAnsi="Arial"/>
                 <w:noProof/>
-                <w:sz w:val="24"/>
               </w:rPr>
               <w:t>5.3 Fluxo do Funcionamento do Sistema</w:t>
             </w:r>
             <w:r>
               <w:rPr>
-                <w:rFonts w:ascii="Arial" w:hAnsi="Arial"/>
-                <w:noProof/>
-                <w:webHidden/>
-                <w:sz w:val="24"/>
+                <w:noProof/>
+                <w:webHidden/>
               </w:rPr>
               <w:tab/>
             </w:r>
             <w:r>
               <w:rPr>
-                <w:rFonts w:ascii="Arial" w:hAnsi="Arial"/>
-                <w:noProof/>
-                <w:webHidden/>
-                <w:sz w:val="24"/>
+                <w:noProof/>
+                <w:webHidden/>
               </w:rPr>
               <w:fldChar w:fldCharType="begin"/>
             </w:r>
             <w:r>
               <w:rPr>
-                <w:rFonts w:ascii="Arial" w:hAnsi="Arial"/>
-                <w:noProof/>
-                <w:webHidden/>
-                <w:sz w:val="24"/>
-              </w:rPr>
-              <w:instrText xml:space="preserve"> PAGEREF _Toc232082601 \h </w:instrText>
-            </w:r>
-            <w:r>
-              <w:rPr>
-                <w:rFonts w:ascii="Arial" w:hAnsi="Arial"/>
-                <w:noProof/>
-                <w:webHidden/>
-                <w:sz w:val="24"/>
-              </w:rPr>
-            </w:r>
-            <w:r>
-              <w:rPr>
-                <w:rFonts w:ascii="Arial" w:hAnsi="Arial"/>
-                <w:noProof/>
-                <w:webHidden/>
-                <w:sz w:val="24"/>
+                <w:noProof/>
+                <w:webHidden/>
+              </w:rPr>
+              <w:instrText xml:space="preserve"> PAGEREF _Toc232088878 \h </w:instrText>
+            </w:r>
+            <w:r>
+              <w:rPr>
+                <w:noProof/>
+                <w:webHidden/>
+              </w:rPr>
+            </w:r>
+            <w:r>
+              <w:rPr>
+                <w:noProof/>
+                <w:webHidden/>
               </w:rPr>
               <w:fldChar w:fldCharType="separate"/>
             </w:r>
             <w:r>
               <w:rPr>
-                <w:rFonts w:ascii="Arial" w:hAnsi="Arial"/>
-                <w:noProof/>
-                <w:webHidden/>
-                <w:sz w:val="24"/>
-              </w:rPr>
-              <w:t>23</w:t>
-            </w:r>
-            <w:r>
-              <w:rPr>
-                <w:rFonts w:ascii="Arial" w:hAnsi="Arial"/>
-                <w:noProof/>
-                <w:webHidden/>
-                <w:sz w:val="24"/>
+                <w:noProof/>
+                <w:webHidden/>
+              </w:rPr>
+              <w:t>22</w:t>
+            </w:r>
+            <w:r>
+              <w:rPr>
+                <w:noProof/>
+                <w:webHidden/>
               </w:rPr>
               <w:fldChar w:fldCharType="end"/>
             </w:r>
@@ -5415,7 +4880,7 @@
               <w:tab w:val="right" w:leader="dot" w:pos="9061"/>
             </w:tabs>
             <w:rPr>
-              <w:rFonts w:ascii="Arial" w:hAnsi="Arial" w:cstheme="minorBidi"/>
+              <w:rFonts w:cstheme="minorBidi"/>
               <w:noProof/>
               <w:kern w:val="2"/>
               <w:sz w:val="24"/>
@@ -5423,75 +4888,60 @@
               <w14:ligatures w14:val="standardContextual"/>
             </w:rPr>
           </w:pPr>
-          <w:hyperlink w:anchor="_Toc232082602" w:history="1">
+          <w:hyperlink w:anchor="_Toc232088879" w:history="1">
             <w:r>
               <w:rPr>
                 <w:rStyle w:val="Hyperlink"/>
                 <w:rFonts w:ascii="Arial" w:eastAsia="Arial" w:hAnsi="Arial"/>
                 <w:noProof/>
-                <w:sz w:val="24"/>
               </w:rPr>
               <w:t>6. RELAÇÃO COM REDES E IoT</w:t>
             </w:r>
             <w:r>
               <w:rPr>
-                <w:rFonts w:ascii="Arial" w:hAnsi="Arial"/>
-                <w:noProof/>
-                <w:webHidden/>
-                <w:sz w:val="24"/>
+                <w:noProof/>
+                <w:webHidden/>
               </w:rPr>
               <w:tab/>
             </w:r>
             <w:r>
               <w:rPr>
-                <w:rFonts w:ascii="Arial" w:hAnsi="Arial"/>
-                <w:noProof/>
-                <w:webHidden/>
-                <w:sz w:val="24"/>
+                <w:noProof/>
+                <w:webHidden/>
               </w:rPr>
               <w:fldChar w:fldCharType="begin"/>
             </w:r>
             <w:r>
               <w:rPr>
-                <w:rFonts w:ascii="Arial" w:hAnsi="Arial"/>
-                <w:noProof/>
-                <w:webHidden/>
-                <w:sz w:val="24"/>
-              </w:rPr>
-              <w:instrText xml:space="preserve"> PAGEREF _Toc232082602 \h </w:instrText>
-            </w:r>
-            <w:r>
-              <w:rPr>
-                <w:rFonts w:ascii="Arial" w:hAnsi="Arial"/>
-                <w:noProof/>
-                <w:webHidden/>
-                <w:sz w:val="24"/>
-              </w:rPr>
-            </w:r>
-            <w:r>
-              <w:rPr>
-                <w:rFonts w:ascii="Arial" w:hAnsi="Arial"/>
-                <w:noProof/>
-                <w:webHidden/>
-                <w:sz w:val="24"/>
+                <w:noProof/>
+                <w:webHidden/>
+              </w:rPr>
+              <w:instrText xml:space="preserve"> PAGEREF _Toc232088879 \h </w:instrText>
+            </w:r>
+            <w:r>
+              <w:rPr>
+                <w:noProof/>
+                <w:webHidden/>
+              </w:rPr>
+            </w:r>
+            <w:r>
+              <w:rPr>
+                <w:noProof/>
+                <w:webHidden/>
               </w:rPr>
               <w:fldChar w:fldCharType="separate"/>
             </w:r>
             <w:r>
               <w:rPr>
-                <w:rFonts w:ascii="Arial" w:hAnsi="Arial"/>
-                <w:noProof/>
-                <w:webHidden/>
-                <w:sz w:val="24"/>
-              </w:rPr>
-              <w:t>25</w:t>
-            </w:r>
-            <w:r>
-              <w:rPr>
-                <w:rFonts w:ascii="Arial" w:hAnsi="Arial"/>
-                <w:noProof/>
-                <w:webHidden/>
-                <w:sz w:val="24"/>
+                <w:noProof/>
+                <w:webHidden/>
+              </w:rPr>
+              <w:t>24</w:t>
+            </w:r>
+            <w:r>
+              <w:rPr>
+                <w:noProof/>
+                <w:webHidden/>
               </w:rPr>
               <w:fldChar w:fldCharType="end"/>
             </w:r>
@@ -5504,7 +4954,7 @@
               <w:tab w:val="right" w:leader="dot" w:pos="9061"/>
             </w:tabs>
             <w:rPr>
-              <w:rFonts w:ascii="Arial" w:hAnsi="Arial" w:cstheme="minorBidi"/>
+              <w:rFonts w:cstheme="minorBidi"/>
               <w:noProof/>
               <w:kern w:val="2"/>
               <w:sz w:val="24"/>
@@ -5512,75 +4962,60 @@
               <w14:ligatures w14:val="standardContextual"/>
             </w:rPr>
           </w:pPr>
-          <w:hyperlink w:anchor="_Toc232082603" w:history="1">
+          <w:hyperlink w:anchor="_Toc232088880" w:history="1">
             <w:r>
               <w:rPr>
                 <w:rStyle w:val="Hyperlink"/>
                 <w:rFonts w:ascii="Arial" w:eastAsia="Arial" w:hAnsi="Arial"/>
                 <w:noProof/>
-                <w:sz w:val="24"/>
               </w:rPr>
               <w:t>7. REFERÊNCIAS BIBLIOGRÁFICAS</w:t>
             </w:r>
             <w:r>
               <w:rPr>
-                <w:rFonts w:ascii="Arial" w:hAnsi="Arial"/>
-                <w:noProof/>
-                <w:webHidden/>
-                <w:sz w:val="24"/>
+                <w:noProof/>
+                <w:webHidden/>
               </w:rPr>
               <w:tab/>
             </w:r>
             <w:r>
               <w:rPr>
-                <w:rFonts w:ascii="Arial" w:hAnsi="Arial"/>
-                <w:noProof/>
-                <w:webHidden/>
-                <w:sz w:val="24"/>
+                <w:noProof/>
+                <w:webHidden/>
               </w:rPr>
               <w:fldChar w:fldCharType="begin"/>
             </w:r>
             <w:r>
               <w:rPr>
-                <w:rFonts w:ascii="Arial" w:hAnsi="Arial"/>
-                <w:noProof/>
-                <w:webHidden/>
-                <w:sz w:val="24"/>
-              </w:rPr>
-              <w:instrText xml:space="preserve"> PAGEREF _Toc232082603 \h </w:instrText>
-            </w:r>
-            <w:r>
-              <w:rPr>
-                <w:rFonts w:ascii="Arial" w:hAnsi="Arial"/>
-                <w:noProof/>
-                <w:webHidden/>
-                <w:sz w:val="24"/>
-              </w:rPr>
-            </w:r>
-            <w:r>
-              <w:rPr>
-                <w:rFonts w:ascii="Arial" w:hAnsi="Arial"/>
-                <w:noProof/>
-                <w:webHidden/>
-                <w:sz w:val="24"/>
+                <w:noProof/>
+                <w:webHidden/>
+              </w:rPr>
+              <w:instrText xml:space="preserve"> PAGEREF _Toc232088880 \h </w:instrText>
+            </w:r>
+            <w:r>
+              <w:rPr>
+                <w:noProof/>
+                <w:webHidden/>
+              </w:rPr>
+            </w:r>
+            <w:r>
+              <w:rPr>
+                <w:noProof/>
+                <w:webHidden/>
               </w:rPr>
               <w:fldChar w:fldCharType="separate"/>
             </w:r>
             <w:r>
               <w:rPr>
-                <w:rFonts w:ascii="Arial" w:hAnsi="Arial"/>
-                <w:noProof/>
-                <w:webHidden/>
-                <w:sz w:val="24"/>
-              </w:rPr>
-              <w:t>25</w:t>
-            </w:r>
-            <w:r>
-              <w:rPr>
-                <w:rFonts w:ascii="Arial" w:hAnsi="Arial"/>
-                <w:noProof/>
-                <w:webHidden/>
-                <w:sz w:val="24"/>
+                <w:noProof/>
+                <w:webHidden/>
+              </w:rPr>
+              <w:t>24</w:t>
+            </w:r>
+            <w:r>
+              <w:rPr>
+                <w:noProof/>
+                <w:webHidden/>
               </w:rPr>
               <w:fldChar w:fldCharType="end"/>
             </w:r>
@@ -5593,7 +5028,7 @@
               <w:tab w:val="right" w:leader="dot" w:pos="9061"/>
             </w:tabs>
             <w:rPr>
-              <w:rFonts w:ascii="Arial" w:hAnsi="Arial" w:cstheme="minorBidi"/>
+              <w:rFonts w:cstheme="minorBidi"/>
               <w:noProof/>
               <w:kern w:val="2"/>
               <w:sz w:val="24"/>
@@ -5601,84 +5036,60 @@
               <w14:ligatures w14:val="standardContextual"/>
             </w:rPr>
           </w:pPr>
-          <w:hyperlink w:anchor="_Toc232082604" w:history="1">
+          <w:hyperlink w:anchor="_Toc232088881" w:history="1">
             <w:r>
               <w:rPr>
                 <w:rStyle w:val="Hyperlink"/>
                 <w:rFonts w:ascii="Arial" w:eastAsia="Arial" w:hAnsi="Arial"/>
                 <w:noProof/>
-                <w:sz w:val="24"/>
-              </w:rPr>
-              <w:t>Sprint 4 - Códig</w:t>
-            </w:r>
-            <w:r>
-              <w:rPr>
-                <w:rStyle w:val="Hyperlink"/>
-                <w:rFonts w:ascii="Arial" w:eastAsia="Arial" w:hAnsi="Arial"/>
-                <w:noProof/>
-                <w:sz w:val="24"/>
-              </w:rPr>
-              <w:t>o fonte</w:t>
-            </w:r>
-            <w:r>
-              <w:rPr>
-                <w:rFonts w:ascii="Arial" w:hAnsi="Arial"/>
-                <w:noProof/>
-                <w:webHidden/>
-                <w:sz w:val="24"/>
+              </w:rPr>
+              <w:t>Sprint 4 - Código fonte</w:t>
+            </w:r>
+            <w:r>
+              <w:rPr>
+                <w:noProof/>
+                <w:webHidden/>
               </w:rPr>
               <w:tab/>
             </w:r>
             <w:r>
               <w:rPr>
-                <w:rFonts w:ascii="Arial" w:hAnsi="Arial"/>
-                <w:noProof/>
-                <w:webHidden/>
-                <w:sz w:val="24"/>
+                <w:noProof/>
+                <w:webHidden/>
               </w:rPr>
               <w:fldChar w:fldCharType="begin"/>
             </w:r>
             <w:r>
               <w:rPr>
-                <w:rFonts w:ascii="Arial" w:hAnsi="Arial"/>
-                <w:noProof/>
-                <w:webHidden/>
-                <w:sz w:val="24"/>
-              </w:rPr>
-              <w:instrText xml:space="preserve"> PAGEREF _Toc232082604 \h </w:instrText>
-            </w:r>
-            <w:r>
-              <w:rPr>
-                <w:rFonts w:ascii="Arial" w:hAnsi="Arial"/>
-                <w:noProof/>
-                <w:webHidden/>
-                <w:sz w:val="24"/>
-              </w:rPr>
-            </w:r>
-            <w:r>
-              <w:rPr>
-                <w:rFonts w:ascii="Arial" w:hAnsi="Arial"/>
-                <w:noProof/>
-                <w:webHidden/>
-                <w:sz w:val="24"/>
+                <w:noProof/>
+                <w:webHidden/>
+              </w:rPr>
+              <w:instrText xml:space="preserve"> PAGEREF _Toc232088881 \h </w:instrText>
+            </w:r>
+            <w:r>
+              <w:rPr>
+                <w:noProof/>
+                <w:webHidden/>
+              </w:rPr>
+            </w:r>
+            <w:r>
+              <w:rPr>
+                <w:noProof/>
+                <w:webHidden/>
               </w:rPr>
               <w:fldChar w:fldCharType="separate"/>
             </w:r>
             <w:r>
               <w:rPr>
-                <w:rFonts w:ascii="Arial" w:hAnsi="Arial"/>
-                <w:noProof/>
-                <w:webHidden/>
-                <w:sz w:val="24"/>
-              </w:rPr>
-              <w:t>26</w:t>
-            </w:r>
-            <w:r>
-              <w:rPr>
-                <w:rFonts w:ascii="Arial" w:hAnsi="Arial"/>
-                <w:noProof/>
-                <w:webHidden/>
-                <w:sz w:val="24"/>
+                <w:noProof/>
+                <w:webHidden/>
+              </w:rPr>
+              <w:t>25</w:t>
+            </w:r>
+            <w:r>
+              <w:rPr>
+                <w:noProof/>
+                <w:webHidden/>
               </w:rPr>
               <w:fldChar w:fldCharType="end"/>
             </w:r>
@@ -5691,7 +5102,7 @@
               <w:tab w:val="right" w:leader="dot" w:pos="9061"/>
             </w:tabs>
             <w:rPr>
-              <w:rFonts w:ascii="Arial" w:hAnsi="Arial" w:cstheme="minorBidi"/>
+              <w:rFonts w:cstheme="minorBidi"/>
               <w:noProof/>
               <w:kern w:val="2"/>
               <w:sz w:val="24"/>
@@ -5699,75 +5110,60 @@
               <w14:ligatures w14:val="standardContextual"/>
             </w:rPr>
           </w:pPr>
-          <w:hyperlink w:anchor="_Toc232082605" w:history="1">
+          <w:hyperlink w:anchor="_Toc232088882" w:history="1">
             <w:r>
               <w:rPr>
                 <w:rStyle w:val="Hyperlink"/>
                 <w:rFonts w:ascii="Arial" w:eastAsia="Arial" w:hAnsi="Arial"/>
                 <w:noProof/>
-                <w:sz w:val="24"/>
               </w:rPr>
               <w:t>4. CAPÍTULO CÓDIGO FONTE</w:t>
             </w:r>
             <w:r>
               <w:rPr>
-                <w:rFonts w:ascii="Arial" w:hAnsi="Arial"/>
-                <w:noProof/>
-                <w:webHidden/>
-                <w:sz w:val="24"/>
+                <w:noProof/>
+                <w:webHidden/>
               </w:rPr>
               <w:tab/>
             </w:r>
             <w:r>
               <w:rPr>
-                <w:rFonts w:ascii="Arial" w:hAnsi="Arial"/>
-                <w:noProof/>
-                <w:webHidden/>
-                <w:sz w:val="24"/>
+                <w:noProof/>
+                <w:webHidden/>
               </w:rPr>
               <w:fldChar w:fldCharType="begin"/>
             </w:r>
             <w:r>
               <w:rPr>
-                <w:rFonts w:ascii="Arial" w:hAnsi="Arial"/>
-                <w:noProof/>
-                <w:webHidden/>
-                <w:sz w:val="24"/>
-              </w:rPr>
-              <w:instrText xml:space="preserve"> PAGEREF _Toc232082605 \h </w:instrText>
-            </w:r>
-            <w:r>
-              <w:rPr>
-                <w:rFonts w:ascii="Arial" w:hAnsi="Arial"/>
-                <w:noProof/>
-                <w:webHidden/>
-                <w:sz w:val="24"/>
-              </w:rPr>
-            </w:r>
-            <w:r>
-              <w:rPr>
-                <w:rFonts w:ascii="Arial" w:hAnsi="Arial"/>
-                <w:noProof/>
-                <w:webHidden/>
-                <w:sz w:val="24"/>
+                <w:noProof/>
+                <w:webHidden/>
+              </w:rPr>
+              <w:instrText xml:space="preserve"> PAGEREF _Toc232088882 \h </w:instrText>
+            </w:r>
+            <w:r>
+              <w:rPr>
+                <w:noProof/>
+                <w:webHidden/>
+              </w:rPr>
+            </w:r>
+            <w:r>
+              <w:rPr>
+                <w:noProof/>
+                <w:webHidden/>
               </w:rPr>
               <w:fldChar w:fldCharType="separate"/>
             </w:r>
             <w:r>
               <w:rPr>
-                <w:rFonts w:ascii="Arial" w:hAnsi="Arial"/>
-                <w:noProof/>
-                <w:webHidden/>
-                <w:sz w:val="24"/>
-              </w:rPr>
-              <w:t>26</w:t>
-            </w:r>
-            <w:r>
-              <w:rPr>
-                <w:rFonts w:ascii="Arial" w:hAnsi="Arial"/>
-                <w:noProof/>
-                <w:webHidden/>
-                <w:sz w:val="24"/>
+                <w:noProof/>
+                <w:webHidden/>
+              </w:rPr>
+              <w:t>25</w:t>
+            </w:r>
+            <w:r>
+              <w:rPr>
+                <w:noProof/>
+                <w:webHidden/>
               </w:rPr>
               <w:fldChar w:fldCharType="end"/>
             </w:r>
@@ -5780,7 +5176,7 @@
               <w:tab w:val="right" w:leader="dot" w:pos="9061"/>
             </w:tabs>
             <w:rPr>
-              <w:rFonts w:ascii="Arial" w:hAnsi="Arial" w:cstheme="minorBidi"/>
+              <w:rFonts w:cstheme="minorBidi"/>
               <w:noProof/>
               <w:kern w:val="2"/>
               <w:sz w:val="24"/>
@@ -5788,75 +5184,60 @@
               <w14:ligatures w14:val="standardContextual"/>
             </w:rPr>
           </w:pPr>
-          <w:hyperlink w:anchor="_Toc232082606" w:history="1">
+          <w:hyperlink w:anchor="_Toc232088883" w:history="1">
             <w:r>
               <w:rPr>
                 <w:rStyle w:val="Hyperlink"/>
                 <w:rFonts w:ascii="Arial" w:hAnsi="Arial"/>
                 <w:noProof/>
-                <w:sz w:val="24"/>
               </w:rPr>
               <w:t>4.1 Linguagem utilizada e plataforma de simulação</w:t>
             </w:r>
             <w:r>
               <w:rPr>
-                <w:rFonts w:ascii="Arial" w:hAnsi="Arial"/>
-                <w:noProof/>
-                <w:webHidden/>
-                <w:sz w:val="24"/>
+                <w:noProof/>
+                <w:webHidden/>
               </w:rPr>
               <w:tab/>
             </w:r>
             <w:r>
               <w:rPr>
-                <w:rFonts w:ascii="Arial" w:hAnsi="Arial"/>
-                <w:noProof/>
-                <w:webHidden/>
-                <w:sz w:val="24"/>
+                <w:noProof/>
+                <w:webHidden/>
               </w:rPr>
               <w:fldChar w:fldCharType="begin"/>
             </w:r>
             <w:r>
               <w:rPr>
-                <w:rFonts w:ascii="Arial" w:hAnsi="Arial"/>
-                <w:noProof/>
-                <w:webHidden/>
-                <w:sz w:val="24"/>
-              </w:rPr>
-              <w:instrText xml:space="preserve"> PAGEREF _Toc232082606 \h </w:instrText>
-            </w:r>
-            <w:r>
-              <w:rPr>
-                <w:rFonts w:ascii="Arial" w:hAnsi="Arial"/>
-                <w:noProof/>
-                <w:webHidden/>
-                <w:sz w:val="24"/>
-              </w:rPr>
-            </w:r>
-            <w:r>
-              <w:rPr>
-                <w:rFonts w:ascii="Arial" w:hAnsi="Arial"/>
-                <w:noProof/>
-                <w:webHidden/>
-                <w:sz w:val="24"/>
+                <w:noProof/>
+                <w:webHidden/>
+              </w:rPr>
+              <w:instrText xml:space="preserve"> PAGEREF _Toc232088883 \h </w:instrText>
+            </w:r>
+            <w:r>
+              <w:rPr>
+                <w:noProof/>
+                <w:webHidden/>
+              </w:rPr>
+            </w:r>
+            <w:r>
+              <w:rPr>
+                <w:noProof/>
+                <w:webHidden/>
               </w:rPr>
               <w:fldChar w:fldCharType="separate"/>
             </w:r>
             <w:r>
               <w:rPr>
-                <w:rFonts w:ascii="Arial" w:hAnsi="Arial"/>
-                <w:noProof/>
-                <w:webHidden/>
-                <w:sz w:val="24"/>
-              </w:rPr>
-              <w:t>26</w:t>
-            </w:r>
-            <w:r>
-              <w:rPr>
-                <w:rFonts w:ascii="Arial" w:hAnsi="Arial"/>
-                <w:noProof/>
-                <w:webHidden/>
-                <w:sz w:val="24"/>
+                <w:noProof/>
+                <w:webHidden/>
+              </w:rPr>
+              <w:t>25</w:t>
+            </w:r>
+            <w:r>
+              <w:rPr>
+                <w:noProof/>
+                <w:webHidden/>
               </w:rPr>
               <w:fldChar w:fldCharType="end"/>
             </w:r>
@@ -5869,7 +5250,7 @@
               <w:tab w:val="right" w:leader="dot" w:pos="9061"/>
             </w:tabs>
             <w:rPr>
-              <w:rFonts w:ascii="Arial" w:hAnsi="Arial" w:cstheme="minorBidi"/>
+              <w:rFonts w:cstheme="minorBidi"/>
               <w:noProof/>
               <w:kern w:val="2"/>
               <w:sz w:val="24"/>
@@ -5877,75 +5258,60 @@
               <w14:ligatures w14:val="standardContextual"/>
             </w:rPr>
           </w:pPr>
-          <w:hyperlink w:anchor="_Toc232082607" w:history="1">
+          <w:hyperlink w:anchor="_Toc232088884" w:history="1">
             <w:r>
               <w:rPr>
                 <w:rStyle w:val="Hyperlink"/>
                 <w:rFonts w:ascii="Arial" w:hAnsi="Arial"/>
                 <w:noProof/>
-                <w:sz w:val="24"/>
               </w:rPr>
               <w:t>4.2 Código-fonte</w:t>
             </w:r>
             <w:r>
               <w:rPr>
-                <w:rFonts w:ascii="Arial" w:hAnsi="Arial"/>
-                <w:noProof/>
-                <w:webHidden/>
-                <w:sz w:val="24"/>
+                <w:noProof/>
+                <w:webHidden/>
               </w:rPr>
               <w:tab/>
             </w:r>
             <w:r>
               <w:rPr>
-                <w:rFonts w:ascii="Arial" w:hAnsi="Arial"/>
-                <w:noProof/>
-                <w:webHidden/>
-                <w:sz w:val="24"/>
+                <w:noProof/>
+                <w:webHidden/>
               </w:rPr>
               <w:fldChar w:fldCharType="begin"/>
             </w:r>
             <w:r>
               <w:rPr>
-                <w:rFonts w:ascii="Arial" w:hAnsi="Arial"/>
-                <w:noProof/>
-                <w:webHidden/>
-                <w:sz w:val="24"/>
-              </w:rPr>
-              <w:instrText xml:space="preserve"> PAGEREF _Toc232082607 \h </w:instrText>
-            </w:r>
-            <w:r>
-              <w:rPr>
-                <w:rFonts w:ascii="Arial" w:hAnsi="Arial"/>
-                <w:noProof/>
-                <w:webHidden/>
-                <w:sz w:val="24"/>
-              </w:rPr>
-            </w:r>
-            <w:r>
-              <w:rPr>
-                <w:rFonts w:ascii="Arial" w:hAnsi="Arial"/>
-                <w:noProof/>
-                <w:webHidden/>
-                <w:sz w:val="24"/>
+                <w:noProof/>
+                <w:webHidden/>
+              </w:rPr>
+              <w:instrText xml:space="preserve"> PAGEREF _Toc232088884 \h </w:instrText>
+            </w:r>
+            <w:r>
+              <w:rPr>
+                <w:noProof/>
+                <w:webHidden/>
+              </w:rPr>
+            </w:r>
+            <w:r>
+              <w:rPr>
+                <w:noProof/>
+                <w:webHidden/>
               </w:rPr>
               <w:fldChar w:fldCharType="separate"/>
             </w:r>
             <w:r>
               <w:rPr>
-                <w:rFonts w:ascii="Arial" w:hAnsi="Arial"/>
-                <w:noProof/>
-                <w:webHidden/>
-                <w:sz w:val="24"/>
-              </w:rPr>
-              <w:t>26</w:t>
-            </w:r>
-            <w:r>
-              <w:rPr>
-                <w:rFonts w:ascii="Arial" w:hAnsi="Arial"/>
-                <w:noProof/>
-                <w:webHidden/>
-                <w:sz w:val="24"/>
+                <w:noProof/>
+                <w:webHidden/>
+              </w:rPr>
+              <w:t>25</w:t>
+            </w:r>
+            <w:r>
+              <w:rPr>
+                <w:noProof/>
+                <w:webHidden/>
               </w:rPr>
               <w:fldChar w:fldCharType="end"/>
             </w:r>
@@ -5958,7 +5324,7 @@
               <w:tab w:val="right" w:leader="dot" w:pos="9061"/>
             </w:tabs>
             <w:rPr>
-              <w:rFonts w:ascii="Arial" w:hAnsi="Arial" w:cstheme="minorBidi"/>
+              <w:rFonts w:cstheme="minorBidi"/>
               <w:noProof/>
               <w:kern w:val="2"/>
               <w:sz w:val="24"/>
@@ -5966,75 +5332,60 @@
               <w14:ligatures w14:val="standardContextual"/>
             </w:rPr>
           </w:pPr>
-          <w:hyperlink w:anchor="_Toc232082608" w:history="1">
+          <w:hyperlink w:anchor="_Toc232088885" w:history="1">
             <w:r>
               <w:rPr>
                 <w:rStyle w:val="Hyperlink"/>
                 <w:rFonts w:ascii="Arial" w:hAnsi="Arial"/>
                 <w:noProof/>
-                <w:sz w:val="24"/>
               </w:rPr>
               <w:t>4.3 Funcionamento do código</w:t>
             </w:r>
             <w:r>
               <w:rPr>
-                <w:rFonts w:ascii="Arial" w:hAnsi="Arial"/>
-                <w:noProof/>
-                <w:webHidden/>
-                <w:sz w:val="24"/>
+                <w:noProof/>
+                <w:webHidden/>
               </w:rPr>
               <w:tab/>
             </w:r>
             <w:r>
               <w:rPr>
-                <w:rFonts w:ascii="Arial" w:hAnsi="Arial"/>
-                <w:noProof/>
-                <w:webHidden/>
-                <w:sz w:val="24"/>
+                <w:noProof/>
+                <w:webHidden/>
               </w:rPr>
               <w:fldChar w:fldCharType="begin"/>
             </w:r>
             <w:r>
               <w:rPr>
-                <w:rFonts w:ascii="Arial" w:hAnsi="Arial"/>
-                <w:noProof/>
-                <w:webHidden/>
-                <w:sz w:val="24"/>
-              </w:rPr>
-              <w:instrText xml:space="preserve"> PAGEREF _Toc232082608 \h </w:instrText>
-            </w:r>
-            <w:r>
-              <w:rPr>
-                <w:rFonts w:ascii="Arial" w:hAnsi="Arial"/>
-                <w:noProof/>
-                <w:webHidden/>
-                <w:sz w:val="24"/>
-              </w:rPr>
-            </w:r>
-            <w:r>
-              <w:rPr>
-                <w:rFonts w:ascii="Arial" w:hAnsi="Arial"/>
-                <w:noProof/>
-                <w:webHidden/>
-                <w:sz w:val="24"/>
+                <w:noProof/>
+                <w:webHidden/>
+              </w:rPr>
+              <w:instrText xml:space="preserve"> PAGEREF _Toc232088885 \h </w:instrText>
+            </w:r>
+            <w:r>
+              <w:rPr>
+                <w:noProof/>
+                <w:webHidden/>
+              </w:rPr>
+            </w:r>
+            <w:r>
+              <w:rPr>
+                <w:noProof/>
+                <w:webHidden/>
               </w:rPr>
               <w:fldChar w:fldCharType="separate"/>
             </w:r>
             <w:r>
               <w:rPr>
-                <w:rFonts w:ascii="Arial" w:hAnsi="Arial"/>
-                <w:noProof/>
-                <w:webHidden/>
-                <w:sz w:val="24"/>
-              </w:rPr>
-              <w:t>26</w:t>
-            </w:r>
-            <w:r>
-              <w:rPr>
-                <w:rFonts w:ascii="Arial" w:hAnsi="Arial"/>
-                <w:noProof/>
-                <w:webHidden/>
-                <w:sz w:val="24"/>
+                <w:noProof/>
+                <w:webHidden/>
+              </w:rPr>
+              <w:t>27</w:t>
+            </w:r>
+            <w:r>
+              <w:rPr>
+                <w:noProof/>
+                <w:webHidden/>
               </w:rPr>
               <w:fldChar w:fldCharType="end"/>
             </w:r>
@@ -6047,7 +5398,7 @@
               <w:tab w:val="right" w:leader="dot" w:pos="9061"/>
             </w:tabs>
             <w:rPr>
-              <w:rFonts w:ascii="Arial" w:hAnsi="Arial" w:cstheme="minorBidi"/>
+              <w:rFonts w:cstheme="minorBidi"/>
               <w:noProof/>
               <w:kern w:val="2"/>
               <w:sz w:val="24"/>
@@ -6055,75 +5406,60 @@
               <w14:ligatures w14:val="standardContextual"/>
             </w:rPr>
           </w:pPr>
-          <w:hyperlink w:anchor="_Toc232082609" w:history="1">
+          <w:hyperlink w:anchor="_Toc232088886" w:history="1">
             <w:r>
               <w:rPr>
                 <w:rStyle w:val="Hyperlink"/>
                 <w:rFonts w:ascii="Arial" w:hAnsi="Arial"/>
                 <w:noProof/>
-                <w:sz w:val="24"/>
               </w:rPr>
               <w:t>4.4 Gráfico de tempo dos semáforos</w:t>
             </w:r>
             <w:r>
               <w:rPr>
-                <w:rFonts w:ascii="Arial" w:hAnsi="Arial"/>
-                <w:noProof/>
-                <w:webHidden/>
-                <w:sz w:val="24"/>
+                <w:noProof/>
+                <w:webHidden/>
               </w:rPr>
               <w:tab/>
             </w:r>
             <w:r>
               <w:rPr>
-                <w:rFonts w:ascii="Arial" w:hAnsi="Arial"/>
-                <w:noProof/>
-                <w:webHidden/>
-                <w:sz w:val="24"/>
+                <w:noProof/>
+                <w:webHidden/>
               </w:rPr>
               <w:fldChar w:fldCharType="begin"/>
             </w:r>
             <w:r>
               <w:rPr>
-                <w:rFonts w:ascii="Arial" w:hAnsi="Arial"/>
-                <w:noProof/>
-                <w:webHidden/>
-                <w:sz w:val="24"/>
-              </w:rPr>
-              <w:instrText xml:space="preserve"> PAGEREF _Toc232082609 \h </w:instrText>
-            </w:r>
-            <w:r>
-              <w:rPr>
-                <w:rFonts w:ascii="Arial" w:hAnsi="Arial"/>
-                <w:noProof/>
-                <w:webHidden/>
-                <w:sz w:val="24"/>
-              </w:rPr>
-            </w:r>
-            <w:r>
-              <w:rPr>
-                <w:rFonts w:ascii="Arial" w:hAnsi="Arial"/>
-                <w:noProof/>
-                <w:webHidden/>
-                <w:sz w:val="24"/>
+                <w:noProof/>
+                <w:webHidden/>
+              </w:rPr>
+              <w:instrText xml:space="preserve"> PAGEREF _Toc232088886 \h </w:instrText>
+            </w:r>
+            <w:r>
+              <w:rPr>
+                <w:noProof/>
+                <w:webHidden/>
+              </w:rPr>
+            </w:r>
+            <w:r>
+              <w:rPr>
+                <w:noProof/>
+                <w:webHidden/>
               </w:rPr>
               <w:fldChar w:fldCharType="separate"/>
             </w:r>
             <w:r>
               <w:rPr>
-                <w:rFonts w:ascii="Arial" w:hAnsi="Arial"/>
-                <w:noProof/>
-                <w:webHidden/>
-                <w:sz w:val="24"/>
+                <w:noProof/>
+                <w:webHidden/>
               </w:rPr>
               <w:t>27</w:t>
             </w:r>
             <w:r>
               <w:rPr>
-                <w:rFonts w:ascii="Arial" w:hAnsi="Arial"/>
-                <w:noProof/>
-                <w:webHidden/>
-                <w:sz w:val="24"/>
+                <w:noProof/>
+                <w:webHidden/>
               </w:rPr>
               <w:fldChar w:fldCharType="end"/>
             </w:r>
@@ -6136,80 +5472,69 @@
               <w:tab w:val="right" w:leader="dot" w:pos="9061"/>
             </w:tabs>
             <w:rPr>
-              <w:rFonts w:ascii="Arial" w:hAnsi="Arial"/>
+              <w:rFonts w:eastAsiaTheme="minorEastAsia"/>
               <w:noProof/>
+              <w:kern w:val="2"/>
               <w:sz w:val="24"/>
+              <w:szCs w:val="24"/>
+              <w:lang w:eastAsia="pt-BR"/>
+              <w14:ligatures w14:val="standardContextual"/>
             </w:rPr>
           </w:pPr>
-          <w:hyperlink w:anchor="_Toc232082610" w:history="1">
+          <w:hyperlink w:anchor="_Toc232088887" w:history="1">
             <w:r>
               <w:rPr>
                 <w:rStyle w:val="Hyperlink"/>
                 <w:rFonts w:ascii="Arial" w:hAnsi="Arial"/>
                 <w:noProof/>
-                <w:sz w:val="24"/>
               </w:rPr>
               <w:t>4.4.1 Semáforo da via principal</w:t>
             </w:r>
             <w:r>
               <w:rPr>
-                <w:rFonts w:ascii="Arial" w:hAnsi="Arial"/>
-                <w:noProof/>
-                <w:webHidden/>
-                <w:sz w:val="24"/>
+                <w:noProof/>
+                <w:webHidden/>
               </w:rPr>
               <w:tab/>
             </w:r>
             <w:r>
               <w:rPr>
-                <w:rFonts w:ascii="Arial" w:hAnsi="Arial"/>
-                <w:noProof/>
-                <w:webHidden/>
-                <w:sz w:val="24"/>
+                <w:noProof/>
+                <w:webHidden/>
               </w:rPr>
               <w:fldChar w:fldCharType="begin"/>
             </w:r>
             <w:r>
               <w:rPr>
-                <w:rFonts w:ascii="Arial" w:hAnsi="Arial"/>
-                <w:noProof/>
-                <w:webHidden/>
-                <w:sz w:val="24"/>
-              </w:rPr>
-              <w:instrText xml:space="preserve"> PAGEREF _Toc232082610 \h </w:instrText>
-            </w:r>
-            <w:r>
-              <w:rPr>
-                <w:rFonts w:ascii="Arial" w:hAnsi="Arial"/>
-                <w:noProof/>
-                <w:webHidden/>
-                <w:sz w:val="24"/>
-              </w:rPr>
-            </w:r>
-            <w:r>
-              <w:rPr>
-                <w:rFonts w:ascii="Arial" w:hAnsi="Arial"/>
-                <w:noProof/>
-                <w:webHidden/>
-                <w:sz w:val="24"/>
+                <w:noProof/>
+                <w:webHidden/>
+              </w:rPr>
+              <w:instrText xml:space="preserve"> PAGEREF _Toc232088887 \h </w:instrText>
+            </w:r>
+            <w:r>
+              <w:rPr>
+                <w:noProof/>
+                <w:webHidden/>
+              </w:rPr>
+            </w:r>
+            <w:r>
+              <w:rPr>
+                <w:noProof/>
+                <w:webHidden/>
               </w:rPr>
               <w:fldChar w:fldCharType="separate"/>
             </w:r>
             <w:r>
               <w:rPr>
-                <w:rFonts w:ascii="Arial" w:hAnsi="Arial"/>
-                <w:noProof/>
-                <w:webHidden/>
-                <w:sz w:val="24"/>
+                <w:noProof/>
+                <w:webHidden/>
               </w:rPr>
               <w:t>27</w:t>
             </w:r>
             <w:r>
               <w:rPr>
-                <w:rFonts w:ascii="Arial" w:hAnsi="Arial"/>
-                <w:noProof/>
-                <w:webHidden/>
-                <w:sz w:val="24"/>
+                <w:noProof/>
+                <w:webHidden/>
               </w:rPr>
               <w:fldChar w:fldCharType="end"/>
             </w:r>
@@ -6222,80 +5547,69 @@
               <w:tab w:val="right" w:leader="dot" w:pos="9061"/>
             </w:tabs>
             <w:rPr>
-              <w:rFonts w:ascii="Arial" w:hAnsi="Arial"/>
+              <w:rFonts w:eastAsiaTheme="minorEastAsia"/>
               <w:noProof/>
+              <w:kern w:val="2"/>
               <w:sz w:val="24"/>
+              <w:szCs w:val="24"/>
+              <w:lang w:eastAsia="pt-BR"/>
+              <w14:ligatures w14:val="standardContextual"/>
             </w:rPr>
           </w:pPr>
-          <w:hyperlink w:anchor="_Toc232082611" w:history="1">
+          <w:hyperlink w:anchor="_Toc232088888" w:history="1">
             <w:r>
               <w:rPr>
                 <w:rStyle w:val="Hyperlink"/>
                 <w:rFonts w:ascii="Arial" w:hAnsi="Arial"/>
                 <w:noProof/>
-                <w:sz w:val="24"/>
               </w:rPr>
               <w:t>4.4.2 Semáforo da via secundária</w:t>
             </w:r>
             <w:r>
               <w:rPr>
-                <w:rFonts w:ascii="Arial" w:hAnsi="Arial"/>
-                <w:noProof/>
-                <w:webHidden/>
-                <w:sz w:val="24"/>
+                <w:noProof/>
+                <w:webHidden/>
               </w:rPr>
               <w:tab/>
             </w:r>
             <w:r>
               <w:rPr>
-                <w:rFonts w:ascii="Arial" w:hAnsi="Arial"/>
-                <w:noProof/>
-                <w:webHidden/>
-                <w:sz w:val="24"/>
+                <w:noProof/>
+                <w:webHidden/>
               </w:rPr>
               <w:fldChar w:fldCharType="begin"/>
             </w:r>
             <w:r>
               <w:rPr>
-                <w:rFonts w:ascii="Arial" w:hAnsi="Arial"/>
-                <w:noProof/>
-                <w:webHidden/>
-                <w:sz w:val="24"/>
-              </w:rPr>
-              <w:instrText xml:space="preserve"> PAGEREF _Toc232082611 \h </w:instrText>
-            </w:r>
-            <w:r>
-              <w:rPr>
-                <w:rFonts w:ascii="Arial" w:hAnsi="Arial"/>
-                <w:noProof/>
-                <w:webHidden/>
-                <w:sz w:val="24"/>
-              </w:rPr>
-            </w:r>
-            <w:r>
-              <w:rPr>
-                <w:rFonts w:ascii="Arial" w:hAnsi="Arial"/>
-                <w:noProof/>
-                <w:webHidden/>
-                <w:sz w:val="24"/>
+                <w:noProof/>
+                <w:webHidden/>
+              </w:rPr>
+              <w:instrText xml:space="preserve"> PAGEREF _Toc232088888 \h </w:instrText>
+            </w:r>
+            <w:r>
+              <w:rPr>
+                <w:noProof/>
+                <w:webHidden/>
+              </w:rPr>
+            </w:r>
+            <w:r>
+              <w:rPr>
+                <w:noProof/>
+                <w:webHidden/>
               </w:rPr>
               <w:fldChar w:fldCharType="separate"/>
             </w:r>
             <w:r>
               <w:rPr>
-                <w:rFonts w:ascii="Arial" w:hAnsi="Arial"/>
-                <w:noProof/>
-                <w:webHidden/>
-                <w:sz w:val="24"/>
-              </w:rPr>
-              <w:t>27</w:t>
-            </w:r>
-            <w:r>
-              <w:rPr>
-                <w:rFonts w:ascii="Arial" w:hAnsi="Arial"/>
-                <w:noProof/>
-                <w:webHidden/>
-                <w:sz w:val="24"/>
+                <w:noProof/>
+                <w:webHidden/>
+              </w:rPr>
+              <w:t>28</w:t>
+            </w:r>
+            <w:r>
+              <w:rPr>
+                <w:noProof/>
+                <w:webHidden/>
               </w:rPr>
               <w:fldChar w:fldCharType="end"/>
             </w:r>
@@ -6308,7 +5622,7 @@
               <w:tab w:val="right" w:leader="dot" w:pos="9061"/>
             </w:tabs>
             <w:rPr>
-              <w:rFonts w:ascii="Arial" w:hAnsi="Arial" w:cstheme="minorBidi"/>
+              <w:rFonts w:cstheme="minorBidi"/>
               <w:noProof/>
               <w:kern w:val="2"/>
               <w:sz w:val="24"/>
@@ -6316,75 +5630,60 @@
               <w14:ligatures w14:val="standardContextual"/>
             </w:rPr>
           </w:pPr>
-          <w:hyperlink w:anchor="_Toc232082612" w:history="1">
+          <w:hyperlink w:anchor="_Toc232088889" w:history="1">
             <w:r>
               <w:rPr>
                 <w:rStyle w:val="Hyperlink"/>
                 <w:rFonts w:ascii="Arial" w:eastAsia="Arial" w:hAnsi="Arial"/>
                 <w:noProof/>
-                <w:sz w:val="24"/>
               </w:rPr>
               <w:t>5. CAPÍTULO DIAGRAMAS</w:t>
             </w:r>
             <w:r>
               <w:rPr>
-                <w:rFonts w:ascii="Arial" w:hAnsi="Arial"/>
-                <w:noProof/>
-                <w:webHidden/>
-                <w:sz w:val="24"/>
+                <w:noProof/>
+                <w:webHidden/>
               </w:rPr>
               <w:tab/>
             </w:r>
             <w:r>
               <w:rPr>
-                <w:rFonts w:ascii="Arial" w:hAnsi="Arial"/>
-                <w:noProof/>
-                <w:webHidden/>
-                <w:sz w:val="24"/>
+                <w:noProof/>
+                <w:webHidden/>
               </w:rPr>
               <w:fldChar w:fldCharType="begin"/>
             </w:r>
             <w:r>
               <w:rPr>
-                <w:rFonts w:ascii="Arial" w:hAnsi="Arial"/>
-                <w:noProof/>
-                <w:webHidden/>
-                <w:sz w:val="24"/>
-              </w:rPr>
-              <w:instrText xml:space="preserve"> PAGEREF _Toc232082612 \h </w:instrText>
-            </w:r>
-            <w:r>
-              <w:rPr>
-                <w:rFonts w:ascii="Arial" w:hAnsi="Arial"/>
-                <w:noProof/>
-                <w:webHidden/>
-                <w:sz w:val="24"/>
-              </w:rPr>
-            </w:r>
-            <w:r>
-              <w:rPr>
-                <w:rFonts w:ascii="Arial" w:hAnsi="Arial"/>
-                <w:noProof/>
-                <w:webHidden/>
-                <w:sz w:val="24"/>
+                <w:noProof/>
+                <w:webHidden/>
+              </w:rPr>
+              <w:instrText xml:space="preserve"> PAGEREF _Toc232088889 \h </w:instrText>
+            </w:r>
+            <w:r>
+              <w:rPr>
+                <w:noProof/>
+                <w:webHidden/>
+              </w:rPr>
+            </w:r>
+            <w:r>
+              <w:rPr>
+                <w:noProof/>
+                <w:webHidden/>
               </w:rPr>
               <w:fldChar w:fldCharType="separate"/>
             </w:r>
             <w:r>
               <w:rPr>
-                <w:rFonts w:ascii="Arial" w:hAnsi="Arial"/>
-                <w:noProof/>
-                <w:webHidden/>
-                <w:sz w:val="24"/>
-              </w:rPr>
-              <w:t>27</w:t>
-            </w:r>
-            <w:r>
-              <w:rPr>
-                <w:rFonts w:ascii="Arial" w:hAnsi="Arial"/>
-                <w:noProof/>
-                <w:webHidden/>
-                <w:sz w:val="24"/>
+                <w:noProof/>
+                <w:webHidden/>
+              </w:rPr>
+              <w:t>28</w:t>
+            </w:r>
+            <w:r>
+              <w:rPr>
+                <w:noProof/>
+                <w:webHidden/>
               </w:rPr>
               <w:fldChar w:fldCharType="end"/>
             </w:r>
@@ -6397,7 +5696,7 @@
               <w:tab w:val="right" w:leader="dot" w:pos="9061"/>
             </w:tabs>
             <w:rPr>
-              <w:rFonts w:ascii="Arial" w:hAnsi="Arial" w:cstheme="minorBidi"/>
+              <w:rFonts w:cstheme="minorBidi"/>
               <w:noProof/>
               <w:kern w:val="2"/>
               <w:sz w:val="24"/>
@@ -6405,75 +5704,60 @@
               <w14:ligatures w14:val="standardContextual"/>
             </w:rPr>
           </w:pPr>
-          <w:hyperlink w:anchor="_Toc232082613" w:history="1">
+          <w:hyperlink w:anchor="_Toc232088890" w:history="1">
             <w:r>
               <w:rPr>
                 <w:rStyle w:val="Hyperlink"/>
                 <w:rFonts w:ascii="Arial" w:hAnsi="Arial"/>
                 <w:noProof/>
-                <w:sz w:val="24"/>
               </w:rPr>
               <w:t>5.1 Diagrama eletrônico</w:t>
             </w:r>
             <w:r>
               <w:rPr>
-                <w:rFonts w:ascii="Arial" w:hAnsi="Arial"/>
-                <w:noProof/>
-                <w:webHidden/>
-                <w:sz w:val="24"/>
+                <w:noProof/>
+                <w:webHidden/>
               </w:rPr>
               <w:tab/>
             </w:r>
             <w:r>
               <w:rPr>
-                <w:rFonts w:ascii="Arial" w:hAnsi="Arial"/>
-                <w:noProof/>
-                <w:webHidden/>
-                <w:sz w:val="24"/>
+                <w:noProof/>
+                <w:webHidden/>
               </w:rPr>
               <w:fldChar w:fldCharType="begin"/>
             </w:r>
             <w:r>
               <w:rPr>
-                <w:rFonts w:ascii="Arial" w:hAnsi="Arial"/>
-                <w:noProof/>
-                <w:webHidden/>
-                <w:sz w:val="24"/>
-              </w:rPr>
-              <w:instrText xml:space="preserve"> PAGEREF _Toc232082613 \h </w:instrText>
-            </w:r>
-            <w:r>
-              <w:rPr>
-                <w:rFonts w:ascii="Arial" w:hAnsi="Arial"/>
-                <w:noProof/>
-                <w:webHidden/>
-                <w:sz w:val="24"/>
-              </w:rPr>
-            </w:r>
-            <w:r>
-              <w:rPr>
-                <w:rFonts w:ascii="Arial" w:hAnsi="Arial"/>
-                <w:noProof/>
-                <w:webHidden/>
-                <w:sz w:val="24"/>
+                <w:noProof/>
+                <w:webHidden/>
+              </w:rPr>
+              <w:instrText xml:space="preserve"> PAGEREF _Toc232088890 \h </w:instrText>
+            </w:r>
+            <w:r>
+              <w:rPr>
+                <w:noProof/>
+                <w:webHidden/>
+              </w:rPr>
+            </w:r>
+            <w:r>
+              <w:rPr>
+                <w:noProof/>
+                <w:webHidden/>
               </w:rPr>
               <w:fldChar w:fldCharType="separate"/>
             </w:r>
             <w:r>
               <w:rPr>
-                <w:rFonts w:ascii="Arial" w:hAnsi="Arial"/>
-                <w:noProof/>
-                <w:webHidden/>
-                <w:sz w:val="24"/>
-              </w:rPr>
-              <w:t>27</w:t>
-            </w:r>
-            <w:r>
-              <w:rPr>
-                <w:rFonts w:ascii="Arial" w:hAnsi="Arial"/>
-                <w:noProof/>
-                <w:webHidden/>
-                <w:sz w:val="24"/>
+                <w:noProof/>
+                <w:webHidden/>
+              </w:rPr>
+              <w:t>28</w:t>
+            </w:r>
+            <w:r>
+              <w:rPr>
+                <w:noProof/>
+                <w:webHidden/>
               </w:rPr>
               <w:fldChar w:fldCharType="end"/>
             </w:r>
@@ -6486,7 +5770,7 @@
               <w:tab w:val="right" w:leader="dot" w:pos="9061"/>
             </w:tabs>
             <w:rPr>
-              <w:rFonts w:ascii="Arial" w:hAnsi="Arial" w:cstheme="minorBidi"/>
+              <w:rFonts w:cstheme="minorBidi"/>
               <w:noProof/>
               <w:kern w:val="2"/>
               <w:sz w:val="24"/>
@@ -6494,75 +5778,60 @@
               <w14:ligatures w14:val="standardContextual"/>
             </w:rPr>
           </w:pPr>
-          <w:hyperlink w:anchor="_Toc232082614" w:history="1">
+          <w:hyperlink w:anchor="_Toc232088891" w:history="1">
             <w:r>
               <w:rPr>
                 <w:rStyle w:val="Hyperlink"/>
                 <w:rFonts w:ascii="Arial" w:hAnsi="Arial"/>
                 <w:noProof/>
-                <w:sz w:val="24"/>
               </w:rPr>
               <w:t>7. REFERÊNCIAS BIBLIOGRÁFICAS</w:t>
             </w:r>
             <w:r>
               <w:rPr>
-                <w:rFonts w:ascii="Arial" w:hAnsi="Arial"/>
-                <w:noProof/>
-                <w:webHidden/>
-                <w:sz w:val="24"/>
+                <w:noProof/>
+                <w:webHidden/>
               </w:rPr>
               <w:tab/>
             </w:r>
             <w:r>
               <w:rPr>
-                <w:rFonts w:ascii="Arial" w:hAnsi="Arial"/>
-                <w:noProof/>
-                <w:webHidden/>
-                <w:sz w:val="24"/>
+                <w:noProof/>
+                <w:webHidden/>
               </w:rPr>
               <w:fldChar w:fldCharType="begin"/>
             </w:r>
             <w:r>
               <w:rPr>
-                <w:rFonts w:ascii="Arial" w:hAnsi="Arial"/>
-                <w:noProof/>
-                <w:webHidden/>
-                <w:sz w:val="24"/>
-              </w:rPr>
-              <w:instrText xml:space="preserve"> PAGEREF _Toc232082614 \h </w:instrText>
-            </w:r>
-            <w:r>
-              <w:rPr>
-                <w:rFonts w:ascii="Arial" w:hAnsi="Arial"/>
-                <w:noProof/>
-                <w:webHidden/>
-                <w:sz w:val="24"/>
-              </w:rPr>
-            </w:r>
-            <w:r>
-              <w:rPr>
-                <w:rFonts w:ascii="Arial" w:hAnsi="Arial"/>
-                <w:noProof/>
-                <w:webHidden/>
-                <w:sz w:val="24"/>
+                <w:noProof/>
+                <w:webHidden/>
+              </w:rPr>
+              <w:instrText xml:space="preserve"> PAGEREF _Toc232088891 \h </w:instrText>
+            </w:r>
+            <w:r>
+              <w:rPr>
+                <w:noProof/>
+                <w:webHidden/>
+              </w:rPr>
+            </w:r>
+            <w:r>
+              <w:rPr>
+                <w:noProof/>
+                <w:webHidden/>
               </w:rPr>
               <w:fldChar w:fldCharType="separate"/>
             </w:r>
             <w:r>
               <w:rPr>
-                <w:rFonts w:ascii="Arial" w:hAnsi="Arial"/>
-                <w:noProof/>
-                <w:webHidden/>
-                <w:sz w:val="24"/>
-              </w:rPr>
-              <w:t>28</w:t>
-            </w:r>
-            <w:r>
-              <w:rPr>
-                <w:rFonts w:ascii="Arial" w:hAnsi="Arial"/>
-                <w:noProof/>
-                <w:webHidden/>
-                <w:sz w:val="24"/>
+                <w:noProof/>
+                <w:webHidden/>
+              </w:rPr>
+              <w:t>29</w:t>
+            </w:r>
+            <w:r>
+              <w:rPr>
+                <w:noProof/>
+                <w:webHidden/>
               </w:rPr>
               <w:fldChar w:fldCharType="end"/>
             </w:r>
@@ -6835,7 +6104,7 @@
           <w:sz w:val="24"/>
         </w:rPr>
       </w:pPr>
-      <w:bookmarkStart w:id="0" w:name="_Toc232082555"/>
+      <w:bookmarkStart w:id="0" w:name="_Toc232088832"/>
       <w:r>
         <w:rPr>
           <w:rFonts w:ascii="Arial" w:eastAsia="Arial" w:hAnsi="Arial"/>
@@ -6875,7 +6144,7 @@
           <w:sz w:val="24"/>
         </w:rPr>
       </w:pPr>
-      <w:bookmarkStart w:id="1" w:name="_Toc232082556"/>
+      <w:bookmarkStart w:id="1" w:name="_Toc232088833"/>
       <w:r>
         <w:rPr>
           <w:rFonts w:ascii="Arial" w:hAnsi="Arial" w:cs="Arial"/>
@@ -6932,7 +6201,7 @@
           <w:sz w:val="24"/>
         </w:rPr>
       </w:pPr>
-      <w:bookmarkStart w:id="2" w:name="_Toc232082557"/>
+      <w:bookmarkStart w:id="2" w:name="_Toc232088834"/>
       <w:r>
         <w:rPr>
           <w:rFonts w:ascii="Arial" w:hAnsi="Arial"/>
@@ -7035,13 +6304,12 @@
           <w:sz w:val="24"/>
         </w:rPr>
       </w:pPr>
-      <w:bookmarkStart w:id="3" w:name="_Toc232082558"/>
-      <w:r>
-        <w:rPr>
-          <w:rFonts w:ascii="Arial" w:hAnsi="Arial"/>
-          <w:sz w:val="24"/>
-        </w:rPr>
-        <w:lastRenderedPageBreak/>
+      <w:bookmarkStart w:id="3" w:name="_Toc232088835"/>
+      <w:r>
+        <w:rPr>
+          <w:rFonts w:ascii="Arial" w:hAnsi="Arial"/>
+          <w:sz w:val="24"/>
+        </w:rPr>
         <w:t xml:space="preserve">1.2 </w:t>
       </w:r>
       <w:r>
@@ -7125,7 +6393,7 @@
           <w:sz w:val="24"/>
         </w:rPr>
       </w:pPr>
-      <w:bookmarkStart w:id="4" w:name="_Toc232082559"/>
+      <w:bookmarkStart w:id="4" w:name="_Toc232088836"/>
       <w:r>
         <w:rPr>
           <w:rFonts w:ascii="Arial" w:hAnsi="Arial"/>
@@ -8040,7 +7308,7 @@
           <w:sz w:val="24"/>
         </w:rPr>
       </w:pPr>
-      <w:bookmarkStart w:id="5" w:name="_Toc232082560"/>
+      <w:bookmarkStart w:id="5" w:name="_Toc232088837"/>
       <w:r>
         <w:rPr>
           <w:rFonts w:ascii="Arial" w:hAnsi="Arial" w:cs="Arial"/>
@@ -8102,40 +7370,33 @@
           <w:rFonts w:ascii="Arial" w:hAnsi="Arial"/>
           <w:sz w:val="24"/>
         </w:rPr>
-        <w:t xml:space="preserve"> ele precisa identificar o fluxo de carros, controlar os semáforos automaticamente, evitar que as duas vias fiquem abertas ao </w:t>
-      </w:r>
+        <w:t xml:space="preserve"> ele precisa identificar o fluxo de carros, controlar os semáforos automaticamente, evitar que as duas vias fiquem abertas ao mesmo tempo, garantir segurança na troca de sinais e continuar funcionando mesmo se algum sensor falhar.</w:t>
+      </w:r>
+    </w:p>
+    <w:p>
+      <w:pPr>
+        <w:jc w:val="both"/>
+        <w:rPr>
+          <w:rFonts w:ascii="Arial" w:hAnsi="Arial"/>
+          <w:sz w:val="24"/>
+        </w:rPr>
+      </w:pPr>
+    </w:p>
+    <w:p>
+      <w:pPr>
+        <w:pStyle w:val="Ttulo3"/>
+        <w:rPr>
+          <w:rFonts w:ascii="Arial" w:hAnsi="Arial"/>
+          <w:sz w:val="24"/>
+        </w:rPr>
+      </w:pPr>
+      <w:bookmarkStart w:id="6" w:name="_Toc232088838"/>
       <w:r>
         <w:rPr>
           <w:rFonts w:ascii="Arial" w:hAnsi="Arial"/>
           <w:sz w:val="24"/>
         </w:rPr>
         <w:lastRenderedPageBreak/>
-        <w:t>mesmo tempo, garantir segurança na troca de sinais e continuar funcionando mesmo se algum sensor falhar.</w:t>
-      </w:r>
-    </w:p>
-    <w:p>
-      <w:pPr>
-        <w:jc w:val="both"/>
-        <w:rPr>
-          <w:rFonts w:ascii="Arial" w:hAnsi="Arial"/>
-          <w:sz w:val="24"/>
-        </w:rPr>
-      </w:pPr>
-    </w:p>
-    <w:p>
-      <w:pPr>
-        <w:pStyle w:val="Ttulo3"/>
-        <w:rPr>
-          <w:rFonts w:ascii="Arial" w:hAnsi="Arial"/>
-          <w:sz w:val="24"/>
-        </w:rPr>
-      </w:pPr>
-      <w:bookmarkStart w:id="6" w:name="_Toc232082561"/>
-      <w:r>
-        <w:rPr>
-          <w:rFonts w:ascii="Arial" w:hAnsi="Arial"/>
-          <w:sz w:val="24"/>
-        </w:rPr>
         <w:t xml:space="preserve">2.1 </w:t>
       </w:r>
       <w:r>
@@ -8706,7 +7967,7 @@
           <w:sz w:val="24"/>
         </w:rPr>
       </w:pPr>
-      <w:bookmarkStart w:id="7" w:name="_Toc232082562"/>
+      <w:bookmarkStart w:id="7" w:name="_Toc232088839"/>
       <w:r>
         <w:rPr>
           <w:rFonts w:ascii="Arial" w:hAnsi="Arial"/>
@@ -9042,7 +8303,6 @@
                 <w:rFonts w:ascii="Arial" w:hAnsi="Arial"/>
                 <w:sz w:val="24"/>
               </w:rPr>
-              <w:lastRenderedPageBreak/>
               <w:t>RNF05</w:t>
             </w:r>
           </w:p>
@@ -9100,12 +8360,13 @@
           <w:sz w:val="24"/>
         </w:rPr>
       </w:pPr>
-      <w:bookmarkStart w:id="8" w:name="_Toc232082563"/>
-      <w:r>
-        <w:rPr>
-          <w:rFonts w:ascii="Arial" w:hAnsi="Arial"/>
-          <w:sz w:val="24"/>
-        </w:rPr>
+      <w:bookmarkStart w:id="8" w:name="_Toc232088840"/>
+      <w:r>
+        <w:rPr>
+          <w:rFonts w:ascii="Arial" w:hAnsi="Arial"/>
+          <w:sz w:val="24"/>
+        </w:rPr>
+        <w:lastRenderedPageBreak/>
         <w:t>3.LISTA DE MAT</w:t>
       </w:r>
       <w:r>
@@ -9777,7 +9038,7 @@
           <w:sz w:val="24"/>
         </w:rPr>
       </w:pPr>
-      <w:bookmarkStart w:id="9" w:name="_Toc232082564"/>
+      <w:bookmarkStart w:id="9" w:name="_Toc232088841"/>
       <w:r>
         <w:rPr>
           <w:rFonts w:ascii="Arial" w:hAnsi="Arial"/>
@@ -9862,7 +9123,7 @@
           <w:sz w:val="24"/>
         </w:rPr>
       </w:pPr>
-      <w:bookmarkStart w:id="10" w:name="_Toc232082565"/>
+      <w:bookmarkStart w:id="10" w:name="_Toc232088842"/>
       <w:r>
         <w:rPr>
           <w:rFonts w:ascii="Arial" w:hAnsi="Arial"/>
@@ -9918,15 +9179,7 @@
           <w:rFonts w:ascii="Arial" w:hAnsi="Arial"/>
           <w:sz w:val="24"/>
         </w:rPr>
-        <w:t xml:space="preserve"> foi usado o sistema operacional Windows porque ele é o mais utilizado no mundo, o que facilita encontrar ajuda e ferramentas, além de ser compatível com o Arduino e outros programas usados no projeto, ter uma interface </w:t>
-      </w:r>
-      <w:r>
-        <w:rPr>
-          <w:rFonts w:ascii="Arial" w:hAnsi="Arial"/>
-          <w:sz w:val="24"/>
-        </w:rPr>
-        <w:lastRenderedPageBreak/>
-        <w:t>fácil de usar, ajudar no desenvolvimento mesmo para iniciantes e oferecer mais softwares e suporte em comparação com outros sistemas, tornando o trabalho mais prático e eficiente.</w:t>
+        <w:t xml:space="preserve"> foi usado o sistema operacional Windows porque ele é o mais utilizado no mundo, o que facilita encontrar ajuda e ferramentas, além de ser compatível com o Arduino e outros programas usados no projeto, ter uma interface fácil de usar, ajudar no desenvolvimento mesmo para iniciantes e oferecer mais softwares e suporte em comparação com outros sistemas, tornando o trabalho mais prático e eficiente.</w:t>
       </w:r>
     </w:p>
     <w:p>
@@ -9957,7 +9210,7 @@
           <w:sz w:val="24"/>
         </w:rPr>
       </w:pPr>
-      <w:bookmarkStart w:id="11" w:name="_Toc232082566"/>
+      <w:bookmarkStart w:id="11" w:name="_Toc232088843"/>
       <w:r>
         <w:rPr>
           <w:rFonts w:ascii="Arial" w:hAnsi="Arial"/>
@@ -10485,7 +9738,7 @@
           <w:sz w:val="24"/>
         </w:rPr>
       </w:pPr>
-      <w:bookmarkStart w:id="12" w:name="_Toc232082567"/>
+      <w:bookmarkStart w:id="12" w:name="_Toc232088844"/>
       <w:r>
         <w:rPr>
           <w:rFonts w:ascii="Arial" w:hAnsi="Arial"/>
@@ -10703,7 +9956,6 @@
           <w:rFonts w:ascii="Arial" w:hAnsi="Arial"/>
           <w:sz w:val="24"/>
         </w:rPr>
-        <w:lastRenderedPageBreak/>
         <w:t xml:space="preserve">└── </w:t>
       </w:r>
       <w:proofErr w:type="gramStart"/>
@@ -10778,6 +10030,7 @@
           <w:rFonts w:ascii="Arial" w:hAnsi="Arial"/>
           <w:sz w:val="24"/>
         </w:rPr>
+        <w:lastRenderedPageBreak/>
         <w:t>Nome do projeto:</w:t>
       </w:r>
     </w:p>
@@ -10899,7 +10152,7 @@
           <w:sz w:val="24"/>
         </w:rPr>
       </w:pPr>
-      <w:bookmarkStart w:id="13" w:name="_Toc232082568"/>
+      <w:bookmarkStart w:id="13" w:name="_Toc232088845"/>
       <w:r>
         <w:rPr>
           <w:rFonts w:ascii="Arial" w:hAnsi="Arial"/>
@@ -11035,7 +10288,7 @@
           <w:sz w:val="24"/>
         </w:rPr>
       </w:pPr>
-      <w:bookmarkStart w:id="14" w:name="_Toc232082569"/>
+      <w:bookmarkStart w:id="14" w:name="_Toc232088846"/>
       <w:r>
         <w:rPr>
           <w:rFonts w:ascii="Arial" w:hAnsi="Arial"/>
@@ -11069,7 +10322,7 @@
           <w:sz w:val="24"/>
         </w:rPr>
       </w:pPr>
-      <w:bookmarkStart w:id="15" w:name="_Toc232082570"/>
+      <w:bookmarkStart w:id="15" w:name="_Toc232088847"/>
       <w:r>
         <w:rPr>
           <w:rFonts w:ascii="Arial" w:hAnsi="Arial"/>
@@ -11098,7 +10351,7 @@
           <w:sz w:val="24"/>
         </w:rPr>
       </w:pPr>
-      <w:bookmarkStart w:id="16" w:name="_Toc232082571"/>
+      <w:bookmarkStart w:id="16" w:name="_Toc232088848"/>
       <w:r>
         <w:rPr>
           <w:rFonts w:ascii="Arial" w:hAnsi="Arial"/>
@@ -11120,29 +10373,22 @@
           <w:rFonts w:ascii="Arial" w:hAnsi="Arial"/>
           <w:sz w:val="24"/>
         </w:rPr>
-        <w:t xml:space="preserve">A segurança da informação é muito importante para proteger sistemas, programas, arquivos e dispositivos contra acessos indevidos, alterações não </w:t>
-      </w:r>
+        <w:t>A segurança da informação é muito importante para proteger sistemas, programas, arquivos e dispositivos contra acessos indevidos, alterações não autorizadas e falhas que possam comprometer seu funcionamento. Em projetos que utilizam sensores, computadores e comunicação em rede, a segurança deve ser considerada desde o início do desenvolvimento para evitar problemas futuros.</w:t>
+      </w:r>
+    </w:p>
+    <w:p>
+      <w:pPr>
+        <w:rPr>
+          <w:rFonts w:ascii="Arial" w:hAnsi="Arial"/>
+          <w:sz w:val="24"/>
+        </w:rPr>
+      </w:pPr>
       <w:r>
         <w:rPr>
           <w:rFonts w:ascii="Arial" w:hAnsi="Arial"/>
           <w:sz w:val="24"/>
         </w:rPr>
         <w:lastRenderedPageBreak/>
-        <w:t>autorizadas e falhas que possam comprometer seu funcionamento. Em projetos que utilizam sensores, computadores e comunicação em rede, a segurança deve ser considerada desde o início do desenvolvimento para evitar problemas futuros.</w:t>
-      </w:r>
-    </w:p>
-    <w:p>
-      <w:pPr>
-        <w:rPr>
-          <w:rFonts w:ascii="Arial" w:hAnsi="Arial"/>
-          <w:sz w:val="24"/>
-        </w:rPr>
-      </w:pPr>
-      <w:r>
-        <w:rPr>
-          <w:rFonts w:ascii="Arial" w:hAnsi="Arial"/>
-          <w:sz w:val="24"/>
-        </w:rPr>
         <w:t xml:space="preserve">No projeto </w:t>
       </w:r>
       <w:proofErr w:type="spellStart"/>
@@ -11186,7 +10432,7 @@
           <w:sz w:val="24"/>
         </w:rPr>
       </w:pPr>
-      <w:bookmarkStart w:id="17" w:name="_Toc232082572"/>
+      <w:bookmarkStart w:id="17" w:name="_Toc232088849"/>
       <w:r>
         <w:rPr>
           <w:rFonts w:ascii="Arial" w:hAnsi="Arial"/>
@@ -11282,7 +10528,7 @@
           <w:sz w:val="24"/>
         </w:rPr>
       </w:pPr>
-      <w:bookmarkStart w:id="18" w:name="_Toc232082573"/>
+      <w:bookmarkStart w:id="18" w:name="_Toc232088850"/>
       <w:r>
         <w:rPr>
           <w:rFonts w:ascii="Arial" w:hAnsi="Arial"/>
@@ -11362,7 +10608,7 @@
           <w:sz w:val="24"/>
         </w:rPr>
       </w:pPr>
-      <w:bookmarkStart w:id="19" w:name="_Toc232082574"/>
+      <w:bookmarkStart w:id="19" w:name="_Toc232088851"/>
       <w:r>
         <w:rPr>
           <w:rFonts w:ascii="Arial" w:hAnsi="Arial"/>
@@ -11411,7 +10657,7 @@
           <w:sz w:val="24"/>
         </w:rPr>
       </w:pPr>
-      <w:bookmarkStart w:id="20" w:name="_Toc232082575"/>
+      <w:bookmarkStart w:id="20" w:name="_Toc232088852"/>
       <w:r>
         <w:rPr>
           <w:rFonts w:ascii="Arial" w:hAnsi="Arial"/>
@@ -11673,7 +10919,7 @@
           <w:sz w:val="24"/>
         </w:rPr>
       </w:pPr>
-      <w:bookmarkStart w:id="21" w:name="_Toc232082576"/>
+      <w:bookmarkStart w:id="21" w:name="_Toc232088853"/>
       <w:r>
         <w:rPr>
           <w:rFonts w:ascii="Arial" w:hAnsi="Arial"/>
@@ -11875,7 +11121,7 @@
           <w:sz w:val="24"/>
         </w:rPr>
       </w:pPr>
-      <w:bookmarkStart w:id="22" w:name="_Toc232082577"/>
+      <w:bookmarkStart w:id="22" w:name="_Toc232088854"/>
       <w:r>
         <w:rPr>
           <w:rFonts w:ascii="Arial" w:hAnsi="Arial"/>
@@ -12062,7 +11308,7 @@
           <w:sz w:val="24"/>
         </w:rPr>
       </w:pPr>
-      <w:bookmarkStart w:id="23" w:name="_Toc232082578"/>
+      <w:bookmarkStart w:id="23" w:name="_Toc232088855"/>
       <w:r>
         <w:rPr>
           <w:rFonts w:ascii="Arial" w:hAnsi="Arial"/>
@@ -12264,7 +11510,7 @@
           <w:sz w:val="24"/>
         </w:rPr>
       </w:pPr>
-      <w:bookmarkStart w:id="24" w:name="_Toc232082579"/>
+      <w:bookmarkStart w:id="24" w:name="_Toc232088856"/>
       <w:r>
         <w:rPr>
           <w:rFonts w:ascii="Arial" w:hAnsi="Arial"/>
@@ -13247,7 +12493,7 @@
           <w:sz w:val="24"/>
         </w:rPr>
       </w:pPr>
-      <w:bookmarkStart w:id="25" w:name="_Toc232082580"/>
+      <w:bookmarkStart w:id="25" w:name="_Toc232088857"/>
       <w:r>
         <w:rPr>
           <w:rFonts w:ascii="Arial" w:hAnsi="Arial"/>
@@ -13276,7 +12522,7 @@
           <w:sz w:val="24"/>
         </w:rPr>
       </w:pPr>
-      <w:bookmarkStart w:id="26" w:name="_Toc232082581"/>
+      <w:bookmarkStart w:id="26" w:name="_Toc232088858"/>
       <w:r>
         <w:rPr>
           <w:rFonts w:ascii="Arial" w:hAnsi="Arial"/>
@@ -13441,7 +12687,7 @@
           <w:sz w:val="24"/>
         </w:rPr>
       </w:pPr>
-      <w:bookmarkStart w:id="27" w:name="_Toc232082582"/>
+      <w:bookmarkStart w:id="27" w:name="_Toc232088859"/>
       <w:r>
         <w:rPr>
           <w:rFonts w:ascii="Arial" w:hAnsi="Arial"/>
@@ -14169,7 +13415,7 @@
           <w:sz w:val="24"/>
         </w:rPr>
       </w:pPr>
-      <w:bookmarkStart w:id="28" w:name="_Toc232082583"/>
+      <w:bookmarkStart w:id="28" w:name="_Toc232088860"/>
       <w:r>
         <w:rPr>
           <w:rFonts w:ascii="Arial" w:hAnsi="Arial"/>
@@ -14249,7 +13495,7 @@
           <w:sz w:val="24"/>
         </w:rPr>
       </w:pPr>
-      <w:bookmarkStart w:id="29" w:name="_Toc232082584"/>
+      <w:bookmarkStart w:id="29" w:name="_Toc232088861"/>
       <w:r>
         <w:rPr>
           <w:rFonts w:ascii="Arial" w:hAnsi="Arial"/>
@@ -14329,7 +13575,7 @@
           <w:sz w:val="24"/>
         </w:rPr>
       </w:pPr>
-      <w:bookmarkStart w:id="30" w:name="_Toc232082585"/>
+      <w:bookmarkStart w:id="30" w:name="_Toc232088862"/>
       <w:r>
         <w:rPr>
           <w:rFonts w:ascii="Arial" w:hAnsi="Arial"/>
@@ -14462,7 +13708,7 @@
           <w:sz w:val="24"/>
         </w:rPr>
       </w:pPr>
-      <w:bookmarkStart w:id="31" w:name="_Toc232082586"/>
+      <w:bookmarkStart w:id="31" w:name="_Toc232088863"/>
       <w:r>
         <w:rPr>
           <w:rFonts w:ascii="Arial" w:hAnsi="Arial"/>
@@ -14504,7 +13750,7 @@
           <w:sz w:val="24"/>
         </w:rPr>
       </w:pPr>
-      <w:bookmarkStart w:id="32" w:name="_Toc232082587"/>
+      <w:bookmarkStart w:id="32" w:name="_Toc232088864"/>
       <w:r>
         <w:rPr>
           <w:rFonts w:ascii="Arial" w:eastAsia="Arial" w:hAnsi="Arial"/>
@@ -14608,7 +13854,7 @@
           <w:sz w:val="24"/>
         </w:rPr>
       </w:pPr>
-      <w:bookmarkStart w:id="33" w:name="_Toc232082588"/>
+      <w:bookmarkStart w:id="33" w:name="_Toc232088865"/>
       <w:r>
         <w:rPr>
           <w:rFonts w:ascii="Arial" w:hAnsi="Arial"/>
@@ -15502,7 +14748,7 @@
           <w:sz w:val="24"/>
         </w:rPr>
       </w:pPr>
-      <w:bookmarkStart w:id="34" w:name="_Toc232082589"/>
+      <w:bookmarkStart w:id="34" w:name="_Toc232088866"/>
       <w:r>
         <w:rPr>
           <w:rFonts w:ascii="Arial" w:hAnsi="Arial"/>
@@ -15544,7 +14790,7 @@
           <w:sz w:val="24"/>
         </w:rPr>
       </w:pPr>
-      <w:bookmarkStart w:id="35" w:name="_Toc232082590"/>
+      <w:bookmarkStart w:id="35" w:name="_Toc232088867"/>
       <w:r>
         <w:rPr>
           <w:rFonts w:ascii="Arial" w:hAnsi="Arial"/>
@@ -15594,7 +14840,7 @@
           <w:sz w:val="24"/>
         </w:rPr>
       </w:pPr>
-      <w:bookmarkStart w:id="36" w:name="_Toc232082591"/>
+      <w:bookmarkStart w:id="36" w:name="_Toc232088868"/>
       <w:r>
         <w:rPr>
           <w:rFonts w:ascii="Arial" w:hAnsi="Arial"/>
@@ -15636,7 +14882,7 @@
           <w:sz w:val="24"/>
         </w:rPr>
       </w:pPr>
-      <w:bookmarkStart w:id="37" w:name="_Toc232082592"/>
+      <w:bookmarkStart w:id="37" w:name="_Toc232088869"/>
       <w:r>
         <w:rPr>
           <w:rFonts w:ascii="Arial" w:hAnsi="Arial"/>
@@ -15678,7 +14924,7 @@
           <w:sz w:val="24"/>
         </w:rPr>
       </w:pPr>
-      <w:bookmarkStart w:id="38" w:name="_Toc232082593"/>
+      <w:bookmarkStart w:id="38" w:name="_Toc232088870"/>
       <w:r>
         <w:rPr>
           <w:rFonts w:ascii="Arial" w:hAnsi="Arial"/>
@@ -15720,7 +14966,7 @@
           <w:sz w:val="24"/>
         </w:rPr>
       </w:pPr>
-      <w:bookmarkStart w:id="39" w:name="_Toc232082594"/>
+      <w:bookmarkStart w:id="39" w:name="_Toc232088871"/>
       <w:r>
         <w:rPr>
           <w:rFonts w:ascii="Arial" w:hAnsi="Arial"/>
@@ -15762,7 +15008,7 @@
           <w:sz w:val="24"/>
         </w:rPr>
       </w:pPr>
-      <w:bookmarkStart w:id="40" w:name="_Toc232082595"/>
+      <w:bookmarkStart w:id="40" w:name="_Toc232088872"/>
       <w:r>
         <w:rPr>
           <w:rFonts w:ascii="Arial" w:hAnsi="Arial"/>
@@ -15812,7 +15058,7 @@
           <w:sz w:val="24"/>
         </w:rPr>
       </w:pPr>
-      <w:bookmarkStart w:id="41" w:name="_Toc232082596"/>
+      <w:bookmarkStart w:id="41" w:name="_Toc232088873"/>
       <w:r>
         <w:rPr>
           <w:rFonts w:ascii="Arial" w:hAnsi="Arial"/>
@@ -15854,7 +15100,7 @@
           <w:sz w:val="24"/>
         </w:rPr>
       </w:pPr>
-      <w:bookmarkStart w:id="42" w:name="_Toc232082597"/>
+      <w:bookmarkStart w:id="42" w:name="_Toc232088874"/>
       <w:r>
         <w:rPr>
           <w:rFonts w:ascii="Arial" w:hAnsi="Arial"/>
@@ -15896,7 +15142,7 @@
           <w:sz w:val="24"/>
         </w:rPr>
       </w:pPr>
-      <w:bookmarkStart w:id="43" w:name="_Toc232082598"/>
+      <w:bookmarkStart w:id="43" w:name="_Toc232088875"/>
       <w:r>
         <w:rPr>
           <w:rFonts w:ascii="Arial" w:hAnsi="Arial"/>
@@ -15938,7 +15184,7 @@
           <w:sz w:val="24"/>
         </w:rPr>
       </w:pPr>
-      <w:bookmarkStart w:id="44" w:name="_Toc232082599"/>
+      <w:bookmarkStart w:id="44" w:name="_Toc232088876"/>
       <w:r>
         <w:rPr>
           <w:rFonts w:ascii="Arial" w:hAnsi="Arial"/>
@@ -15979,7 +15225,7 @@
           <w:sz w:val="24"/>
         </w:rPr>
       </w:pPr>
-      <w:bookmarkStart w:id="45" w:name="_Toc232082600"/>
+      <w:bookmarkStart w:id="45" w:name="_Toc232088877"/>
       <w:r>
         <w:rPr>
           <w:rFonts w:ascii="Arial" w:hAnsi="Arial"/>
@@ -16077,7 +15323,7 @@
           <w:sz w:val="24"/>
         </w:rPr>
       </w:pPr>
-      <w:bookmarkStart w:id="46" w:name="_Toc232082601"/>
+      <w:bookmarkStart w:id="46" w:name="_Toc232088878"/>
       <w:r>
         <w:rPr>
           <w:rFonts w:ascii="Arial" w:hAnsi="Arial"/>
@@ -17348,7 +16594,7 @@
           <w:sz w:val="24"/>
         </w:rPr>
       </w:pPr>
-      <w:bookmarkStart w:id="47" w:name="_Toc232082602"/>
+      <w:bookmarkStart w:id="47" w:name="_Toc232088879"/>
       <w:r>
         <w:rPr>
           <w:rFonts w:ascii="Arial" w:eastAsia="Arial" w:hAnsi="Arial"/>
@@ -17460,7 +16706,7 @@
           <w:sz w:val="24"/>
         </w:rPr>
       </w:pPr>
-      <w:bookmarkStart w:id="48" w:name="_Toc232082603"/>
+      <w:bookmarkStart w:id="48" w:name="_Toc232088880"/>
       <w:r>
         <w:rPr>
           <w:rFonts w:ascii="Arial" w:eastAsia="Arial" w:hAnsi="Arial"/>
@@ -17585,7 +16831,7 @@
           <w:sz w:val="24"/>
         </w:rPr>
       </w:pPr>
-      <w:bookmarkStart w:id="49" w:name="_Toc232082604"/>
+      <w:bookmarkStart w:id="49" w:name="_Toc232088881"/>
       <w:r>
         <w:rPr>
           <w:rFonts w:ascii="Arial" w:eastAsia="Arial" w:hAnsi="Arial"/>
@@ -17611,7 +16857,7 @@
         </w:rPr>
         <w:br/>
       </w:r>
-      <w:bookmarkStart w:id="50" w:name="_Toc232082605"/>
+      <w:bookmarkStart w:id="50" w:name="_Toc232088882"/>
       <w:r>
         <w:rPr>
           <w:rFonts w:ascii="Arial" w:eastAsia="Arial" w:hAnsi="Arial"/>
@@ -17640,7 +16886,7 @@
           <w:szCs w:val="24"/>
         </w:rPr>
       </w:pPr>
-      <w:bookmarkStart w:id="51" w:name="_Toc232082606"/>
+      <w:bookmarkStart w:id="51" w:name="_Toc232088883"/>
       <w:r>
         <w:rPr>
           <w:rFonts w:ascii="Arial" w:hAnsi="Arial"/>
@@ -17736,7 +16982,7 @@
           <w:sz w:val="24"/>
         </w:rPr>
       </w:pPr>
-      <w:bookmarkStart w:id="52" w:name="_Toc232082607"/>
+      <w:bookmarkStart w:id="52" w:name="_Toc232088884"/>
       <w:r>
         <w:rPr>
           <w:rFonts w:ascii="Arial" w:hAnsi="Arial"/>
@@ -18357,7 +17603,21 @@
           <w:lang w:val="en-US"/>
         </w:rPr>
         <w:br/>
-        <w:t>  delay(2000);        </w:t>
+        <w:t>  delay(2000</w:t>
+      </w:r>
+      <w:proofErr w:type="gramStart"/>
+      <w:r>
+        <w:rPr>
+          <w:lang w:val="en-US"/>
+        </w:rPr>
+        <w:t>);   </w:t>
+      </w:r>
+      <w:proofErr w:type="gramEnd"/>
+      <w:r>
+        <w:rPr>
+          <w:lang w:val="en-US"/>
+        </w:rPr>
+        <w:t>     </w:t>
       </w:r>
       <w:r>
         <w:rPr>
@@ -18493,7 +17753,15 @@
       </w:r>
       <w:proofErr w:type="spellEnd"/>
       <w:r>
-        <w:t>(ledVerdeS2, LOW);               </w:t>
+        <w:t>(ledVerdeS2, LOW</w:t>
+      </w:r>
+      <w:proofErr w:type="gramStart"/>
+      <w:r>
+        <w:t>);   </w:t>
+      </w:r>
+      <w:proofErr w:type="gramEnd"/>
+      <w:r>
+        <w:t>            </w:t>
       </w:r>
       <w:r>
         <w:br/>
@@ -18516,7 +17784,7 @@
           <w:sz w:val="24"/>
         </w:rPr>
       </w:pPr>
-      <w:bookmarkStart w:id="53" w:name="_Toc232082608"/>
+      <w:bookmarkStart w:id="53" w:name="_Toc232088885"/>
       <w:r>
         <w:rPr>
           <w:rFonts w:ascii="Arial" w:hAnsi="Arial"/>
@@ -18626,7 +17894,7 @@
           <w:sz w:val="24"/>
         </w:rPr>
       </w:pPr>
-      <w:bookmarkStart w:id="54" w:name="_Toc232082609"/>
+      <w:bookmarkStart w:id="54" w:name="_Toc232088886"/>
       <w:r>
         <w:rPr>
           <w:rFonts w:ascii="Arial" w:hAnsi="Arial"/>
@@ -18644,7 +17912,7 @@
           <w:sz w:val="24"/>
         </w:rPr>
       </w:pPr>
-      <w:bookmarkStart w:id="55" w:name="_Toc232082610"/>
+      <w:bookmarkStart w:id="55" w:name="_Toc232088887"/>
       <w:r>
         <w:rPr>
           <w:rFonts w:ascii="Arial" w:hAnsi="Arial"/>
@@ -18977,7 +18245,7 @@
           <w:sz w:val="24"/>
         </w:rPr>
       </w:pPr>
-      <w:bookmarkStart w:id="56" w:name="_Toc232082611"/>
+      <w:bookmarkStart w:id="56" w:name="_Toc232088888"/>
       <w:r>
         <w:rPr>
           <w:rFonts w:ascii="Arial" w:hAnsi="Arial"/>
@@ -19311,7 +18579,7 @@
           <w:sz w:val="24"/>
         </w:rPr>
       </w:pPr>
-      <w:bookmarkStart w:id="57" w:name="_Toc232082612"/>
+      <w:bookmarkStart w:id="57" w:name="_Toc232088889"/>
       <w:r>
         <w:rPr>
           <w:rFonts w:ascii="Arial" w:eastAsia="Arial" w:hAnsi="Arial"/>
@@ -19339,7 +18607,7 @@
           <w:sz w:val="24"/>
         </w:rPr>
       </w:pPr>
-      <w:bookmarkStart w:id="58" w:name="_Toc232082613"/>
+      <w:bookmarkStart w:id="58" w:name="_Toc232088890"/>
       <w:r>
         <w:rPr>
           <w:rFonts w:ascii="Arial" w:hAnsi="Arial"/>
@@ -19467,6 +18735,7 @@
           <w:rFonts w:ascii="Arial" w:eastAsia="Arial" w:hAnsi="Arial" w:cs="Arial"/>
           <w:b/>
           <w:bCs/>
+          <w:noProof/>
           <w:sz w:val="24"/>
           <w:szCs w:val="24"/>
         </w:rPr>
@@ -19609,7 +18878,7 @@
           <w:sz w:val="24"/>
         </w:rPr>
       </w:pPr>
-      <w:bookmarkStart w:id="59" w:name="_Toc232082614"/>
+      <w:bookmarkStart w:id="59" w:name="_Toc232088891"/>
       <w:r>
         <w:rPr>
           <w:rFonts w:ascii="Arial" w:hAnsi="Arial"/>
@@ -19727,6 +18996,77 @@
         <w:t>. Acesso em: 11 jun. 2026.</w:t>
       </w:r>
     </w:p>
+    <w:p>
+      <w:pPr>
+        <w:ind w:firstLine="0"/>
+        <w:rPr>
+          <w:rFonts w:ascii="Arial" w:hAnsi="Arial"/>
+          <w:sz w:val="24"/>
+        </w:rPr>
+      </w:pPr>
+      <w:r>
+        <w:rPr>
+          <w:rFonts w:ascii="Arial" w:hAnsi="Arial"/>
+          <w:sz w:val="24"/>
+        </w:rPr>
+        <w:t xml:space="preserve">GitHub. Disponível em: </w:t>
+      </w:r>
+      <w:hyperlink r:id="rId13" w:tgtFrame="_new" w:history="1">
+        <w:r>
+          <w:rPr>
+            <w:rStyle w:val="Hyperlink"/>
+            <w:rFonts w:ascii="Arial" w:hAnsi="Arial"/>
+            <w:sz w:val="24"/>
+          </w:rPr>
+          <w:t>https://github.com/</w:t>
+        </w:r>
+      </w:hyperlink>
+      <w:r>
+        <w:rPr>
+          <w:rFonts w:ascii="Arial" w:hAnsi="Arial"/>
+          <w:sz w:val="24"/>
+        </w:rPr>
+        <w:t>. Acesso em: 11 jun. 2026.</w:t>
+      </w:r>
+    </w:p>
+    <w:p>
+      <w:pPr>
+        <w:ind w:firstLine="0"/>
+        <w:rPr>
+          <w:rFonts w:ascii="Arial" w:hAnsi="Arial"/>
+          <w:b/>
+          <w:bCs/>
+          <w:sz w:val="24"/>
+        </w:rPr>
+      </w:pPr>
+      <w:r>
+        <w:rPr>
+          <w:rFonts w:ascii="Arial" w:hAnsi="Arial"/>
+          <w:b/>
+          <w:bCs/>
+          <w:sz w:val="24"/>
+        </w:rPr>
+        <w:t>Link do GitHub</w:t>
+      </w:r>
+    </w:p>
+    <w:p>
+      <w:pPr>
+        <w:ind w:firstLine="0"/>
+        <w:rPr>
+          <w:rFonts w:ascii="Arial" w:hAnsi="Arial"/>
+          <w:sz w:val="24"/>
+        </w:rPr>
+      </w:pPr>
+      <w:r>
+        <w:rPr>
+          <w:rFonts w:ascii="Arial" w:hAnsi="Arial"/>
+          <w:i/>
+          <w:iCs/>
+          <w:sz w:val="24"/>
+        </w:rPr>
+        <w:t>https://github.com/pedrocavani-afk/semafaro-inteligente.git</w:t>
+      </w:r>
+    </w:p>
     <w:p/>
     <w:p>
       <w:pPr>
@@ -19763,8 +19103,8 @@
       </w:pPr>
     </w:p>
     <w:sectPr>
-      <w:headerReference w:type="default" r:id="rId13"/>
-      <w:footerReference w:type="default" r:id="rId14"/>
+      <w:headerReference w:type="default" r:id="rId14"/>
+      <w:footerReference w:type="default" r:id="rId15"/>
       <w:pgSz w:w="11906" w:h="16838"/>
       <w:pgMar w:top="1701" w:right="1134" w:bottom="1134" w:left="1701" w:header="709" w:footer="709" w:gutter="0"/>
       <w:cols w:space="708"/>
